--- a/QA_Testing_CoverLetterTemplate.docx
+++ b/QA_Testing_CoverLetterTemplate.docx
@@ -21,27 +21,15 @@
           <w:lang w:val="en-CA"/>
         </w:rPr>
       </w:pPr>
-      <w:proofErr w:type="gramStart"/>
-      <w:r>
-        <w:rPr>
-          <w:rFonts w:ascii="Calibri Light" w:eastAsia="Cambria" w:hAnsi="Calibri Light" w:cs="Calibri Light"/>
-          <w:bCs/>
-          <w:sz w:val="18"/>
-          <w:szCs w:val="18"/>
-          <w:lang w:val="en-CA"/>
-        </w:rPr>
-        <w:t>{{ t</w:t>
-      </w:r>
-      <w:proofErr w:type="gramEnd"/>
-      <w:r>
-        <w:rPr>
-          <w:rFonts w:ascii="Calibri Light" w:eastAsia="Cambria" w:hAnsi="Calibri Light" w:cs="Calibri Light"/>
-          <w:bCs/>
-          <w:sz w:val="18"/>
-          <w:szCs w:val="18"/>
-          <w:lang w:val="en-CA"/>
-        </w:rPr>
-        <w:t xml:space="preserve"> }}</w:t>
+      <w:r>
+        <w:rPr>
+          <w:rFonts w:ascii="Calibri Light" w:eastAsia="Cambria" w:hAnsi="Calibri Light" w:cs="Calibri Light"/>
+          <w:bCs/>
+          <w:sz w:val="18"/>
+          <w:szCs w:val="18"/>
+          <w:lang w:val="en-CA"/>
+        </w:rPr>
+        <w:t>{{ t }}</w:t>
       </w:r>
       <w:r>
         <w:rPr>
@@ -73,40 +61,16 @@
         </w:rPr>
         <w:br/>
       </w:r>
-      <w:proofErr w:type="gramStart"/>
-      <w:r>
-        <w:rPr>
-          <w:rFonts w:ascii="Calibri Light" w:eastAsia="Cambria" w:hAnsi="Calibri Light" w:cs="Calibri Light"/>
-          <w:bCs/>
-          <w:sz w:val="18"/>
-          <w:szCs w:val="18"/>
-          <w:lang w:val="en-CA"/>
-        </w:rPr>
-        <w:t xml:space="preserve">{{ </w:t>
-      </w:r>
-      <w:proofErr w:type="spellStart"/>
-      <w:r>
-        <w:rPr>
-          <w:rFonts w:ascii="Calibri Light" w:eastAsia="Cambria" w:hAnsi="Calibri Light" w:cs="Calibri Light"/>
-          <w:bCs/>
-          <w:sz w:val="18"/>
-          <w:szCs w:val="18"/>
-          <w:lang w:val="en-CA"/>
-        </w:rPr>
-        <w:t>company</w:t>
-      </w:r>
-      <w:proofErr w:type="gramEnd"/>
-      <w:r>
-        <w:rPr>
-          <w:rFonts w:ascii="Calibri Light" w:eastAsia="Cambria" w:hAnsi="Calibri Light" w:cs="Calibri Light"/>
-          <w:bCs/>
-          <w:sz w:val="18"/>
-          <w:szCs w:val="18"/>
-          <w:lang w:val="en-CA"/>
-        </w:rPr>
-        <w:t>_name</w:t>
-      </w:r>
-      <w:proofErr w:type="spellEnd"/>
+      <w:r>
+        <w:rPr>
+          <w:rFonts w:ascii="Calibri Light" w:eastAsia="Cambria" w:hAnsi="Calibri Light" w:cs="Calibri Light"/>
+          <w:bCs/>
+          <w:sz w:val="18"/>
+          <w:szCs w:val="18"/>
+          <w:lang w:val="en-CA"/>
+        </w:rPr>
+        <w:t>{{ company_name</w:t>
+      </w:r>
       <w:r>
         <w:rPr>
           <w:rFonts w:ascii="Calibri Light" w:eastAsia="Cambria" w:hAnsi="Calibri Light" w:cs="Calibri Light"/>
@@ -137,71 +101,15 @@
         </w:rPr>
         <w:br/>
       </w:r>
-      <w:proofErr w:type="gramStart"/>
-      <w:r>
-        <w:rPr>
-          <w:rFonts w:ascii="Calibri Light" w:eastAsia="Cambria" w:hAnsi="Calibri Light" w:cs="Calibri Light"/>
-          <w:bCs/>
-          <w:sz w:val="18"/>
-          <w:szCs w:val="18"/>
-          <w:lang w:val="en-CA"/>
-        </w:rPr>
-        <w:t xml:space="preserve">{{ </w:t>
-      </w:r>
-      <w:proofErr w:type="spellStart"/>
-      <w:r>
-        <w:rPr>
-          <w:rFonts w:ascii="Calibri Light" w:eastAsia="Cambria" w:hAnsi="Calibri Light" w:cs="Calibri Light"/>
-          <w:bCs/>
-          <w:sz w:val="18"/>
-          <w:szCs w:val="18"/>
-          <w:lang w:val="en-CA"/>
-        </w:rPr>
-        <w:t>company</w:t>
-      </w:r>
-      <w:proofErr w:type="gramEnd"/>
-      <w:r>
-        <w:rPr>
-          <w:rFonts w:ascii="Calibri Light" w:eastAsia="Cambria" w:hAnsi="Calibri Light" w:cs="Calibri Light"/>
-          <w:bCs/>
-          <w:sz w:val="18"/>
-          <w:szCs w:val="18"/>
-          <w:lang w:val="en-CA"/>
-        </w:rPr>
-        <w:t>_</w:t>
-      </w:r>
-      <w:proofErr w:type="gramStart"/>
-      <w:r>
-        <w:rPr>
-          <w:rFonts w:ascii="Calibri Light" w:eastAsia="Cambria" w:hAnsi="Calibri Light" w:cs="Calibri Light"/>
-          <w:bCs/>
-          <w:sz w:val="18"/>
-          <w:szCs w:val="18"/>
-          <w:lang w:val="en-CA"/>
-        </w:rPr>
-        <w:t>address</w:t>
-      </w:r>
-      <w:proofErr w:type="spellEnd"/>
-      <w:r>
-        <w:rPr>
-          <w:rFonts w:ascii="Calibri Light" w:eastAsia="Cambria" w:hAnsi="Calibri Light" w:cs="Calibri Light"/>
-          <w:bCs/>
-          <w:sz w:val="18"/>
-          <w:szCs w:val="18"/>
-          <w:lang w:val="en-CA"/>
-        </w:rPr>
-        <w:t xml:space="preserve"> }</w:t>
-      </w:r>
-      <w:proofErr w:type="gramEnd"/>
-      <w:r>
-        <w:rPr>
-          <w:rFonts w:ascii="Calibri Light" w:eastAsia="Cambria" w:hAnsi="Calibri Light" w:cs="Calibri Light"/>
-          <w:bCs/>
-          <w:sz w:val="18"/>
-          <w:szCs w:val="18"/>
-          <w:lang w:val="en-CA"/>
-        </w:rPr>
-        <w:t>}</w:t>
+      <w:r>
+        <w:rPr>
+          <w:rFonts w:ascii="Calibri Light" w:eastAsia="Cambria" w:hAnsi="Calibri Light" w:cs="Calibri Light"/>
+          <w:bCs/>
+          <w:sz w:val="18"/>
+          <w:szCs w:val="18"/>
+          <w:lang w:val="en-CA"/>
+        </w:rPr>
+        <w:t>{{ company_address }}</w:t>
       </w:r>
       <w:r>
         <w:rPr>
@@ -223,115 +131,15 @@
         </w:rPr>
         <w:br/>
       </w:r>
-      <w:proofErr w:type="gramStart"/>
-      <w:r>
-        <w:rPr>
-          <w:rFonts w:ascii="Calibri Light" w:eastAsia="Cambria" w:hAnsi="Calibri Light" w:cs="Calibri Light"/>
-          <w:bCs/>
-          <w:sz w:val="18"/>
-          <w:szCs w:val="18"/>
-          <w:lang w:val="en-CA"/>
-        </w:rPr>
-        <w:t xml:space="preserve">{{ </w:t>
-      </w:r>
-      <w:proofErr w:type="spellStart"/>
-      <w:r>
-        <w:rPr>
-          <w:rFonts w:ascii="Calibri Light" w:eastAsia="Cambria" w:hAnsi="Calibri Light" w:cs="Calibri Light"/>
-          <w:bCs/>
-          <w:sz w:val="18"/>
-          <w:szCs w:val="18"/>
-          <w:lang w:val="en-CA"/>
-        </w:rPr>
-        <w:t>company</w:t>
-      </w:r>
-      <w:proofErr w:type="gramEnd"/>
-      <w:r>
-        <w:rPr>
-          <w:rFonts w:ascii="Calibri Light" w:eastAsia="Cambria" w:hAnsi="Calibri Light" w:cs="Calibri Light"/>
-          <w:bCs/>
-          <w:sz w:val="18"/>
-          <w:szCs w:val="18"/>
-          <w:lang w:val="en-CA"/>
-        </w:rPr>
-        <w:t>_</w:t>
-      </w:r>
-      <w:proofErr w:type="gramStart"/>
-      <w:r>
-        <w:rPr>
-          <w:rFonts w:ascii="Calibri Light" w:eastAsia="Cambria" w:hAnsi="Calibri Light" w:cs="Calibri Light"/>
-          <w:bCs/>
-          <w:sz w:val="18"/>
-          <w:szCs w:val="18"/>
-          <w:lang w:val="en-CA"/>
-        </w:rPr>
-        <w:t>city</w:t>
-      </w:r>
-      <w:proofErr w:type="spellEnd"/>
-      <w:r>
-        <w:rPr>
-          <w:rFonts w:ascii="Calibri Light" w:eastAsia="Cambria" w:hAnsi="Calibri Light" w:cs="Calibri Light"/>
-          <w:bCs/>
-          <w:sz w:val="18"/>
-          <w:szCs w:val="18"/>
-          <w:lang w:val="en-CA"/>
-        </w:rPr>
-        <w:t xml:space="preserve"> }</w:t>
-      </w:r>
-      <w:proofErr w:type="gramEnd"/>
-      <w:r>
-        <w:rPr>
-          <w:rFonts w:ascii="Calibri Light" w:eastAsia="Cambria" w:hAnsi="Calibri Light" w:cs="Calibri Light"/>
-          <w:bCs/>
-          <w:sz w:val="18"/>
-          <w:szCs w:val="18"/>
-          <w:lang w:val="en-CA"/>
-        </w:rPr>
-        <w:t xml:space="preserve">}, </w:t>
-      </w:r>
-      <w:proofErr w:type="gramStart"/>
-      <w:r>
-        <w:rPr>
-          <w:rFonts w:ascii="Calibri Light" w:eastAsia="Cambria" w:hAnsi="Calibri Light" w:cs="Calibri Light"/>
-          <w:bCs/>
-          <w:sz w:val="18"/>
-          <w:szCs w:val="18"/>
-          <w:lang w:val="en-CA"/>
-        </w:rPr>
-        <w:t xml:space="preserve">{{ </w:t>
-      </w:r>
-      <w:proofErr w:type="spellStart"/>
-      <w:r>
-        <w:rPr>
-          <w:rFonts w:ascii="Calibri Light" w:eastAsia="Cambria" w:hAnsi="Calibri Light" w:cs="Calibri Light"/>
-          <w:bCs/>
-          <w:sz w:val="18"/>
-          <w:szCs w:val="18"/>
-          <w:lang w:val="en-CA"/>
-        </w:rPr>
-        <w:t>company</w:t>
-      </w:r>
-      <w:proofErr w:type="gramEnd"/>
-      <w:r>
-        <w:rPr>
-          <w:rFonts w:ascii="Calibri Light" w:eastAsia="Cambria" w:hAnsi="Calibri Light" w:cs="Calibri Light"/>
-          <w:bCs/>
-          <w:sz w:val="18"/>
-          <w:szCs w:val="18"/>
-          <w:lang w:val="en-CA"/>
-        </w:rPr>
-        <w:t>_province</w:t>
-      </w:r>
-      <w:proofErr w:type="spellEnd"/>
-      <w:r>
-        <w:rPr>
-          <w:rFonts w:ascii="Calibri Light" w:eastAsia="Cambria" w:hAnsi="Calibri Light" w:cs="Calibri Light"/>
-          <w:bCs/>
-          <w:sz w:val="18"/>
-          <w:szCs w:val="18"/>
-          <w:lang w:val="en-CA"/>
-        </w:rPr>
-        <w:t xml:space="preserve"> }}</w:t>
+      <w:r>
+        <w:rPr>
+          <w:rFonts w:ascii="Calibri Light" w:eastAsia="Cambria" w:hAnsi="Calibri Light" w:cs="Calibri Light"/>
+          <w:bCs/>
+          <w:sz w:val="18"/>
+          <w:szCs w:val="18"/>
+          <w:lang w:val="en-CA"/>
+        </w:rPr>
+        <w:t>{{ company_city }}, {{ company_province }}</w:t>
       </w:r>
       <w:r>
         <w:rPr>
@@ -343,49 +151,15 @@
         </w:rPr>
         <w:br/>
       </w:r>
-      <w:proofErr w:type="gramStart"/>
-      <w:r>
-        <w:rPr>
-          <w:rFonts w:ascii="Calibri Light" w:eastAsia="Cambria" w:hAnsi="Calibri Light" w:cs="Calibri Light"/>
-          <w:bCs/>
-          <w:sz w:val="18"/>
-          <w:szCs w:val="18"/>
-          <w:lang w:val="en-CA"/>
-        </w:rPr>
-        <w:t xml:space="preserve">{{ </w:t>
-      </w:r>
-      <w:proofErr w:type="spellStart"/>
-      <w:r>
-        <w:rPr>
-          <w:rFonts w:ascii="Calibri Light" w:eastAsia="Cambria" w:hAnsi="Calibri Light" w:cs="Calibri Light"/>
-          <w:bCs/>
-          <w:sz w:val="18"/>
-          <w:szCs w:val="18"/>
-          <w:lang w:val="en-CA"/>
-        </w:rPr>
-        <w:t>company</w:t>
-      </w:r>
-      <w:proofErr w:type="gramEnd"/>
-      <w:r>
-        <w:rPr>
-          <w:rFonts w:ascii="Calibri Light" w:eastAsia="Cambria" w:hAnsi="Calibri Light" w:cs="Calibri Light"/>
-          <w:bCs/>
-          <w:sz w:val="18"/>
-          <w:szCs w:val="18"/>
-          <w:lang w:val="en-CA"/>
-        </w:rPr>
-        <w:t>_postal</w:t>
-      </w:r>
-      <w:proofErr w:type="spellEnd"/>
-      <w:r>
-        <w:rPr>
-          <w:rFonts w:ascii="Calibri Light" w:eastAsia="Cambria" w:hAnsi="Calibri Light" w:cs="Calibri Light"/>
-          <w:bCs/>
-          <w:sz w:val="18"/>
-          <w:szCs w:val="18"/>
-          <w:lang w:val="en-CA"/>
-        </w:rPr>
-        <w:t xml:space="preserve"> }}</w:t>
+      <w:r>
+        <w:rPr>
+          <w:rFonts w:ascii="Calibri Light" w:eastAsia="Cambria" w:hAnsi="Calibri Light" w:cs="Calibri Light"/>
+          <w:bCs/>
+          <w:sz w:val="18"/>
+          <w:szCs w:val="18"/>
+          <w:lang w:val="en-CA"/>
+        </w:rPr>
+        <w:t>{{ company_postal }}</w:t>
       </w:r>
       <w:r>
         <w:rPr>
@@ -415,7 +189,27 @@
           <w:szCs w:val="18"/>
           <w:lang w:val="en-CA"/>
         </w:rPr>
-        <w:t>Dear Hiring Manager,</w:t>
+        <w:t xml:space="preserve">Dear </w:t>
+      </w:r>
+      <w:r>
+        <w:rPr>
+          <w:rFonts w:ascii="Calibri Light" w:eastAsia="Cambria" w:hAnsi="Calibri Light" w:cs="Calibri Light"/>
+          <w:bCs/>
+          <w:sz w:val="18"/>
+          <w:szCs w:val="18"/>
+          <w:lang w:val="en-CA"/>
+        </w:rPr>
+        <w:t>{{ letter_addressee }}</w:t>
+      </w:r>
+      <w:r>
+        <w:rPr>
+          <w:rFonts w:ascii="Calibri Light" w:eastAsia="Cambria" w:hAnsi="Calibri Light" w:cs="Calibri Light"/>
+          <w:bCs/>
+          <w:sz w:val="18"/>
+          <w:szCs w:val="18"/>
+          <w:lang w:val="en-CA"/>
+        </w:rPr>
+        <w:t>,</w:t>
       </w:r>
     </w:p>
     <w:p>
@@ -487,18 +281,7 @@
           <w:szCs w:val="18"/>
           <w:lang w:val="en-CA"/>
         </w:rPr>
-        <w:t xml:space="preserve">{{ </w:t>
-      </w:r>
-      <w:proofErr w:type="spellStart"/>
-      <w:r>
-        <w:rPr>
-          <w:rFonts w:ascii="Calibri Light" w:eastAsia="Cambria" w:hAnsi="Calibri Light" w:cs="Calibri Light"/>
-          <w:bCs/>
-          <w:sz w:val="18"/>
-          <w:szCs w:val="18"/>
-          <w:lang w:val="en-CA"/>
-        </w:rPr>
-        <w:t>position</w:t>
+        <w:t>{{ position</w:t>
       </w:r>
       <w:proofErr w:type="gramEnd"/>
       <w:r>
@@ -520,18 +303,7 @@
           <w:szCs w:val="18"/>
           <w:lang w:val="en-CA"/>
         </w:rPr>
-        <w:t>name</w:t>
-      </w:r>
-      <w:proofErr w:type="spellEnd"/>
-      <w:r>
-        <w:rPr>
-          <w:rFonts w:ascii="Calibri Light" w:eastAsia="Cambria" w:hAnsi="Calibri Light" w:cs="Calibri Light"/>
-          <w:bCs/>
-          <w:sz w:val="18"/>
-          <w:szCs w:val="18"/>
-          <w:lang w:val="en-CA"/>
-        </w:rPr>
-        <w:t xml:space="preserve"> }</w:t>
+        <w:t>name }</w:t>
       </w:r>
       <w:proofErr w:type="gramEnd"/>
       <w:r>
@@ -573,18 +345,7 @@
           <w:szCs w:val="18"/>
           <w:lang w:val="en-CA"/>
         </w:rPr>
-        <w:t xml:space="preserve">{{ </w:t>
-      </w:r>
-      <w:proofErr w:type="spellStart"/>
-      <w:r>
-        <w:rPr>
-          <w:rFonts w:ascii="Calibri Light" w:eastAsia="Cambria" w:hAnsi="Calibri Light" w:cs="Calibri Light"/>
-          <w:bCs/>
-          <w:sz w:val="18"/>
-          <w:szCs w:val="18"/>
-          <w:lang w:val="en-CA"/>
-        </w:rPr>
-        <w:t>company</w:t>
+        <w:t>{{ company</w:t>
       </w:r>
       <w:proofErr w:type="gramEnd"/>
       <w:r>
@@ -606,18 +367,7 @@
           <w:szCs w:val="18"/>
           <w:lang w:val="en-CA"/>
         </w:rPr>
-        <w:t>name</w:t>
-      </w:r>
-      <w:proofErr w:type="spellEnd"/>
-      <w:r>
-        <w:rPr>
-          <w:rFonts w:ascii="Calibri Light" w:eastAsia="Cambria" w:hAnsi="Calibri Light" w:cs="Calibri Light"/>
-          <w:bCs/>
-          <w:sz w:val="18"/>
-          <w:szCs w:val="18"/>
-          <w:lang w:val="en-CA"/>
-        </w:rPr>
-        <w:t xml:space="preserve"> }</w:t>
+        <w:t>name }</w:t>
       </w:r>
       <w:proofErr w:type="gramEnd"/>
       <w:r>
@@ -709,18 +459,7 @@
           <w:szCs w:val="18"/>
           <w:lang w:val="en-CA"/>
         </w:rPr>
-        <w:t xml:space="preserve">{{ </w:t>
-      </w:r>
-      <w:proofErr w:type="spellStart"/>
-      <w:r>
-        <w:rPr>
-          <w:rFonts w:ascii="Calibri Light" w:eastAsia="Cambria" w:hAnsi="Calibri Light" w:cs="Calibri Light"/>
-          <w:bCs/>
-          <w:sz w:val="18"/>
-          <w:szCs w:val="18"/>
-          <w:lang w:val="en-CA"/>
-        </w:rPr>
-        <w:t>company</w:t>
+        <w:t>{{ company</w:t>
       </w:r>
       <w:proofErr w:type="gramEnd"/>
       <w:r>
@@ -742,18 +481,7 @@
           <w:szCs w:val="18"/>
           <w:lang w:val="en-CA"/>
         </w:rPr>
-        <w:t>name</w:t>
-      </w:r>
-      <w:proofErr w:type="spellEnd"/>
-      <w:r>
-        <w:rPr>
-          <w:rFonts w:ascii="Calibri Light" w:eastAsia="Cambria" w:hAnsi="Calibri Light" w:cs="Calibri Light"/>
-          <w:bCs/>
-          <w:sz w:val="18"/>
-          <w:szCs w:val="18"/>
-          <w:lang w:val="en-CA"/>
-        </w:rPr>
-        <w:t xml:space="preserve"> }}</w:t>
+        <w:t>name }}</w:t>
       </w:r>
       <w:r>
         <w:rPr>
@@ -805,18 +533,7 @@
           <w:szCs w:val="18"/>
           <w:lang w:val="en-CA"/>
         </w:rPr>
-        <w:t xml:space="preserve">{{ </w:t>
-      </w:r>
-      <w:proofErr w:type="spellStart"/>
-      <w:r>
-        <w:rPr>
-          <w:rFonts w:ascii="Calibri Light" w:eastAsia="Cambria" w:hAnsi="Calibri Light" w:cs="Calibri Light"/>
-          <w:bCs/>
-          <w:sz w:val="18"/>
-          <w:szCs w:val="18"/>
-          <w:lang w:val="en-CA"/>
-        </w:rPr>
-        <w:t>mission</w:t>
+        <w:t>{{ mission</w:t>
       </w:r>
       <w:proofErr w:type="gramEnd"/>
       <w:r>
@@ -838,18 +555,7 @@
           <w:szCs w:val="18"/>
           <w:lang w:val="en-CA"/>
         </w:rPr>
-        <w:t>statement</w:t>
-      </w:r>
-      <w:proofErr w:type="spellEnd"/>
-      <w:r>
-        <w:rPr>
-          <w:rFonts w:ascii="Calibri Light" w:eastAsia="Cambria" w:hAnsi="Calibri Light" w:cs="Calibri Light"/>
-          <w:bCs/>
-          <w:sz w:val="18"/>
-          <w:szCs w:val="18"/>
-          <w:lang w:val="en-CA"/>
-        </w:rPr>
-        <w:t xml:space="preserve"> }</w:t>
+        <w:t>statement }</w:t>
       </w:r>
       <w:proofErr w:type="gramEnd"/>
       <w:r>
@@ -1037,43 +743,7 @@
           <w:sz w:val="18"/>
           <w:szCs w:val="18"/>
         </w:rPr>
-        <w:t xml:space="preserve"> prototyping practical solutions that aligned with our project goals. For example, during BCS Hacks 2025, my team and I engineered </w:t>
-      </w:r>
-      <w:proofErr w:type="spellStart"/>
-      <w:r>
-        <w:rPr>
-          <w:rFonts w:ascii="Calibri Light" w:hAnsi="Calibri Light" w:cs="Calibri Light"/>
-          <w:sz w:val="18"/>
-          <w:szCs w:val="18"/>
-        </w:rPr>
-        <w:t>PantryPal</w:t>
-      </w:r>
-      <w:proofErr w:type="spellEnd"/>
-      <w:r>
-        <w:rPr>
-          <w:rFonts w:ascii="Calibri Light" w:hAnsi="Calibri Light" w:cs="Calibri Light"/>
-          <w:sz w:val="18"/>
-          <w:szCs w:val="18"/>
-        </w:rPr>
-        <w:t xml:space="preserve">, an AI-powered recipe generator. We identified a clear real-world problem of high food wastage, and aimed to develop a full-stack web application that could help users save money on unnecessary ingredients, and utilize existing ingredients already made available in their virtual pantry. I contributed to designing </w:t>
-      </w:r>
-      <w:proofErr w:type="spellStart"/>
-      <w:r>
-        <w:rPr>
-          <w:rFonts w:ascii="Calibri Light" w:hAnsi="Calibri Light" w:cs="Calibri Light"/>
-          <w:sz w:val="18"/>
-          <w:szCs w:val="18"/>
-        </w:rPr>
-        <w:t>PantryPal’s</w:t>
-      </w:r>
-      <w:proofErr w:type="spellEnd"/>
-      <w:r>
-        <w:rPr>
-          <w:rFonts w:ascii="Calibri Light" w:hAnsi="Calibri Light" w:cs="Calibri Light"/>
-          <w:sz w:val="18"/>
-          <w:szCs w:val="18"/>
-        </w:rPr>
-        <w:t xml:space="preserve"> </w:t>
+        <w:t xml:space="preserve"> prototyping practical solutions that aligned with our project goals. For example, during BCS Hacks 2025, my team and I engineered PantryPal, an AI-powered recipe generator. We identified a clear real-world problem of high food wastage, and aimed to develop a full-stack web application that could help users save money on unnecessary ingredients, and utilize existing ingredients already made available in their virtual pantry. I contributed to designing PantryPal’s </w:t>
       </w:r>
       <w:r>
         <w:rPr>
@@ -1131,25 +801,7 @@
           <w:sz w:val="18"/>
           <w:szCs w:val="18"/>
         </w:rPr>
-        <w:t xml:space="preserve">the </w:t>
-      </w:r>
-      <w:proofErr w:type="spellStart"/>
-      <w:r>
-        <w:rPr>
-          <w:rFonts w:ascii="Calibri Light" w:hAnsi="Calibri Light" w:cs="Calibri Light"/>
-          <w:sz w:val="18"/>
-          <w:szCs w:val="18"/>
-        </w:rPr>
-        <w:t>Groq</w:t>
-      </w:r>
-      <w:proofErr w:type="spellEnd"/>
-      <w:r>
-        <w:rPr>
-          <w:rFonts w:ascii="Calibri Light" w:hAnsi="Calibri Light" w:cs="Calibri Light"/>
-          <w:sz w:val="18"/>
-          <w:szCs w:val="18"/>
-        </w:rPr>
-        <w:t xml:space="preserve"> AI</w:t>
+        <w:t>the Groq AI</w:t>
       </w:r>
       <w:r>
         <w:rPr>
@@ -1173,25 +825,7 @@
           <w:sz w:val="18"/>
           <w:szCs w:val="18"/>
         </w:rPr>
-        <w:t xml:space="preserve">, especially through </w:t>
-      </w:r>
-      <w:proofErr w:type="spellStart"/>
-      <w:r>
-        <w:rPr>
-          <w:rFonts w:ascii="Calibri Light" w:hAnsi="Calibri Light" w:cs="Calibri Light"/>
-          <w:sz w:val="18"/>
-          <w:szCs w:val="18"/>
-        </w:rPr>
-        <w:t>DailySips</w:t>
-      </w:r>
-      <w:proofErr w:type="spellEnd"/>
-      <w:r>
-        <w:rPr>
-          <w:rFonts w:ascii="Calibri Light" w:hAnsi="Calibri Light" w:cs="Calibri Light"/>
-          <w:sz w:val="18"/>
-          <w:szCs w:val="18"/>
-        </w:rPr>
-        <w:t xml:space="preserve">, a Java-based desktop application that aims to improve user self-awareness over their daily caloric, caffeine and sugar consumption for beverages. </w:t>
+        <w:t xml:space="preserve">, especially through DailySips, a Java-based desktop application that aims to improve user self-awareness over their daily caloric, caffeine and sugar consumption for beverages. </w:t>
       </w:r>
       <w:r>
         <w:rPr>
@@ -1247,25 +881,7 @@
           <w:sz w:val="18"/>
           <w:szCs w:val="18"/>
         </w:rPr>
-        <w:t xml:space="preserve"> implemented JSON-based data persistence and wrote rigorous JUnit tests using JUnit Jupiter to validate application </w:t>
-      </w:r>
-      <w:proofErr w:type="spellStart"/>
-      <w:r>
-        <w:rPr>
-          <w:rFonts w:ascii="Calibri Light" w:hAnsi="Calibri Light" w:cs="Calibri Light"/>
-          <w:sz w:val="18"/>
-          <w:szCs w:val="18"/>
-        </w:rPr>
-        <w:t>behaviour</w:t>
-      </w:r>
-      <w:proofErr w:type="spellEnd"/>
-      <w:r>
-        <w:rPr>
-          <w:rFonts w:ascii="Calibri Light" w:hAnsi="Calibri Light" w:cs="Calibri Light"/>
-          <w:sz w:val="18"/>
-          <w:szCs w:val="18"/>
-        </w:rPr>
-        <w:t xml:space="preserve"> and improve code robustness. I also created a UML diagram to outline class interactions for my graphical user interface, clearly identifying areas that could be refactored for improved clarity and readability. This not only sharpened my technical and analytical </w:t>
+        <w:t xml:space="preserve"> implemented JSON-based data persistence and wrote rigorous JUnit tests using JUnit Jupiter to validate application behaviour and improve code robustness. I also created a UML diagram to outline class interactions for my graphical user interface, clearly identifying areas that could be refactored for improved clarity and readability. This not only sharpened my technical and analytical </w:t>
       </w:r>
       <w:proofErr w:type="gramStart"/>
       <w:r>
@@ -1568,16 +1184,7 @@
           <w:sz w:val="18"/>
           <w:szCs w:val="18"/>
         </w:rPr>
-        <w:t xml:space="preserve">{{ </w:t>
-      </w:r>
-      <w:proofErr w:type="spellStart"/>
-      <w:r>
-        <w:rPr>
-          <w:rFonts w:ascii="Calibri Light" w:hAnsi="Calibri Light" w:cs="Calibri Light"/>
-          <w:sz w:val="18"/>
-          <w:szCs w:val="18"/>
-        </w:rPr>
-        <w:t>company</w:t>
+        <w:t>{{ company</w:t>
       </w:r>
       <w:proofErr w:type="gramEnd"/>
       <w:r>
@@ -1595,16 +1202,7 @@
           <w:sz w:val="18"/>
           <w:szCs w:val="18"/>
         </w:rPr>
-        <w:t>name</w:t>
-      </w:r>
-      <w:proofErr w:type="spellEnd"/>
-      <w:r>
-        <w:rPr>
-          <w:rFonts w:ascii="Calibri Light" w:hAnsi="Calibri Light" w:cs="Calibri Light"/>
-          <w:sz w:val="18"/>
-          <w:szCs w:val="18"/>
-        </w:rPr>
-        <w:t xml:space="preserve"> }}</w:t>
+        <w:t>name }}</w:t>
       </w:r>
       <w:r>
         <w:rPr>

--- a/QA_Testing_CoverLetterTemplate.docx
+++ b/QA_Testing_CoverLetterTemplate.docx
@@ -29,17 +29,7 @@
           <w:szCs w:val="18"/>
           <w:lang w:val="en-CA"/>
         </w:rPr>
-        <w:t>{{ t }}</w:t>
-      </w:r>
-      <w:r>
-        <w:rPr>
-          <w:rFonts w:ascii="Calibri Light" w:eastAsia="Cambria" w:hAnsi="Calibri Light" w:cs="Calibri Light"/>
-          <w:bCs/>
-          <w:sz w:val="18"/>
-          <w:szCs w:val="18"/>
-          <w:lang w:val="en-CA"/>
-        </w:rPr>
-        <w:t xml:space="preserve"> </w:t>
+        <w:t>{{ todays_date }}</w:t>
       </w:r>
       <w:r>
         <w:rPr>
@@ -270,61 +260,77 @@
           <w:szCs w:val="18"/>
           <w:lang w:val="en-CA"/>
         </w:rPr>
+        <w:t xml:space="preserve"> {{ position_name }}</w:t>
+      </w:r>
+      <w:r>
+        <w:rPr>
+          <w:rFonts w:ascii="Calibri Light" w:eastAsia="Cambria" w:hAnsi="Calibri Light" w:cs="Calibri Light"/>
+          <w:bCs/>
+          <w:sz w:val="18"/>
+          <w:szCs w:val="18"/>
+          <w:lang w:val="en-CA"/>
+        </w:rPr>
+        <w:t xml:space="preserve"> position with</w:t>
+      </w:r>
+      <w:r>
+        <w:rPr>
+          <w:rFonts w:ascii="Calibri Light" w:eastAsia="Cambria" w:hAnsi="Calibri Light" w:cs="Calibri Light"/>
+          <w:bCs/>
+          <w:sz w:val="18"/>
+          <w:szCs w:val="18"/>
+          <w:lang w:val="en-CA"/>
+        </w:rPr>
+        <w:t xml:space="preserve"> {{ company_name }}</w:t>
+      </w:r>
+      <w:r>
+        <w:rPr>
+          <w:rFonts w:ascii="Calibri Light" w:eastAsia="Cambria" w:hAnsi="Calibri Light" w:cs="Calibri Light"/>
+          <w:bCs/>
+          <w:sz w:val="18"/>
+          <w:szCs w:val="18"/>
+          <w:lang w:val="en-CA"/>
+        </w:rPr>
+        <w:t>.</w:t>
+      </w:r>
+      <w:r>
+        <w:rPr>
+          <w:rFonts w:ascii="Calibri Light" w:eastAsia="Cambria" w:hAnsi="Calibri Light" w:cs="Calibri Light"/>
+          <w:bCs/>
+          <w:sz w:val="18"/>
+          <w:szCs w:val="18"/>
+          <w:lang w:val="en-CA"/>
+        </w:rPr>
         <w:t xml:space="preserve"> </w:t>
       </w:r>
-      <w:proofErr w:type="gramStart"/>
-      <w:r>
-        <w:rPr>
-          <w:rFonts w:ascii="Calibri Light" w:eastAsia="Cambria" w:hAnsi="Calibri Light" w:cs="Calibri Light"/>
-          <w:bCs/>
-          <w:sz w:val="18"/>
-          <w:szCs w:val="18"/>
-          <w:lang w:val="en-CA"/>
-        </w:rPr>
-        <w:t>{{ position</w:t>
-      </w:r>
-      <w:proofErr w:type="gramEnd"/>
-      <w:r>
-        <w:rPr>
-          <w:rFonts w:ascii="Calibri Light" w:eastAsia="Cambria" w:hAnsi="Calibri Light" w:cs="Calibri Light"/>
-          <w:bCs/>
-          <w:sz w:val="18"/>
-          <w:szCs w:val="18"/>
-          <w:lang w:val="en-CA"/>
-        </w:rPr>
-        <w:t>_</w:t>
-      </w:r>
-      <w:proofErr w:type="gramStart"/>
-      <w:r>
-        <w:rPr>
-          <w:rFonts w:ascii="Calibri Light" w:eastAsia="Cambria" w:hAnsi="Calibri Light" w:cs="Calibri Light"/>
-          <w:bCs/>
-          <w:sz w:val="18"/>
-          <w:szCs w:val="18"/>
-          <w:lang w:val="en-CA"/>
-        </w:rPr>
-        <w:t>name }</w:t>
-      </w:r>
-      <w:proofErr w:type="gramEnd"/>
-      <w:r>
-        <w:rPr>
-          <w:rFonts w:ascii="Calibri Light" w:eastAsia="Cambria" w:hAnsi="Calibri Light" w:cs="Calibri Light"/>
-          <w:bCs/>
-          <w:sz w:val="18"/>
-          <w:szCs w:val="18"/>
-          <w:lang w:val="en-CA"/>
-        </w:rPr>
-        <w:t>}</w:t>
-      </w:r>
-      <w:r>
-        <w:rPr>
-          <w:rFonts w:ascii="Calibri Light" w:eastAsia="Cambria" w:hAnsi="Calibri Light" w:cs="Calibri Light"/>
-          <w:bCs/>
-          <w:sz w:val="18"/>
-          <w:szCs w:val="18"/>
-          <w:lang w:val="en-CA"/>
-        </w:rPr>
-        <w:t xml:space="preserve"> position with</w:t>
+      <w:r>
+        <w:rPr>
+          <w:rFonts w:ascii="Calibri Light" w:eastAsia="Cambria" w:hAnsi="Calibri Light" w:cs="Calibri Light"/>
+          <w:bCs/>
+          <w:sz w:val="18"/>
+          <w:szCs w:val="18"/>
+          <w:lang w:val="en-CA"/>
+        </w:rPr>
+        <w:t xml:space="preserve">As someone pivoting from a healthcare background into the technology sector, </w:t>
+      </w:r>
+      <w:r>
+        <w:rPr>
+          <w:rFonts w:ascii="Calibri Light" w:eastAsia="Cambria" w:hAnsi="Calibri Light" w:cs="Calibri Light"/>
+          <w:bCs/>
+          <w:sz w:val="18"/>
+          <w:szCs w:val="18"/>
+          <w:lang w:val="en-CA"/>
+        </w:rPr>
+        <w:t>I bring a unique combination of technical aptitude, structured problem-solving and people-focused communication to any task I am given</w:t>
+      </w:r>
+      <w:r>
+        <w:rPr>
+          <w:rFonts w:ascii="Calibri Light" w:eastAsia="Cambria" w:hAnsi="Calibri Light" w:cs="Calibri Light"/>
+          <w:bCs/>
+          <w:sz w:val="18"/>
+          <w:szCs w:val="18"/>
+          <w:lang w:val="en-CA"/>
+        </w:rPr>
+        <w:t>.</w:t>
       </w:r>
       <w:r>
         <w:rPr>
@@ -336,59 +342,65 @@
         </w:rPr>
         <w:t xml:space="preserve"> </w:t>
       </w:r>
-      <w:proofErr w:type="gramStart"/>
-      <w:r>
-        <w:rPr>
-          <w:rFonts w:ascii="Calibri Light" w:eastAsia="Cambria" w:hAnsi="Calibri Light" w:cs="Calibri Light"/>
-          <w:bCs/>
-          <w:sz w:val="18"/>
-          <w:szCs w:val="18"/>
-          <w:lang w:val="en-CA"/>
-        </w:rPr>
-        <w:t>{{ company</w:t>
-      </w:r>
-      <w:proofErr w:type="gramEnd"/>
-      <w:r>
-        <w:rPr>
-          <w:rFonts w:ascii="Calibri Light" w:eastAsia="Cambria" w:hAnsi="Calibri Light" w:cs="Calibri Light"/>
-          <w:bCs/>
-          <w:sz w:val="18"/>
-          <w:szCs w:val="18"/>
-          <w:lang w:val="en-CA"/>
-        </w:rPr>
-        <w:t>_</w:t>
-      </w:r>
-      <w:proofErr w:type="gramStart"/>
-      <w:r>
-        <w:rPr>
-          <w:rFonts w:ascii="Calibri Light" w:eastAsia="Cambria" w:hAnsi="Calibri Light" w:cs="Calibri Light"/>
-          <w:bCs/>
-          <w:sz w:val="18"/>
-          <w:szCs w:val="18"/>
-          <w:lang w:val="en-CA"/>
-        </w:rPr>
-        <w:t>name }</w:t>
-      </w:r>
-      <w:proofErr w:type="gramEnd"/>
-      <w:r>
-        <w:rPr>
-          <w:rFonts w:ascii="Calibri Light" w:eastAsia="Cambria" w:hAnsi="Calibri Light" w:cs="Calibri Light"/>
-          <w:bCs/>
-          <w:sz w:val="18"/>
-          <w:szCs w:val="18"/>
-          <w:lang w:val="en-CA"/>
-        </w:rPr>
-        <w:t>}</w:t>
-      </w:r>
-      <w:r>
-        <w:rPr>
-          <w:rFonts w:ascii="Calibri Light" w:eastAsia="Cambria" w:hAnsi="Calibri Light" w:cs="Calibri Light"/>
-          <w:bCs/>
-          <w:sz w:val="18"/>
-          <w:szCs w:val="18"/>
-          <w:lang w:val="en-CA"/>
-        </w:rPr>
-        <w:t>.</w:t>
+      <w:r>
+        <w:rPr>
+          <w:rFonts w:ascii="Calibri Light" w:eastAsia="Cambria" w:hAnsi="Calibri Light" w:cs="Calibri Light"/>
+          <w:bCs/>
+          <w:sz w:val="18"/>
+          <w:szCs w:val="18"/>
+          <w:lang w:val="en-CA"/>
+        </w:rPr>
+        <w:t xml:space="preserve">I was highly impressed with </w:t>
+      </w:r>
+      <w:r>
+        <w:rPr>
+          <w:rFonts w:ascii="Calibri Light" w:eastAsia="Cambria" w:hAnsi="Calibri Light" w:cs="Calibri Light"/>
+          <w:bCs/>
+          <w:sz w:val="18"/>
+          <w:szCs w:val="18"/>
+          <w:lang w:val="en-CA"/>
+        </w:rPr>
+        <w:t>{{ company_name }}</w:t>
+      </w:r>
+      <w:r>
+        <w:rPr>
+          <w:rFonts w:ascii="Calibri Light" w:eastAsia="Cambria" w:hAnsi="Calibri Light" w:cs="Calibri Light"/>
+          <w:bCs/>
+          <w:sz w:val="18"/>
+          <w:szCs w:val="18"/>
+          <w:lang w:val="en-CA"/>
+        </w:rPr>
+        <w:t xml:space="preserve">’s </w:t>
+      </w:r>
+      <w:r>
+        <w:rPr>
+          <w:rFonts w:ascii="Calibri Light" w:eastAsia="Cambria" w:hAnsi="Calibri Light" w:cs="Calibri Light"/>
+          <w:bCs/>
+          <w:sz w:val="18"/>
+          <w:szCs w:val="18"/>
+          <w:lang w:val="en-CA"/>
+        </w:rPr>
+        <w:t>mission</w:t>
+      </w:r>
+      <w:r>
+        <w:rPr>
+          <w:rFonts w:ascii="Calibri Light" w:eastAsia="Cambria" w:hAnsi="Calibri Light" w:cs="Calibri Light"/>
+          <w:bCs/>
+          <w:sz w:val="18"/>
+          <w:szCs w:val="18"/>
+          <w:lang w:val="en-CA"/>
+        </w:rPr>
+        <w:t xml:space="preserve"> dedicated to </w:t>
+      </w:r>
+      <w:r>
+        <w:rPr>
+          <w:rFonts w:ascii="Calibri Light" w:eastAsia="Cambria" w:hAnsi="Calibri Light" w:cs="Calibri Light"/>
+          <w:bCs/>
+          <w:sz w:val="18"/>
+          <w:szCs w:val="18"/>
+          <w:lang w:val="en-CA"/>
+        </w:rPr>
+        <w:t>{{ mission_statement }}, as it</w:t>
       </w:r>
       <w:r>
         <w:rPr>
@@ -408,184 +420,6 @@
           <w:szCs w:val="18"/>
           <w:lang w:val="en-CA"/>
         </w:rPr>
-        <w:t xml:space="preserve">As someone pivoting from a healthcare background into the technology sector, </w:t>
-      </w:r>
-      <w:r>
-        <w:rPr>
-          <w:rFonts w:ascii="Calibri Light" w:eastAsia="Cambria" w:hAnsi="Calibri Light" w:cs="Calibri Light"/>
-          <w:bCs/>
-          <w:sz w:val="18"/>
-          <w:szCs w:val="18"/>
-          <w:lang w:val="en-CA"/>
-        </w:rPr>
-        <w:t>I bring a unique combination of technical aptitude, structured problem-solving and people-focused communication to any task I am given</w:t>
-      </w:r>
-      <w:r>
-        <w:rPr>
-          <w:rFonts w:ascii="Calibri Light" w:eastAsia="Cambria" w:hAnsi="Calibri Light" w:cs="Calibri Light"/>
-          <w:bCs/>
-          <w:sz w:val="18"/>
-          <w:szCs w:val="18"/>
-          <w:lang w:val="en-CA"/>
-        </w:rPr>
-        <w:t>.</w:t>
-      </w:r>
-      <w:r>
-        <w:rPr>
-          <w:rFonts w:ascii="Calibri Light" w:eastAsia="Cambria" w:hAnsi="Calibri Light" w:cs="Calibri Light"/>
-          <w:bCs/>
-          <w:sz w:val="18"/>
-          <w:szCs w:val="18"/>
-          <w:lang w:val="en-CA"/>
-        </w:rPr>
-        <w:t xml:space="preserve"> </w:t>
-      </w:r>
-      <w:r>
-        <w:rPr>
-          <w:rFonts w:ascii="Calibri Light" w:eastAsia="Cambria" w:hAnsi="Calibri Light" w:cs="Calibri Light"/>
-          <w:bCs/>
-          <w:sz w:val="18"/>
-          <w:szCs w:val="18"/>
-          <w:lang w:val="en-CA"/>
-        </w:rPr>
-        <w:t xml:space="preserve">I was highly impressed with </w:t>
-      </w:r>
-      <w:proofErr w:type="gramStart"/>
-      <w:r>
-        <w:rPr>
-          <w:rFonts w:ascii="Calibri Light" w:eastAsia="Cambria" w:hAnsi="Calibri Light" w:cs="Calibri Light"/>
-          <w:bCs/>
-          <w:sz w:val="18"/>
-          <w:szCs w:val="18"/>
-          <w:lang w:val="en-CA"/>
-        </w:rPr>
-        <w:t>{{ company</w:t>
-      </w:r>
-      <w:proofErr w:type="gramEnd"/>
-      <w:r>
-        <w:rPr>
-          <w:rFonts w:ascii="Calibri Light" w:eastAsia="Cambria" w:hAnsi="Calibri Light" w:cs="Calibri Light"/>
-          <w:bCs/>
-          <w:sz w:val="18"/>
-          <w:szCs w:val="18"/>
-          <w:lang w:val="en-CA"/>
-        </w:rPr>
-        <w:t>_</w:t>
-      </w:r>
-      <w:proofErr w:type="gramStart"/>
-      <w:r>
-        <w:rPr>
-          <w:rFonts w:ascii="Calibri Light" w:eastAsia="Cambria" w:hAnsi="Calibri Light" w:cs="Calibri Light"/>
-          <w:bCs/>
-          <w:sz w:val="18"/>
-          <w:szCs w:val="18"/>
-          <w:lang w:val="en-CA"/>
-        </w:rPr>
-        <w:t>name }}</w:t>
-      </w:r>
-      <w:r>
-        <w:rPr>
-          <w:rFonts w:ascii="Calibri Light" w:eastAsia="Cambria" w:hAnsi="Calibri Light" w:cs="Calibri Light"/>
-          <w:bCs/>
-          <w:sz w:val="18"/>
-          <w:szCs w:val="18"/>
-          <w:lang w:val="en-CA"/>
-        </w:rPr>
-        <w:t>’</w:t>
-      </w:r>
-      <w:proofErr w:type="gramEnd"/>
-      <w:r>
-        <w:rPr>
-          <w:rFonts w:ascii="Calibri Light" w:eastAsia="Cambria" w:hAnsi="Calibri Light" w:cs="Calibri Light"/>
-          <w:bCs/>
-          <w:sz w:val="18"/>
-          <w:szCs w:val="18"/>
-          <w:lang w:val="en-CA"/>
-        </w:rPr>
-        <w:t xml:space="preserve">s </w:t>
-      </w:r>
-      <w:r>
-        <w:rPr>
-          <w:rFonts w:ascii="Calibri Light" w:eastAsia="Cambria" w:hAnsi="Calibri Light" w:cs="Calibri Light"/>
-          <w:bCs/>
-          <w:sz w:val="18"/>
-          <w:szCs w:val="18"/>
-          <w:lang w:val="en-CA"/>
-        </w:rPr>
-        <w:t>mission</w:t>
-      </w:r>
-      <w:r>
-        <w:rPr>
-          <w:rFonts w:ascii="Calibri Light" w:eastAsia="Cambria" w:hAnsi="Calibri Light" w:cs="Calibri Light"/>
-          <w:bCs/>
-          <w:sz w:val="18"/>
-          <w:szCs w:val="18"/>
-          <w:lang w:val="en-CA"/>
-        </w:rPr>
-        <w:t xml:space="preserve"> dedicated to </w:t>
-      </w:r>
-      <w:proofErr w:type="gramStart"/>
-      <w:r>
-        <w:rPr>
-          <w:rFonts w:ascii="Calibri Light" w:eastAsia="Cambria" w:hAnsi="Calibri Light" w:cs="Calibri Light"/>
-          <w:bCs/>
-          <w:sz w:val="18"/>
-          <w:szCs w:val="18"/>
-          <w:lang w:val="en-CA"/>
-        </w:rPr>
-        <w:t>{{ mission</w:t>
-      </w:r>
-      <w:proofErr w:type="gramEnd"/>
-      <w:r>
-        <w:rPr>
-          <w:rFonts w:ascii="Calibri Light" w:eastAsia="Cambria" w:hAnsi="Calibri Light" w:cs="Calibri Light"/>
-          <w:bCs/>
-          <w:sz w:val="18"/>
-          <w:szCs w:val="18"/>
-          <w:lang w:val="en-CA"/>
-        </w:rPr>
-        <w:t>_</w:t>
-      </w:r>
-      <w:proofErr w:type="gramStart"/>
-      <w:r>
-        <w:rPr>
-          <w:rFonts w:ascii="Calibri Light" w:eastAsia="Cambria" w:hAnsi="Calibri Light" w:cs="Calibri Light"/>
-          <w:bCs/>
-          <w:sz w:val="18"/>
-          <w:szCs w:val="18"/>
-          <w:lang w:val="en-CA"/>
-        </w:rPr>
-        <w:t>statement }</w:t>
-      </w:r>
-      <w:proofErr w:type="gramEnd"/>
-      <w:r>
-        <w:rPr>
-          <w:rFonts w:ascii="Calibri Light" w:eastAsia="Cambria" w:hAnsi="Calibri Light" w:cs="Calibri Light"/>
-          <w:bCs/>
-          <w:sz w:val="18"/>
-          <w:szCs w:val="18"/>
-          <w:lang w:val="en-CA"/>
-        </w:rPr>
-        <w:t>}, as it</w:t>
-      </w:r>
-      <w:r>
-        <w:rPr>
-          <w:rFonts w:ascii="Calibri Light" w:eastAsia="Cambria" w:hAnsi="Calibri Light" w:cs="Calibri Light"/>
-          <w:bCs/>
-          <w:sz w:val="18"/>
-          <w:szCs w:val="18"/>
-          <w:lang w:val="en-CA"/>
-        </w:rPr>
-        <w:t xml:space="preserve"> </w:t>
-      </w:r>
-      <w:r>
-        <w:rPr>
-          <w:rFonts w:ascii="Calibri Light" w:eastAsia="Cambria" w:hAnsi="Calibri Light" w:cs="Calibri Light"/>
-          <w:bCs/>
-          <w:sz w:val="18"/>
-          <w:szCs w:val="18"/>
-          <w:lang w:val="en-CA"/>
-        </w:rPr>
         <w:t xml:space="preserve">strongly resonates with my own </w:t>
       </w:r>
       <w:r>
@@ -596,29 +430,7 @@
           <w:szCs w:val="18"/>
           <w:lang w:val="en-CA"/>
         </w:rPr>
-        <w:t xml:space="preserve">goals in utilizing technology to serve </w:t>
-      </w:r>
-      <w:proofErr w:type="gramStart"/>
-      <w:r>
-        <w:rPr>
-          <w:rFonts w:ascii="Calibri Light" w:eastAsia="Cambria" w:hAnsi="Calibri Light" w:cs="Calibri Light"/>
-          <w:bCs/>
-          <w:sz w:val="18"/>
-          <w:szCs w:val="18"/>
-          <w:lang w:val="en-CA"/>
-        </w:rPr>
-        <w:t>communities, and</w:t>
-      </w:r>
-      <w:proofErr w:type="gramEnd"/>
-      <w:r>
-        <w:rPr>
-          <w:rFonts w:ascii="Calibri Light" w:eastAsia="Cambria" w:hAnsi="Calibri Light" w:cs="Calibri Light"/>
-          <w:bCs/>
-          <w:sz w:val="18"/>
-          <w:szCs w:val="18"/>
-          <w:lang w:val="en-CA"/>
-        </w:rPr>
-        <w:t xml:space="preserve"> make positive contributions to society</w:t>
+        <w:t>goals in utilizing technology to serve communities, and make positive contributions to society</w:t>
       </w:r>
       <w:r>
         <w:rPr>
@@ -725,25 +537,7 @@
           <w:sz w:val="18"/>
           <w:szCs w:val="18"/>
         </w:rPr>
-        <w:t xml:space="preserve">Through hackathons, I not only gained valuable experience in collaborating within Agile-style teams, but I also developed a strong foundation in understanding user </w:t>
-      </w:r>
-      <w:proofErr w:type="gramStart"/>
-      <w:r>
-        <w:rPr>
-          <w:rFonts w:ascii="Calibri Light" w:hAnsi="Calibri Light" w:cs="Calibri Light"/>
-          <w:sz w:val="18"/>
-          <w:szCs w:val="18"/>
-        </w:rPr>
-        <w:t>needs, and</w:t>
-      </w:r>
-      <w:proofErr w:type="gramEnd"/>
-      <w:r>
-        <w:rPr>
-          <w:rFonts w:ascii="Calibri Light" w:hAnsi="Calibri Light" w:cs="Calibri Light"/>
-          <w:sz w:val="18"/>
-          <w:szCs w:val="18"/>
-        </w:rPr>
-        <w:t xml:space="preserve"> prototyping practical solutions that aligned with our project goals. For example, during BCS Hacks 2025, my team and I engineered PantryPal, an AI-powered recipe generator. We identified a clear real-world problem of high food wastage, and aimed to develop a full-stack web application that could help users save money on unnecessary ingredients, and utilize existing ingredients already made available in their virtual pantry. I contributed to designing PantryPal’s </w:t>
+        <w:t xml:space="preserve">Through hackathons, I not only gained valuable experience in collaborating within Agile-style teams, but I also developed a strong foundation in understanding user needs, and prototyping practical solutions that aligned with our project goals. For example, during BCS Hacks 2025, my team and I engineered PantryPal, an AI-powered recipe generator. We identified a clear real-world problem of high food wastage, and aimed to develop a full-stack web application that could help users save money on unnecessary ingredients, and utilize existing ingredients already made available in their virtual pantry. I contributed to designing PantryPal’s </w:t>
       </w:r>
       <w:r>
         <w:rPr>
@@ -767,33 +561,15 @@
           <w:sz w:val="18"/>
           <w:szCs w:val="18"/>
         </w:rPr>
-        <w:t xml:space="preserve"> to set up the users’ virtual pantry using </w:t>
-      </w:r>
-      <w:proofErr w:type="gramStart"/>
-      <w:r>
-        <w:rPr>
-          <w:rFonts w:ascii="Calibri Light" w:hAnsi="Calibri Light" w:cs="Calibri Light"/>
-          <w:sz w:val="18"/>
-          <w:szCs w:val="18"/>
-        </w:rPr>
-        <w:t>MongoDB</w:t>
-      </w:r>
-      <w:r>
-        <w:rPr>
-          <w:rFonts w:ascii="Calibri Light" w:hAnsi="Calibri Light" w:cs="Calibri Light"/>
-          <w:sz w:val="18"/>
-          <w:szCs w:val="18"/>
-        </w:rPr>
-        <w:t>, and</w:t>
-      </w:r>
-      <w:proofErr w:type="gramEnd"/>
-      <w:r>
-        <w:rPr>
-          <w:rFonts w:ascii="Calibri Light" w:hAnsi="Calibri Light" w:cs="Calibri Light"/>
-          <w:sz w:val="18"/>
-          <w:szCs w:val="18"/>
-        </w:rPr>
-        <w:t xml:space="preserve"> successfully integrated </w:t>
+        <w:t xml:space="preserve"> to set up the users’ virtual pantry using MongoDB</w:t>
+      </w:r>
+      <w:r>
+        <w:rPr>
+          <w:rFonts w:ascii="Calibri Light" w:hAnsi="Calibri Light" w:cs="Calibri Light"/>
+          <w:sz w:val="18"/>
+          <w:szCs w:val="18"/>
+        </w:rPr>
+        <w:t xml:space="preserve">, and successfully integrated </w:t>
       </w:r>
       <w:r>
         <w:rPr>
@@ -881,25 +657,7 @@
           <w:sz w:val="18"/>
           <w:szCs w:val="18"/>
         </w:rPr>
-        <w:t xml:space="preserve"> implemented JSON-based data persistence and wrote rigorous JUnit tests using JUnit Jupiter to validate application behaviour and improve code robustness. I also created a UML diagram to outline class interactions for my graphical user interface, clearly identifying areas that could be refactored for improved clarity and readability. This not only sharpened my technical and analytical </w:t>
-      </w:r>
-      <w:proofErr w:type="gramStart"/>
-      <w:r>
-        <w:rPr>
-          <w:rFonts w:ascii="Calibri Light" w:hAnsi="Calibri Light" w:cs="Calibri Light"/>
-          <w:sz w:val="18"/>
-          <w:szCs w:val="18"/>
-        </w:rPr>
-        <w:t>skills, but</w:t>
-      </w:r>
-      <w:proofErr w:type="gramEnd"/>
-      <w:r>
-        <w:rPr>
-          <w:rFonts w:ascii="Calibri Light" w:hAnsi="Calibri Light" w:cs="Calibri Light"/>
-          <w:sz w:val="18"/>
-          <w:szCs w:val="18"/>
-        </w:rPr>
-        <w:t xml:space="preserve"> highlighted the importance of detail-oriented thinking</w:t>
+        <w:t xml:space="preserve"> implemented JSON-based data persistence and wrote rigorous JUnit tests using JUnit Jupiter to validate application behaviour and improve code robustness. I also created a UML diagram to outline class interactions for my graphical user interface, clearly identifying areas that could be refactored for improved clarity and readability. This not only sharpened my technical and analytical skills, but highlighted the importance of detail-oriented thinking</w:t>
       </w:r>
       <w:r>
         <w:rPr>
@@ -963,25 +721,7 @@
           <w:sz w:val="18"/>
           <w:szCs w:val="18"/>
         </w:rPr>
-        <w:t xml:space="preserve"> three years as a clinical </w:t>
-      </w:r>
-      <w:proofErr w:type="gramStart"/>
-      <w:r>
-        <w:rPr>
-          <w:rFonts w:ascii="Calibri Light" w:hAnsi="Calibri Light" w:cs="Calibri Light"/>
-          <w:sz w:val="18"/>
-          <w:szCs w:val="18"/>
-        </w:rPr>
-        <w:t>genetics</w:t>
-      </w:r>
-      <w:proofErr w:type="gramEnd"/>
-      <w:r>
-        <w:rPr>
-          <w:rFonts w:ascii="Calibri Light" w:hAnsi="Calibri Light" w:cs="Calibri Light"/>
-          <w:sz w:val="18"/>
-          <w:szCs w:val="18"/>
-        </w:rPr>
-        <w:t xml:space="preserve"> technologist, where I gained incredibly valuable experience with the Genome Diagnostics team at the Provincial Health Services Authority. In this high-stakes, detail-driven environment, I supported end-to-end diagnostic workflows – from accessioning biohazardous patient specimens to </w:t>
+        <w:t xml:space="preserve"> three years as a clinical genetics technologist, where I gained incredibly valuable experience with the Genome Diagnostics team at the Provincial Health Services Authority. In this high-stakes, detail-driven environment, I supported end-to-end diagnostic workflows – from accessioning biohazardous patient specimens to </w:t>
       </w:r>
       <w:r>
         <w:rPr>
@@ -1029,18 +769,8 @@
           <w:sz w:val="18"/>
           <w:szCs w:val="18"/>
         </w:rPr>
-        <w:t xml:space="preserve"> </w:t>
-      </w:r>
-      <w:proofErr w:type="gramStart"/>
-      <w:r>
-        <w:rPr>
-          <w:rFonts w:ascii="Calibri Light" w:hAnsi="Calibri Light" w:cs="Calibri Light"/>
-          <w:sz w:val="18"/>
-          <w:szCs w:val="18"/>
-        </w:rPr>
-        <w:t>care</w:t>
-      </w:r>
-      <w:proofErr w:type="gramEnd"/>
+        <w:t xml:space="preserve"> care</w:t>
+      </w:r>
       <w:r>
         <w:rPr>
           <w:rFonts w:ascii="Calibri Light" w:hAnsi="Calibri Light" w:cs="Calibri Light"/>
@@ -1177,32 +907,13 @@
         </w:rPr>
         <w:t xml:space="preserve">Conclusively, </w:t>
       </w:r>
-      <w:proofErr w:type="gramStart"/>
-      <w:r>
-        <w:rPr>
-          <w:rFonts w:ascii="Calibri Light" w:hAnsi="Calibri Light" w:cs="Calibri Light"/>
-          <w:sz w:val="18"/>
-          <w:szCs w:val="18"/>
-        </w:rPr>
-        <w:t>{{ company</w:t>
-      </w:r>
-      <w:proofErr w:type="gramEnd"/>
-      <w:r>
-        <w:rPr>
-          <w:rFonts w:ascii="Calibri Light" w:hAnsi="Calibri Light" w:cs="Calibri Light"/>
-          <w:sz w:val="18"/>
-          <w:szCs w:val="18"/>
-        </w:rPr>
-        <w:t>_</w:t>
-      </w:r>
-      <w:proofErr w:type="gramStart"/>
-      <w:r>
-        <w:rPr>
-          <w:rFonts w:ascii="Calibri Light" w:hAnsi="Calibri Light" w:cs="Calibri Light"/>
-          <w:sz w:val="18"/>
-          <w:szCs w:val="18"/>
-        </w:rPr>
-        <w:t>name }}</w:t>
+      <w:r>
+        <w:rPr>
+          <w:rFonts w:ascii="Calibri Light" w:hAnsi="Calibri Light" w:cs="Calibri Light"/>
+          <w:sz w:val="18"/>
+          <w:szCs w:val="18"/>
+        </w:rPr>
+        <w:t>{{ company_name }}</w:t>
       </w:r>
       <w:r>
         <w:rPr>
@@ -1212,7 +923,6 @@
         </w:rPr>
         <w:t>’</w:t>
       </w:r>
-      <w:proofErr w:type="gramEnd"/>
       <w:r>
         <w:rPr>
           <w:rFonts w:ascii="Calibri Light" w:hAnsi="Calibri Light" w:cs="Calibri Light"/>
@@ -1235,25 +945,7 @@
           <w:sz w:val="18"/>
           <w:szCs w:val="18"/>
         </w:rPr>
-        <w:t xml:space="preserve"> and </w:t>
-      </w:r>
-      <w:proofErr w:type="gramStart"/>
-      <w:r>
-        <w:rPr>
-          <w:rFonts w:ascii="Calibri Light" w:hAnsi="Calibri Light" w:cs="Calibri Light"/>
-          <w:sz w:val="18"/>
-          <w:szCs w:val="18"/>
-        </w:rPr>
-        <w:t>innovation</w:t>
-      </w:r>
-      <w:proofErr w:type="gramEnd"/>
-      <w:r>
-        <w:rPr>
-          <w:rFonts w:ascii="Calibri Light" w:hAnsi="Calibri Light" w:cs="Calibri Light"/>
-          <w:sz w:val="18"/>
-          <w:szCs w:val="18"/>
-        </w:rPr>
-        <w:t>-driven</w:t>
+        <w:t xml:space="preserve"> and innovation-driven</w:t>
       </w:r>
       <w:r>
         <w:rPr>
@@ -2554,7 +2246,6 @@
   <w:style w:type="character" w:default="1" w:styleId="DefaultParagraphFont">
     <w:name w:val="Default Paragraph Font"/>
     <w:uiPriority w:val="1"/>
-    <w:semiHidden/>
     <w:unhideWhenUsed/>
   </w:style>
   <w:style w:type="table" w:default="1" w:styleId="TableNormal">

--- a/QA_Testing_CoverLetterTemplate.docx
+++ b/QA_Testing_CoverLetterTemplate.docx
@@ -16,8 +16,8 @@
         <w:rPr>
           <w:rFonts w:ascii="Calibri Light" w:eastAsia="Cambria" w:hAnsi="Calibri Light" w:cs="Calibri Light"/>
           <w:bCs/>
-          <w:sz w:val="18"/>
-          <w:szCs w:val="18"/>
+          <w:sz w:val="19"/>
+          <w:szCs w:val="19"/>
           <w:lang w:val="en-CA"/>
         </w:rPr>
       </w:pPr>
@@ -25,8 +25,8 @@
         <w:rPr>
           <w:rFonts w:ascii="Calibri Light" w:eastAsia="Cambria" w:hAnsi="Calibri Light" w:cs="Calibri Light"/>
           <w:bCs/>
-          <w:sz w:val="18"/>
-          <w:szCs w:val="18"/>
+          <w:sz w:val="19"/>
+          <w:szCs w:val="19"/>
           <w:lang w:val="en-CA"/>
         </w:rPr>
         <w:t>{{ todays_date }}</w:t>
@@ -35,8 +35,8 @@
         <w:rPr>
           <w:rFonts w:ascii="Calibri Light" w:eastAsia="Cambria" w:hAnsi="Calibri Light" w:cs="Calibri Light"/>
           <w:bCs/>
-          <w:sz w:val="18"/>
-          <w:szCs w:val="18"/>
+          <w:sz w:val="19"/>
+          <w:szCs w:val="19"/>
           <w:lang w:val="en-CA"/>
         </w:rPr>
         <w:br/>
@@ -45,8 +45,8 @@
         <w:rPr>
           <w:rFonts w:ascii="Calibri Light" w:eastAsia="Cambria" w:hAnsi="Calibri Light" w:cs="Calibri Light"/>
           <w:bCs/>
-          <w:sz w:val="18"/>
-          <w:szCs w:val="18"/>
+          <w:sz w:val="19"/>
+          <w:szCs w:val="19"/>
           <w:lang w:val="en-CA"/>
         </w:rPr>
         <w:br/>
@@ -55,8 +55,8 @@
         <w:rPr>
           <w:rFonts w:ascii="Calibri Light" w:eastAsia="Cambria" w:hAnsi="Calibri Light" w:cs="Calibri Light"/>
           <w:bCs/>
-          <w:sz w:val="18"/>
-          <w:szCs w:val="18"/>
+          <w:sz w:val="19"/>
+          <w:szCs w:val="19"/>
           <w:lang w:val="en-CA"/>
         </w:rPr>
         <w:t>{{ company_name</w:t>
@@ -65,8 +65,8 @@
         <w:rPr>
           <w:rFonts w:ascii="Calibri Light" w:eastAsia="Cambria" w:hAnsi="Calibri Light" w:cs="Calibri Light"/>
           <w:bCs/>
-          <w:sz w:val="18"/>
-          <w:szCs w:val="18"/>
+          <w:sz w:val="19"/>
+          <w:szCs w:val="19"/>
           <w:lang w:val="en-CA"/>
         </w:rPr>
         <w:t xml:space="preserve"> </w:t>
@@ -75,8 +75,8 @@
         <w:rPr>
           <w:rFonts w:ascii="Calibri Light" w:eastAsia="Cambria" w:hAnsi="Calibri Light" w:cs="Calibri Light"/>
           <w:bCs/>
-          <w:sz w:val="18"/>
-          <w:szCs w:val="18"/>
+          <w:sz w:val="19"/>
+          <w:szCs w:val="19"/>
           <w:lang w:val="en-CA"/>
         </w:rPr>
         <w:t>}}</w:t>
@@ -85,8 +85,8 @@
         <w:rPr>
           <w:rFonts w:ascii="Calibri Light" w:eastAsia="Cambria" w:hAnsi="Calibri Light" w:cs="Calibri Light"/>
           <w:bCs/>
-          <w:sz w:val="18"/>
-          <w:szCs w:val="18"/>
+          <w:sz w:val="19"/>
+          <w:szCs w:val="19"/>
           <w:lang w:val="en-CA"/>
         </w:rPr>
         <w:br/>
@@ -95,8 +95,8 @@
         <w:rPr>
           <w:rFonts w:ascii="Calibri Light" w:eastAsia="Cambria" w:hAnsi="Calibri Light" w:cs="Calibri Light"/>
           <w:bCs/>
-          <w:sz w:val="18"/>
-          <w:szCs w:val="18"/>
+          <w:sz w:val="19"/>
+          <w:szCs w:val="19"/>
           <w:lang w:val="en-CA"/>
         </w:rPr>
         <w:t>{{ company_address }}</w:t>
@@ -105,8 +105,8 @@
         <w:rPr>
           <w:rFonts w:ascii="Calibri Light" w:eastAsia="Cambria" w:hAnsi="Calibri Light" w:cs="Calibri Light"/>
           <w:bCs/>
-          <w:sz w:val="18"/>
-          <w:szCs w:val="18"/>
+          <w:sz w:val="19"/>
+          <w:szCs w:val="19"/>
           <w:lang w:val="en-CA"/>
         </w:rPr>
         <w:t xml:space="preserve"> </w:t>
@@ -115,8 +115,8 @@
         <w:rPr>
           <w:rFonts w:ascii="Calibri Light" w:eastAsia="Cambria" w:hAnsi="Calibri Light" w:cs="Calibri Light"/>
           <w:bCs/>
-          <w:sz w:val="18"/>
-          <w:szCs w:val="18"/>
+          <w:sz w:val="19"/>
+          <w:szCs w:val="19"/>
           <w:lang w:val="en-CA"/>
         </w:rPr>
         <w:br/>
@@ -125,8 +125,8 @@
         <w:rPr>
           <w:rFonts w:ascii="Calibri Light" w:eastAsia="Cambria" w:hAnsi="Calibri Light" w:cs="Calibri Light"/>
           <w:bCs/>
-          <w:sz w:val="18"/>
-          <w:szCs w:val="18"/>
+          <w:sz w:val="19"/>
+          <w:szCs w:val="19"/>
           <w:lang w:val="en-CA"/>
         </w:rPr>
         <w:t>{{ company_city }}, {{ company_province }}</w:t>
@@ -135,8 +135,8 @@
         <w:rPr>
           <w:rFonts w:ascii="Calibri Light" w:eastAsia="Cambria" w:hAnsi="Calibri Light" w:cs="Calibri Light"/>
           <w:bCs/>
-          <w:sz w:val="18"/>
-          <w:szCs w:val="18"/>
+          <w:sz w:val="19"/>
+          <w:szCs w:val="19"/>
           <w:lang w:val="en-CA"/>
         </w:rPr>
         <w:br/>
@@ -145,8 +145,8 @@
         <w:rPr>
           <w:rFonts w:ascii="Calibri Light" w:eastAsia="Cambria" w:hAnsi="Calibri Light" w:cs="Calibri Light"/>
           <w:bCs/>
-          <w:sz w:val="18"/>
-          <w:szCs w:val="18"/>
+          <w:sz w:val="19"/>
+          <w:szCs w:val="19"/>
           <w:lang w:val="en-CA"/>
         </w:rPr>
         <w:t>{{ company_postal }}</w:t>
@@ -155,8 +155,8 @@
         <w:rPr>
           <w:rFonts w:ascii="Calibri Light" w:eastAsia="Cambria" w:hAnsi="Calibri Light" w:cs="Calibri Light"/>
           <w:bCs/>
-          <w:sz w:val="18"/>
-          <w:szCs w:val="18"/>
+          <w:sz w:val="19"/>
+          <w:szCs w:val="19"/>
           <w:lang w:val="en-CA"/>
         </w:rPr>
         <w:br/>
@@ -165,8 +165,8 @@
         <w:rPr>
           <w:rFonts w:ascii="Calibri Light" w:eastAsia="Cambria" w:hAnsi="Calibri Light" w:cs="Calibri Light"/>
           <w:bCs/>
-          <w:sz w:val="18"/>
-          <w:szCs w:val="18"/>
+          <w:sz w:val="19"/>
+          <w:szCs w:val="19"/>
           <w:lang w:val="en-CA"/>
         </w:rPr>
         <w:br/>
@@ -175,8 +175,8 @@
         <w:rPr>
           <w:rFonts w:ascii="Calibri Light" w:eastAsia="Cambria" w:hAnsi="Calibri Light" w:cs="Calibri Light"/>
           <w:bCs/>
-          <w:sz w:val="18"/>
-          <w:szCs w:val="18"/>
+          <w:sz w:val="19"/>
+          <w:szCs w:val="19"/>
           <w:lang w:val="en-CA"/>
         </w:rPr>
         <w:t xml:space="preserve">Dear </w:t>
@@ -185,8 +185,8 @@
         <w:rPr>
           <w:rFonts w:ascii="Calibri Light" w:eastAsia="Cambria" w:hAnsi="Calibri Light" w:cs="Calibri Light"/>
           <w:bCs/>
-          <w:sz w:val="18"/>
-          <w:szCs w:val="18"/>
+          <w:sz w:val="19"/>
+          <w:szCs w:val="19"/>
           <w:lang w:val="en-CA"/>
         </w:rPr>
         <w:t>{{ letter_addressee }}</w:t>
@@ -195,8 +195,8 @@
         <w:rPr>
           <w:rFonts w:ascii="Calibri Light" w:eastAsia="Cambria" w:hAnsi="Calibri Light" w:cs="Calibri Light"/>
           <w:bCs/>
-          <w:sz w:val="18"/>
-          <w:szCs w:val="18"/>
+          <w:sz w:val="19"/>
+          <w:szCs w:val="19"/>
           <w:lang w:val="en-CA"/>
         </w:rPr>
         <w:t>,</w:t>
@@ -217,8 +217,8 @@
         <w:rPr>
           <w:rFonts w:ascii="Calibri Light" w:eastAsia="Cambria" w:hAnsi="Calibri Light" w:cs="Calibri Light"/>
           <w:bCs/>
-          <w:sz w:val="18"/>
-          <w:szCs w:val="18"/>
+          <w:sz w:val="19"/>
+          <w:szCs w:val="19"/>
           <w:lang w:val="en-CA"/>
         </w:rPr>
       </w:pPr>
@@ -226,8 +226,8 @@
         <w:rPr>
           <w:rFonts w:ascii="Calibri Light" w:eastAsia="Cambria" w:hAnsi="Calibri Light" w:cs="Calibri Light"/>
           <w:bCs/>
-          <w:sz w:val="18"/>
-          <w:szCs w:val="18"/>
+          <w:sz w:val="19"/>
+          <w:szCs w:val="19"/>
           <w:lang w:val="en-CA"/>
         </w:rPr>
         <w:t xml:space="preserve">I </w:t>
@@ -236,8 +236,8 @@
         <w:rPr>
           <w:rFonts w:ascii="Calibri Light" w:eastAsia="Cambria" w:hAnsi="Calibri Light" w:cs="Calibri Light"/>
           <w:bCs/>
-          <w:sz w:val="18"/>
-          <w:szCs w:val="18"/>
+          <w:sz w:val="19"/>
+          <w:szCs w:val="19"/>
           <w:lang w:val="en-CA"/>
         </w:rPr>
         <w:t xml:space="preserve">am writing to express my keen interest </w:t>
@@ -246,8 +246,8 @@
         <w:rPr>
           <w:rFonts w:ascii="Calibri Light" w:eastAsia="Cambria" w:hAnsi="Calibri Light" w:cs="Calibri Light"/>
           <w:bCs/>
-          <w:sz w:val="18"/>
-          <w:szCs w:val="18"/>
+          <w:sz w:val="19"/>
+          <w:szCs w:val="19"/>
           <w:lang w:val="en-CA"/>
         </w:rPr>
         <w:t>in the</w:t>
@@ -256,8 +256,8 @@
         <w:rPr>
           <w:rFonts w:ascii="Calibri Light" w:eastAsia="Cambria" w:hAnsi="Calibri Light" w:cs="Calibri Light"/>
           <w:bCs/>
-          <w:sz w:val="18"/>
-          <w:szCs w:val="18"/>
+          <w:sz w:val="19"/>
+          <w:szCs w:val="19"/>
           <w:lang w:val="en-CA"/>
         </w:rPr>
         <w:t xml:space="preserve"> {{ position_name }}</w:t>
@@ -266,8 +266,8 @@
         <w:rPr>
           <w:rFonts w:ascii="Calibri Light" w:eastAsia="Cambria" w:hAnsi="Calibri Light" w:cs="Calibri Light"/>
           <w:bCs/>
-          <w:sz w:val="18"/>
-          <w:szCs w:val="18"/>
+          <w:sz w:val="19"/>
+          <w:szCs w:val="19"/>
           <w:lang w:val="en-CA"/>
         </w:rPr>
         <w:t xml:space="preserve"> position with</w:t>
@@ -276,8 +276,8 @@
         <w:rPr>
           <w:rFonts w:ascii="Calibri Light" w:eastAsia="Cambria" w:hAnsi="Calibri Light" w:cs="Calibri Light"/>
           <w:bCs/>
-          <w:sz w:val="18"/>
-          <w:szCs w:val="18"/>
+          <w:sz w:val="19"/>
+          <w:szCs w:val="19"/>
           <w:lang w:val="en-CA"/>
         </w:rPr>
         <w:t xml:space="preserve"> {{ company_name }}</w:t>
@@ -286,8 +286,8 @@
         <w:rPr>
           <w:rFonts w:ascii="Calibri Light" w:eastAsia="Cambria" w:hAnsi="Calibri Light" w:cs="Calibri Light"/>
           <w:bCs/>
-          <w:sz w:val="18"/>
-          <w:szCs w:val="18"/>
+          <w:sz w:val="19"/>
+          <w:szCs w:val="19"/>
           <w:lang w:val="en-CA"/>
         </w:rPr>
         <w:t>.</w:t>
@@ -296,8 +296,8 @@
         <w:rPr>
           <w:rFonts w:ascii="Calibri Light" w:eastAsia="Cambria" w:hAnsi="Calibri Light" w:cs="Calibri Light"/>
           <w:bCs/>
-          <w:sz w:val="18"/>
-          <w:szCs w:val="18"/>
+          <w:sz w:val="19"/>
+          <w:szCs w:val="19"/>
           <w:lang w:val="en-CA"/>
         </w:rPr>
         <w:t xml:space="preserve"> </w:t>
@@ -306,8 +306,8 @@
         <w:rPr>
           <w:rFonts w:ascii="Calibri Light" w:eastAsia="Cambria" w:hAnsi="Calibri Light" w:cs="Calibri Light"/>
           <w:bCs/>
-          <w:sz w:val="18"/>
-          <w:szCs w:val="18"/>
+          <w:sz w:val="19"/>
+          <w:szCs w:val="19"/>
           <w:lang w:val="en-CA"/>
         </w:rPr>
         <w:t xml:space="preserve">As someone pivoting from a healthcare background into the technology sector, </w:t>
@@ -316,8 +316,8 @@
         <w:rPr>
           <w:rFonts w:ascii="Calibri Light" w:eastAsia="Cambria" w:hAnsi="Calibri Light" w:cs="Calibri Light"/>
           <w:bCs/>
-          <w:sz w:val="18"/>
-          <w:szCs w:val="18"/>
+          <w:sz w:val="19"/>
+          <w:szCs w:val="19"/>
           <w:lang w:val="en-CA"/>
         </w:rPr>
         <w:t>I bring a unique combination of technical aptitude, structured problem-solving and people-focused communication to any task I am given</w:t>
@@ -326,8 +326,8 @@
         <w:rPr>
           <w:rFonts w:ascii="Calibri Light" w:eastAsia="Cambria" w:hAnsi="Calibri Light" w:cs="Calibri Light"/>
           <w:bCs/>
-          <w:sz w:val="18"/>
-          <w:szCs w:val="18"/>
+          <w:sz w:val="19"/>
+          <w:szCs w:val="19"/>
           <w:lang w:val="en-CA"/>
         </w:rPr>
         <w:t>.</w:t>
@@ -336,8 +336,8 @@
         <w:rPr>
           <w:rFonts w:ascii="Calibri Light" w:eastAsia="Cambria" w:hAnsi="Calibri Light" w:cs="Calibri Light"/>
           <w:bCs/>
-          <w:sz w:val="18"/>
-          <w:szCs w:val="18"/>
+          <w:sz w:val="19"/>
+          <w:szCs w:val="19"/>
           <w:lang w:val="en-CA"/>
         </w:rPr>
         <w:t xml:space="preserve"> </w:t>
@@ -346,8 +346,8 @@
         <w:rPr>
           <w:rFonts w:ascii="Calibri Light" w:eastAsia="Cambria" w:hAnsi="Calibri Light" w:cs="Calibri Light"/>
           <w:bCs/>
-          <w:sz w:val="18"/>
-          <w:szCs w:val="18"/>
+          <w:sz w:val="19"/>
+          <w:szCs w:val="19"/>
           <w:lang w:val="en-CA"/>
         </w:rPr>
         <w:t xml:space="preserve">I was highly impressed with </w:t>
@@ -356,8 +356,8 @@
         <w:rPr>
           <w:rFonts w:ascii="Calibri Light" w:eastAsia="Cambria" w:hAnsi="Calibri Light" w:cs="Calibri Light"/>
           <w:bCs/>
-          <w:sz w:val="18"/>
-          <w:szCs w:val="18"/>
+          <w:sz w:val="19"/>
+          <w:szCs w:val="19"/>
           <w:lang w:val="en-CA"/>
         </w:rPr>
         <w:t>{{ company_name }}</w:t>
@@ -366,8 +366,8 @@
         <w:rPr>
           <w:rFonts w:ascii="Calibri Light" w:eastAsia="Cambria" w:hAnsi="Calibri Light" w:cs="Calibri Light"/>
           <w:bCs/>
-          <w:sz w:val="18"/>
-          <w:szCs w:val="18"/>
+          <w:sz w:val="19"/>
+          <w:szCs w:val="19"/>
           <w:lang w:val="en-CA"/>
         </w:rPr>
         <w:t xml:space="preserve">’s </w:t>
@@ -376,8 +376,8 @@
         <w:rPr>
           <w:rFonts w:ascii="Calibri Light" w:eastAsia="Cambria" w:hAnsi="Calibri Light" w:cs="Calibri Light"/>
           <w:bCs/>
-          <w:sz w:val="18"/>
-          <w:szCs w:val="18"/>
+          <w:sz w:val="19"/>
+          <w:szCs w:val="19"/>
           <w:lang w:val="en-CA"/>
         </w:rPr>
         <w:t>mission</w:t>
@@ -386,8 +386,8 @@
         <w:rPr>
           <w:rFonts w:ascii="Calibri Light" w:eastAsia="Cambria" w:hAnsi="Calibri Light" w:cs="Calibri Light"/>
           <w:bCs/>
-          <w:sz w:val="18"/>
-          <w:szCs w:val="18"/>
+          <w:sz w:val="19"/>
+          <w:szCs w:val="19"/>
           <w:lang w:val="en-CA"/>
         </w:rPr>
         <w:t xml:space="preserve"> dedicated to </w:t>
@@ -396,8 +396,8 @@
         <w:rPr>
           <w:rFonts w:ascii="Calibri Light" w:eastAsia="Cambria" w:hAnsi="Calibri Light" w:cs="Calibri Light"/>
           <w:bCs/>
-          <w:sz w:val="18"/>
-          <w:szCs w:val="18"/>
+          <w:sz w:val="19"/>
+          <w:szCs w:val="19"/>
           <w:lang w:val="en-CA"/>
         </w:rPr>
         <w:t>{{ mission_statement }}, as it</w:t>
@@ -406,8 +406,8 @@
         <w:rPr>
           <w:rFonts w:ascii="Calibri Light" w:eastAsia="Cambria" w:hAnsi="Calibri Light" w:cs="Calibri Light"/>
           <w:bCs/>
-          <w:sz w:val="18"/>
-          <w:szCs w:val="18"/>
+          <w:sz w:val="19"/>
+          <w:szCs w:val="19"/>
           <w:lang w:val="en-CA"/>
         </w:rPr>
         <w:t xml:space="preserve"> </w:t>
@@ -416,18 +416,18 @@
         <w:rPr>
           <w:rFonts w:ascii="Calibri Light" w:eastAsia="Cambria" w:hAnsi="Calibri Light" w:cs="Calibri Light"/>
           <w:bCs/>
-          <w:sz w:val="18"/>
-          <w:szCs w:val="18"/>
-          <w:lang w:val="en-CA"/>
-        </w:rPr>
-        <w:t xml:space="preserve">strongly resonates with my own </w:t>
-      </w:r>
-      <w:r>
-        <w:rPr>
-          <w:rFonts w:ascii="Calibri Light" w:eastAsia="Cambria" w:hAnsi="Calibri Light" w:cs="Calibri Light"/>
-          <w:bCs/>
-          <w:sz w:val="18"/>
-          <w:szCs w:val="18"/>
+          <w:sz w:val="19"/>
+          <w:szCs w:val="19"/>
+          <w:lang w:val="en-CA"/>
+        </w:rPr>
+        <w:t xml:space="preserve">resonates with my </w:t>
+      </w:r>
+      <w:r>
+        <w:rPr>
+          <w:rFonts w:ascii="Calibri Light" w:eastAsia="Cambria" w:hAnsi="Calibri Light" w:cs="Calibri Light"/>
+          <w:bCs/>
+          <w:sz w:val="19"/>
+          <w:szCs w:val="19"/>
           <w:lang w:val="en-CA"/>
         </w:rPr>
         <w:t>goals in utilizing technology to serve communities, and make positive contributions to society</w:t>
@@ -436,8 +436,8 @@
         <w:rPr>
           <w:rFonts w:ascii="Calibri Light" w:eastAsia="Cambria" w:hAnsi="Calibri Light" w:cs="Calibri Light"/>
           <w:bCs/>
-          <w:sz w:val="18"/>
-          <w:szCs w:val="18"/>
+          <w:sz w:val="19"/>
+          <w:szCs w:val="19"/>
           <w:lang w:val="en-CA"/>
         </w:rPr>
         <w:t xml:space="preserve">. </w:t>
@@ -446,41 +446,262 @@
         <w:rPr>
           <w:rFonts w:ascii="Calibri Light" w:eastAsia="Cambria" w:hAnsi="Calibri Light" w:cs="Calibri Light"/>
           <w:bCs/>
-          <w:sz w:val="18"/>
-          <w:szCs w:val="18"/>
-          <w:lang w:val="en-CA"/>
-        </w:rPr>
-        <w:t>With a growing foundation in object-oriented programming principles, hands-on experience with Java</w:t>
-      </w:r>
-      <w:r>
-        <w:rPr>
-          <w:rFonts w:ascii="Calibri Light" w:eastAsia="Cambria" w:hAnsi="Calibri Light" w:cs="Calibri Light"/>
-          <w:bCs/>
-          <w:sz w:val="18"/>
-          <w:szCs w:val="18"/>
-          <w:lang w:val="en-CA"/>
+          <w:sz w:val="19"/>
+          <w:szCs w:val="19"/>
+          <w:lang w:val="en-CA"/>
+        </w:rPr>
+        <w:t>With a growing foundation in object-oriented programming principle</w:t>
+      </w:r>
+      <w:r>
+        <w:rPr>
+          <w:rFonts w:ascii="Calibri Light" w:eastAsia="Cambria" w:hAnsi="Calibri Light" w:cs="Calibri Light"/>
+          <w:bCs/>
+          <w:sz w:val="19"/>
+          <w:szCs w:val="19"/>
+          <w:lang w:val="en-CA"/>
+        </w:rPr>
+        <w:t xml:space="preserve">, </w:t>
+      </w:r>
+      <w:r>
+        <w:rPr>
+          <w:rFonts w:ascii="Calibri Light" w:eastAsia="Cambria" w:hAnsi="Calibri Light" w:cs="Calibri Light"/>
+          <w:bCs/>
+          <w:sz w:val="19"/>
+          <w:szCs w:val="19"/>
+          <w:lang w:val="en-CA"/>
+        </w:rPr>
+        <w:t>hands-on experience in utilizing</w:t>
+      </w:r>
+      <w:r>
+        <w:rPr>
+          <w:rFonts w:ascii="Calibri Light" w:eastAsia="Cambria" w:hAnsi="Calibri Light" w:cs="Calibri Light"/>
+          <w:bCs/>
+          <w:sz w:val="19"/>
+          <w:szCs w:val="19"/>
+          <w:lang w:val="en-CA"/>
+        </w:rPr>
+        <w:t xml:space="preserve"> unit testing frameworks like JUnit, and an aptitude towards solving complex problems, </w:t>
+      </w:r>
+      <w:r>
+        <w:rPr>
+          <w:rFonts w:ascii="Calibri Light" w:eastAsia="Cambria" w:hAnsi="Calibri Light" w:cs="Calibri Light"/>
+          <w:bCs/>
+          <w:sz w:val="19"/>
+          <w:szCs w:val="19"/>
+          <w:lang w:val="en-CA"/>
+        </w:rPr>
+        <w:t>I am confident in my ability to contribute to your testing initiatives while growing in a dynamic work environment.</w:t>
+      </w:r>
+    </w:p>
+    <w:p>
+      <w:pPr>
+        <w:pBdr>
+          <w:top w:val="nil"/>
+          <w:left w:val="nil"/>
+          <w:bottom w:val="nil"/>
+          <w:right w:val="nil"/>
+          <w:between w:val="nil"/>
+        </w:pBdr>
+        <w:spacing w:before="175" w:line="276" w:lineRule="auto"/>
+        <w:ind w:right="113"/>
+        <w:jc w:val="both"/>
+        <w:rPr>
+          <w:rFonts w:ascii="Calibri Light" w:eastAsia="Cambria" w:hAnsi="Calibri Light" w:cs="Calibri Light"/>
+          <w:bCs/>
+          <w:sz w:val="19"/>
+          <w:szCs w:val="19"/>
+          <w:lang w:val="en-CA"/>
+        </w:rPr>
+      </w:pPr>
+      <w:r>
+        <w:rPr>
+          <w:rFonts w:ascii="Calibri Light" w:eastAsia="Cambria" w:hAnsi="Calibri Light" w:cs="Calibri Light"/>
+          <w:bCs/>
+          <w:sz w:val="19"/>
+          <w:szCs w:val="19"/>
+          <w:lang w:val="en-CA"/>
+        </w:rPr>
+        <w:t>Currently, I am gaining practical experience as an Information Technology Analyst Co-op Student with Shared Service Canada, where I am supporting enterprise-level IT workflows in a federal government setting. This role is providing me with exposure to Linux-based operating systems, large-scale infrastructure, and is helping me develop many transferrable skills that are required in working in a large, client-facing Agile-style team, such as interpersonal communication, time management and task prioritization. In this role, I hope to identify potential opportunities for automation to streamline recurring processes and improve efficiency, building on my interest in scripting and workflow optimization</w:t>
+      </w:r>
+      <w:r>
+        <w:rPr>
+          <w:rFonts w:ascii="Calibri Light" w:eastAsia="Cambria" w:hAnsi="Calibri Light" w:cs="Calibri Light"/>
+          <w:bCs/>
+          <w:sz w:val="19"/>
+          <w:szCs w:val="19"/>
+          <w:lang w:val="en-CA"/>
+        </w:rPr>
+        <w:t xml:space="preserve">. Paired alongside this, I have also </w:t>
+      </w:r>
+      <w:r>
+        <w:rPr>
+          <w:rFonts w:ascii="Calibri Light" w:eastAsia="Cambria" w:hAnsi="Calibri Light" w:cs="Calibri Light"/>
+          <w:bCs/>
+          <w:sz w:val="19"/>
+          <w:szCs w:val="19"/>
+          <w:lang w:val="en-CA"/>
+        </w:rPr>
+        <w:t>developed Python automation tools for document generation and PDF conversion, reinforcing my ability to design lightweight testing scripts that can improve general workflow procedures and minimize repetition.</w:t>
+      </w:r>
+      <w:r>
+        <w:rPr>
+          <w:rFonts w:ascii="Calibri Light" w:hAnsi="Calibri Light" w:cs="Calibri Light"/>
+          <w:sz w:val="19"/>
+          <w:szCs w:val="19"/>
+        </w:rPr>
+        <w:t xml:space="preserve">However, </w:t>
+      </w:r>
+      <w:r>
+        <w:rPr>
+          <w:rFonts w:ascii="Calibri Light" w:hAnsi="Calibri Light" w:cs="Calibri Light"/>
+          <w:sz w:val="19"/>
+          <w:szCs w:val="19"/>
+        </w:rPr>
+        <w:t>my academic work has reinforced my skills as a developer</w:t>
+      </w:r>
+      <w:r>
+        <w:rPr>
+          <w:rFonts w:ascii="Calibri Light" w:hAnsi="Calibri Light" w:cs="Calibri Light"/>
+          <w:sz w:val="19"/>
+          <w:szCs w:val="19"/>
+        </w:rPr>
+        <w:t xml:space="preserve"> in unit testing</w:t>
+      </w:r>
+      <w:r>
+        <w:rPr>
+          <w:rFonts w:ascii="Calibri Light" w:hAnsi="Calibri Light" w:cs="Calibri Light"/>
+          <w:sz w:val="19"/>
+          <w:szCs w:val="19"/>
+        </w:rPr>
+        <w:t xml:space="preserve">, especially through DailySips, a Java-based desktop application that aims to improve user self-awareness over their daily caloric, caffeine and sugar consumption for beverages. </w:t>
+      </w:r>
+      <w:r>
+        <w:rPr>
+          <w:rFonts w:ascii="Calibri Light" w:hAnsi="Calibri Light" w:cs="Calibri Light"/>
+          <w:sz w:val="19"/>
+          <w:szCs w:val="19"/>
+        </w:rPr>
+        <w:t>With object-oriented programming principles</w:t>
+      </w:r>
+      <w:r>
+        <w:rPr>
+          <w:rFonts w:ascii="Calibri Light" w:hAnsi="Calibri Light" w:cs="Calibri Light"/>
+          <w:sz w:val="19"/>
+          <w:szCs w:val="19"/>
+        </w:rPr>
+        <w:t>, I</w:t>
+      </w:r>
+      <w:r>
+        <w:rPr>
+          <w:rFonts w:ascii="Calibri Light" w:hAnsi="Calibri Light" w:cs="Calibri Light"/>
+          <w:sz w:val="19"/>
+          <w:szCs w:val="19"/>
+        </w:rPr>
+        <w:t xml:space="preserve"> developed a command-line interface and a graphical user interface utilizing Java Swing, focusing on</w:t>
+      </w:r>
+      <w:r>
+        <w:rPr>
+          <w:rFonts w:ascii="Calibri Light" w:hAnsi="Calibri Light" w:cs="Calibri Light"/>
+          <w:sz w:val="19"/>
+          <w:szCs w:val="19"/>
+        </w:rPr>
+        <w:t xml:space="preserve"> user accessibility</w:t>
+      </w:r>
+      <w:r>
+        <w:rPr>
+          <w:rFonts w:ascii="Calibri Light" w:hAnsi="Calibri Light" w:cs="Calibri Light"/>
+          <w:sz w:val="19"/>
+          <w:szCs w:val="19"/>
+        </w:rPr>
+        <w:t>.</w:t>
+      </w:r>
+      <w:r>
+        <w:rPr>
+          <w:rFonts w:ascii="Calibri Light" w:hAnsi="Calibri Light" w:cs="Calibri Light"/>
+          <w:sz w:val="19"/>
+          <w:szCs w:val="19"/>
+        </w:rPr>
+        <w:t xml:space="preserve"> I then</w:t>
+      </w:r>
+      <w:r>
+        <w:rPr>
+          <w:rFonts w:ascii="Calibri Light" w:hAnsi="Calibri Light" w:cs="Calibri Light"/>
+          <w:sz w:val="19"/>
+          <w:szCs w:val="19"/>
+        </w:rPr>
+        <w:t xml:space="preserve"> implemented JSON-based data persistence and wrote rigorous JUnit tests using JUnit Jupiter to validate application behaviour and improve code robustness. I also created a UML diagram to outline class interactions for my graphical user interface, clearly identifying areas that could be refactored for improved clarity and readability. This not only sharpened my technical and analytical skills, but highlighted the importance of detail-oriented thinking</w:t>
+      </w:r>
+      <w:r>
+        <w:rPr>
+          <w:rFonts w:ascii="Calibri Light" w:hAnsi="Calibri Light" w:cs="Calibri Light"/>
+          <w:sz w:val="19"/>
+          <w:szCs w:val="19"/>
+        </w:rPr>
+        <w:t>.</w:t>
+      </w:r>
+      <w:r>
+        <w:rPr>
+          <w:rFonts w:ascii="Calibri Light" w:hAnsi="Calibri Light" w:cs="Calibri Light"/>
+          <w:sz w:val="19"/>
+          <w:szCs w:val="19"/>
         </w:rPr>
         <w:t xml:space="preserve"> </w:t>
       </w:r>
       <w:r>
         <w:rPr>
-          <w:rFonts w:ascii="Calibri Light" w:eastAsia="Cambria" w:hAnsi="Calibri Light" w:cs="Calibri Light"/>
-          <w:bCs/>
-          <w:sz w:val="18"/>
-          <w:szCs w:val="18"/>
-          <w:lang w:val="en-CA"/>
-        </w:rPr>
-        <w:t xml:space="preserve">and unit testing frameworks like JUnit, and an aptitude towards solving complex problems, </w:t>
-      </w:r>
-      <w:r>
-        <w:rPr>
-          <w:rFonts w:ascii="Calibri Light" w:eastAsia="Cambria" w:hAnsi="Calibri Light" w:cs="Calibri Light"/>
-          <w:bCs/>
-          <w:sz w:val="18"/>
-          <w:szCs w:val="18"/>
-          <w:lang w:val="en-CA"/>
-        </w:rPr>
-        <w:t>I am confident in my ability to contribute meaningfully to your testing initiatives while growing in a dynamic, collaborative work environment.</w:t>
+          <w:rFonts w:ascii="Calibri Light" w:hAnsi="Calibri Light" w:cs="Calibri Light"/>
+          <w:sz w:val="19"/>
+          <w:szCs w:val="19"/>
+        </w:rPr>
+        <w:t>Additionally, I have explored application development through projects such as SipLy and AniMori – while they are not focused on testing design, they strengthened my abilities to debug complex</w:t>
+      </w:r>
+      <w:r>
+        <w:rPr>
+          <w:rFonts w:ascii="Calibri Light" w:hAnsi="Calibri Light" w:cs="Calibri Light"/>
+          <w:sz w:val="19"/>
+          <w:szCs w:val="19"/>
+        </w:rPr>
+        <w:t xml:space="preserve"> code, </w:t>
+      </w:r>
+      <w:r>
+        <w:rPr>
+          <w:rFonts w:ascii="Calibri Light" w:hAnsi="Calibri Light" w:cs="Calibri Light"/>
+          <w:sz w:val="19"/>
+          <w:szCs w:val="19"/>
+        </w:rPr>
+        <w:t xml:space="preserve">handle persistence through database design </w:t>
+      </w:r>
+      <w:r>
+        <w:rPr>
+          <w:rFonts w:ascii="Calibri Light" w:hAnsi="Calibri Light" w:cs="Calibri Light"/>
+          <w:sz w:val="19"/>
+          <w:szCs w:val="19"/>
+        </w:rPr>
+        <w:t xml:space="preserve">and frontend-backend coordination – all of which </w:t>
+      </w:r>
+      <w:r>
+        <w:rPr>
+          <w:rFonts w:ascii="Calibri Light" w:hAnsi="Calibri Light" w:cs="Calibri Light"/>
+          <w:sz w:val="19"/>
+          <w:szCs w:val="19"/>
+        </w:rPr>
+        <w:t>are</w:t>
+      </w:r>
+      <w:r>
+        <w:rPr>
+          <w:rFonts w:ascii="Calibri Light" w:hAnsi="Calibri Light" w:cs="Calibri Light"/>
+          <w:sz w:val="19"/>
+          <w:szCs w:val="19"/>
+        </w:rPr>
+        <w:t xml:space="preserve"> necessary skills in the realm of </w:t>
+      </w:r>
+      <w:r>
+        <w:rPr>
+          <w:rFonts w:ascii="Calibri Light" w:hAnsi="Calibri Light" w:cs="Calibri Light"/>
+          <w:sz w:val="19"/>
+          <w:szCs w:val="19"/>
+        </w:rPr>
+        <w:t>software testing.</w:t>
       </w:r>
     </w:p>
     <w:p>
@@ -490,9 +711,8 @@
         <w:jc w:val="both"/>
         <w:rPr>
           <w:rFonts w:ascii="Calibri Light" w:hAnsi="Calibri Light" w:cs="Calibri Light"/>
-          <w:sz w:val="18"/>
-          <w:szCs w:val="18"/>
-          <w:lang w:val="en-CA"/>
+          <w:sz w:val="19"/>
+          <w:szCs w:val="19"/>
         </w:rPr>
       </w:pPr>
     </w:p>
@@ -503,177 +723,185 @@
         <w:jc w:val="both"/>
         <w:rPr>
           <w:rFonts w:ascii="Calibri Light" w:hAnsi="Calibri Light" w:cs="Calibri Light"/>
-          <w:sz w:val="18"/>
-          <w:szCs w:val="18"/>
+          <w:sz w:val="19"/>
+          <w:szCs w:val="19"/>
         </w:rPr>
       </w:pPr>
       <w:r>
         <w:rPr>
           <w:rFonts w:ascii="Calibri Light" w:hAnsi="Calibri Light" w:cs="Calibri Light"/>
-          <w:sz w:val="18"/>
-          <w:szCs w:val="18"/>
-        </w:rPr>
-        <w:t xml:space="preserve">While my knowledge of </w:t>
-      </w:r>
-      <w:r>
-        <w:rPr>
-          <w:rFonts w:ascii="Calibri Light" w:hAnsi="Calibri Light" w:cs="Calibri Light"/>
-          <w:sz w:val="18"/>
-          <w:szCs w:val="18"/>
-        </w:rPr>
-        <w:t xml:space="preserve">advanced testing frameworks and tools are still growing, </w:t>
-      </w:r>
-      <w:r>
-        <w:rPr>
-          <w:rFonts w:ascii="Calibri Light" w:hAnsi="Calibri Light" w:cs="Calibri Light"/>
-          <w:sz w:val="18"/>
-          <w:szCs w:val="18"/>
-        </w:rPr>
-        <w:t xml:space="preserve">I am actively developing my expertise through coursework, hackathon participation and self-learning, showcasing my passion towards continued learning. </w:t>
-      </w:r>
-      <w:r>
-        <w:rPr>
-          <w:rFonts w:ascii="Calibri Light" w:hAnsi="Calibri Light" w:cs="Calibri Light"/>
-          <w:sz w:val="18"/>
-          <w:szCs w:val="18"/>
-        </w:rPr>
-        <w:t xml:space="preserve">Through hackathons, I not only gained valuable experience in collaborating within Agile-style teams, but I also developed a strong foundation in understanding user needs, and prototyping practical solutions that aligned with our project goals. For example, during BCS Hacks 2025, my team and I engineered PantryPal, an AI-powered recipe generator. We identified a clear real-world problem of high food wastage, and aimed to develop a full-stack web application that could help users save money on unnecessary ingredients, and utilize existing ingredients already made available in their virtual pantry. I contributed to designing PantryPal’s </w:t>
-      </w:r>
-      <w:r>
-        <w:rPr>
-          <w:rFonts w:ascii="Calibri Light" w:hAnsi="Calibri Light" w:cs="Calibri Light"/>
-          <w:sz w:val="18"/>
-          <w:szCs w:val="18"/>
-        </w:rPr>
-        <w:t xml:space="preserve">frontend components and </w:t>
-      </w:r>
-      <w:r>
-        <w:rPr>
-          <w:rFonts w:ascii="Calibri Light" w:hAnsi="Calibri Light" w:cs="Calibri Light"/>
-          <w:sz w:val="18"/>
-          <w:szCs w:val="18"/>
-        </w:rPr>
-        <w:t>backend logic</w:t>
-      </w:r>
-      <w:r>
-        <w:rPr>
-          <w:rFonts w:ascii="Calibri Light" w:hAnsi="Calibri Light" w:cs="Calibri Light"/>
-          <w:sz w:val="18"/>
-          <w:szCs w:val="18"/>
-        </w:rPr>
-        <w:t xml:space="preserve"> to set up the users’ virtual pantry using MongoDB</w:t>
-      </w:r>
-      <w:r>
-        <w:rPr>
-          <w:rFonts w:ascii="Calibri Light" w:hAnsi="Calibri Light" w:cs="Calibri Light"/>
-          <w:sz w:val="18"/>
-          <w:szCs w:val="18"/>
-        </w:rPr>
-        <w:t xml:space="preserve">, and successfully integrated </w:t>
-      </w:r>
-      <w:r>
-        <w:rPr>
-          <w:rFonts w:ascii="Calibri Light" w:hAnsi="Calibri Light" w:cs="Calibri Light"/>
-          <w:sz w:val="18"/>
-          <w:szCs w:val="18"/>
-        </w:rPr>
-        <w:t>the Groq AI</w:t>
-      </w:r>
-      <w:r>
-        <w:rPr>
-          <w:rFonts w:ascii="Calibri Light" w:hAnsi="Calibri Light" w:cs="Calibri Light"/>
-          <w:sz w:val="18"/>
-          <w:szCs w:val="18"/>
-        </w:rPr>
-        <w:t xml:space="preserve"> API for dynamic response rendering. This experience enhanced my skills in analyzing real-world problems, coordinating across technical workflows and contributing to projects that required clear communication. Additionally, my academic work has reinforced my skills as a developer</w:t>
-      </w:r>
-      <w:r>
-        <w:rPr>
-          <w:rFonts w:ascii="Calibri Light" w:hAnsi="Calibri Light" w:cs="Calibri Light"/>
-          <w:sz w:val="18"/>
-          <w:szCs w:val="18"/>
-        </w:rPr>
-        <w:t xml:space="preserve"> in both software construction and unit testing</w:t>
-      </w:r>
-      <w:r>
-        <w:rPr>
-          <w:rFonts w:ascii="Calibri Light" w:hAnsi="Calibri Light" w:cs="Calibri Light"/>
-          <w:sz w:val="18"/>
-          <w:szCs w:val="18"/>
-        </w:rPr>
-        <w:t xml:space="preserve">, especially through DailySips, a Java-based desktop application that aims to improve user self-awareness over their daily caloric, caffeine and sugar consumption for beverages. </w:t>
-      </w:r>
-      <w:r>
-        <w:rPr>
-          <w:rFonts w:ascii="Calibri Light" w:hAnsi="Calibri Light" w:cs="Calibri Light"/>
-          <w:sz w:val="18"/>
-          <w:szCs w:val="18"/>
-        </w:rPr>
-        <w:t>With object-oriented programming principles</w:t>
-      </w:r>
-      <w:r>
-        <w:rPr>
-          <w:rFonts w:ascii="Calibri Light" w:hAnsi="Calibri Light" w:cs="Calibri Light"/>
-          <w:sz w:val="18"/>
-          <w:szCs w:val="18"/>
-        </w:rPr>
-        <w:t>, I</w:t>
-      </w:r>
-      <w:r>
-        <w:rPr>
-          <w:rFonts w:ascii="Calibri Light" w:hAnsi="Calibri Light" w:cs="Calibri Light"/>
-          <w:sz w:val="18"/>
-          <w:szCs w:val="18"/>
-        </w:rPr>
-        <w:t xml:space="preserve"> developed a command-line interface and a graphical user interface utilizing Java Swing, focusing on</w:t>
-      </w:r>
-      <w:r>
-        <w:rPr>
-          <w:rFonts w:ascii="Calibri Light" w:hAnsi="Calibri Light" w:cs="Calibri Light"/>
-          <w:sz w:val="18"/>
-          <w:szCs w:val="18"/>
-        </w:rPr>
-        <w:t xml:space="preserve"> user accessibility</w:t>
-      </w:r>
-      <w:r>
-        <w:rPr>
-          <w:rFonts w:ascii="Calibri Light" w:hAnsi="Calibri Light" w:cs="Calibri Light"/>
-          <w:sz w:val="18"/>
-          <w:szCs w:val="18"/>
-        </w:rPr>
-        <w:t>.</w:t>
-      </w:r>
-      <w:r>
-        <w:rPr>
-          <w:rFonts w:ascii="Calibri Light" w:hAnsi="Calibri Light" w:cs="Calibri Light"/>
-          <w:sz w:val="18"/>
-          <w:szCs w:val="18"/>
-        </w:rPr>
-        <w:t xml:space="preserve"> I then</w:t>
-      </w:r>
-      <w:r>
-        <w:rPr>
-          <w:rFonts w:ascii="Calibri Light" w:hAnsi="Calibri Light" w:cs="Calibri Light"/>
-          <w:sz w:val="18"/>
-          <w:szCs w:val="18"/>
-        </w:rPr>
-        <w:t xml:space="preserve"> implemented JSON-based data persistence and wrote rigorous JUnit tests using JUnit Jupiter to validate application behaviour and improve code robustness. I also created a UML diagram to outline class interactions for my graphical user interface, clearly identifying areas that could be refactored for improved clarity and readability. This not only sharpened my technical and analytical skills, but highlighted the importance of detail-oriented thinking</w:t>
-      </w:r>
-      <w:r>
-        <w:rPr>
-          <w:rFonts w:ascii="Calibri Light" w:hAnsi="Calibri Light" w:cs="Calibri Light"/>
-          <w:sz w:val="18"/>
-          <w:szCs w:val="18"/>
-        </w:rPr>
-        <w:t>.</w:t>
-      </w:r>
-      <w:r>
-        <w:rPr>
-          <w:rFonts w:ascii="Calibri Light" w:hAnsi="Calibri Light" w:cs="Calibri Light"/>
-          <w:sz w:val="18"/>
-          <w:szCs w:val="18"/>
+          <w:sz w:val="19"/>
+          <w:szCs w:val="19"/>
+        </w:rPr>
+        <w:t xml:space="preserve">Prior to pursuing software development, I worked for </w:t>
+      </w:r>
+      <w:r>
+        <w:rPr>
+          <w:rFonts w:ascii="Calibri Light" w:hAnsi="Calibri Light" w:cs="Calibri Light"/>
+          <w:sz w:val="19"/>
+          <w:szCs w:val="19"/>
+        </w:rPr>
+        <w:t>nearly</w:t>
+      </w:r>
+      <w:r>
+        <w:rPr>
+          <w:rFonts w:ascii="Calibri Light" w:hAnsi="Calibri Light" w:cs="Calibri Light"/>
+          <w:sz w:val="19"/>
+          <w:szCs w:val="19"/>
+        </w:rPr>
+        <w:t xml:space="preserve"> three years as a clinical genetics technologist, where I gained incredibly valuable experience with the Genome Diagnostics team at the Provincial Health Services Authority. In this high-stakes, detail-driven environment, I supported end-to-end diagnostic workflows – from accessioning biohazardous patient specimens to </w:t>
+      </w:r>
+      <w:r>
+        <w:rPr>
+          <w:rFonts w:ascii="Calibri Light" w:hAnsi="Calibri Light" w:cs="Calibri Light"/>
+          <w:sz w:val="19"/>
+          <w:szCs w:val="19"/>
+        </w:rPr>
+        <w:t xml:space="preserve">executing wet laboratory experiments to </w:t>
+      </w:r>
+      <w:r>
+        <w:rPr>
+          <w:rFonts w:ascii="Calibri Light" w:hAnsi="Calibri Light" w:cs="Calibri Light"/>
+          <w:sz w:val="19"/>
+          <w:szCs w:val="19"/>
+        </w:rPr>
+        <w:t>interpreting results with high precision, I brought a</w:t>
+      </w:r>
+      <w:r>
+        <w:rPr>
+          <w:rFonts w:ascii="Calibri Light" w:hAnsi="Calibri Light" w:cs="Calibri Light"/>
+          <w:sz w:val="19"/>
+          <w:szCs w:val="19"/>
+        </w:rPr>
+        <w:t xml:space="preserve"> passionate </w:t>
+      </w:r>
+      <w:r>
+        <w:rPr>
+          <w:rFonts w:ascii="Calibri Light" w:hAnsi="Calibri Light" w:cs="Calibri Light"/>
+          <w:sz w:val="19"/>
+          <w:szCs w:val="19"/>
+        </w:rPr>
+        <w:t>work ethic to every task involved to ensure test results were delivered under established turnaround times.</w:t>
+      </w:r>
+      <w:r>
+        <w:rPr>
+          <w:rFonts w:ascii="Calibri Light" w:hAnsi="Calibri Light" w:cs="Calibri Light"/>
+          <w:sz w:val="19"/>
+          <w:szCs w:val="19"/>
+        </w:rPr>
+        <w:t xml:space="preserve"> This required meticulous attention to detail and a high commitment to</w:t>
+      </w:r>
+      <w:r>
+        <w:rPr>
+          <w:rFonts w:ascii="Calibri Light" w:hAnsi="Calibri Light" w:cs="Calibri Light"/>
+          <w:sz w:val="19"/>
+          <w:szCs w:val="19"/>
+        </w:rPr>
+        <w:t xml:space="preserve"> care</w:t>
+      </w:r>
+      <w:r>
+        <w:rPr>
+          <w:rFonts w:ascii="Calibri Light" w:hAnsi="Calibri Light" w:cs="Calibri Light"/>
+          <w:sz w:val="19"/>
+          <w:szCs w:val="19"/>
+        </w:rPr>
+        <w:t xml:space="preserve"> quality and turnaround expectations.</w:t>
+      </w:r>
+      <w:r>
+        <w:rPr>
+          <w:rFonts w:ascii="Calibri Light" w:hAnsi="Calibri Light" w:cs="Calibri Light"/>
+          <w:sz w:val="19"/>
+          <w:szCs w:val="19"/>
+        </w:rPr>
+        <w:t xml:space="preserve"> I learnt how to liaise and communicate effectively with vendors and internal IT teams to troubleshoot both laboratory software and hardware, helping minimize operational downtime. </w:t>
+      </w:r>
+      <w:r>
+        <w:rPr>
+          <w:rFonts w:ascii="Calibri Light" w:hAnsi="Calibri Light" w:cs="Calibri Light"/>
+          <w:sz w:val="19"/>
+          <w:szCs w:val="19"/>
         </w:rPr>
         <w:t xml:space="preserve"> </w:t>
+      </w:r>
+      <w:r>
+        <w:rPr>
+          <w:rFonts w:ascii="Calibri Light" w:hAnsi="Calibri Light" w:cs="Calibri Light"/>
+          <w:sz w:val="19"/>
+          <w:szCs w:val="19"/>
+        </w:rPr>
+        <w:t xml:space="preserve">Just as importantly, </w:t>
+      </w:r>
+      <w:r>
+        <w:rPr>
+          <w:rFonts w:ascii="Calibri Light" w:hAnsi="Calibri Light" w:cs="Calibri Light"/>
+          <w:sz w:val="19"/>
+          <w:szCs w:val="19"/>
+        </w:rPr>
+        <w:t xml:space="preserve">I also took on mentorship responsibilities, training incoming junior technologists and practicum students, helping to foster a collaborative, </w:t>
+      </w:r>
+      <w:r>
+        <w:rPr>
+          <w:rFonts w:ascii="Calibri Light" w:hAnsi="Calibri Light" w:cs="Calibri Light"/>
+          <w:sz w:val="19"/>
+          <w:szCs w:val="19"/>
+        </w:rPr>
+        <w:t>growth-oriented</w:t>
+      </w:r>
+      <w:r>
+        <w:rPr>
+          <w:rFonts w:ascii="Calibri Light" w:hAnsi="Calibri Light" w:cs="Calibri Light"/>
+          <w:sz w:val="19"/>
+          <w:szCs w:val="19"/>
+        </w:rPr>
+        <w:t xml:space="preserve"> learning environment</w:t>
+      </w:r>
+      <w:r>
+        <w:rPr>
+          <w:rFonts w:ascii="Calibri Light" w:hAnsi="Calibri Light" w:cs="Calibri Light"/>
+          <w:sz w:val="19"/>
+          <w:szCs w:val="19"/>
+        </w:rPr>
+        <w:t>: an experience that required clear communication, empathy and patience.</w:t>
+      </w:r>
+      <w:r>
+        <w:rPr>
+          <w:rFonts w:ascii="Calibri Light" w:hAnsi="Calibri Light" w:cs="Calibri Light"/>
+          <w:sz w:val="19"/>
+          <w:szCs w:val="19"/>
+        </w:rPr>
+        <w:t xml:space="preserve"> My role at PHSA highlights many</w:t>
+      </w:r>
+      <w:r>
+        <w:rPr>
+          <w:rFonts w:ascii="Calibri Light" w:hAnsi="Calibri Light" w:cs="Calibri Light"/>
+          <w:sz w:val="19"/>
+          <w:szCs w:val="19"/>
+        </w:rPr>
+        <w:t xml:space="preserve"> necessary</w:t>
+      </w:r>
+      <w:r>
+        <w:rPr>
+          <w:rFonts w:ascii="Calibri Light" w:hAnsi="Calibri Light" w:cs="Calibri Light"/>
+          <w:sz w:val="19"/>
+          <w:szCs w:val="19"/>
+        </w:rPr>
+        <w:t xml:space="preserve"> soft skills, including the ability to learn quickly, adaptability to various responsibilities, and the ability to effectively communicate complex concepts in a concise manner.</w:t>
+      </w:r>
+      <w:r>
+        <w:rPr>
+          <w:rFonts w:ascii="Calibri Light" w:hAnsi="Calibri Light" w:cs="Calibri Light"/>
+          <w:sz w:val="19"/>
+          <w:szCs w:val="19"/>
+        </w:rPr>
+        <w:t xml:space="preserve"> </w:t>
+      </w:r>
+      <w:r>
+        <w:rPr>
+          <w:rFonts w:ascii="Calibri Light" w:hAnsi="Calibri Light" w:cs="Calibri Light"/>
+          <w:sz w:val="19"/>
+          <w:szCs w:val="19"/>
+        </w:rPr>
+        <w:t>This role instilled in me a strong sense of responsibility, which are all traits that now carry over into how I approach testing and team-based projects.</w:t>
       </w:r>
     </w:p>
     <w:p>
@@ -683,8 +911,8 @@
         <w:jc w:val="both"/>
         <w:rPr>
           <w:rFonts w:ascii="Calibri Light" w:hAnsi="Calibri Light" w:cs="Calibri Light"/>
-          <w:sz w:val="18"/>
-          <w:szCs w:val="18"/>
+          <w:sz w:val="19"/>
+          <w:szCs w:val="19"/>
         </w:rPr>
       </w:pPr>
     </w:p>
@@ -695,335 +923,135 @@
         <w:jc w:val="both"/>
         <w:rPr>
           <w:rFonts w:ascii="Calibri Light" w:hAnsi="Calibri Light" w:cs="Calibri Light"/>
-          <w:sz w:val="18"/>
-          <w:szCs w:val="18"/>
+          <w:sz w:val="19"/>
+          <w:szCs w:val="19"/>
         </w:rPr>
       </w:pPr>
       <w:r>
         <w:rPr>
           <w:rFonts w:ascii="Calibri Light" w:hAnsi="Calibri Light" w:cs="Calibri Light"/>
-          <w:sz w:val="18"/>
-          <w:szCs w:val="18"/>
-        </w:rPr>
-        <w:t xml:space="preserve">Prior to pursuing software development, I worked for </w:t>
-      </w:r>
-      <w:r>
-        <w:rPr>
-          <w:rFonts w:ascii="Calibri Light" w:hAnsi="Calibri Light" w:cs="Calibri Light"/>
-          <w:sz w:val="18"/>
-          <w:szCs w:val="18"/>
-        </w:rPr>
-        <w:t>nearly</w:t>
-      </w:r>
-      <w:r>
-        <w:rPr>
-          <w:rFonts w:ascii="Calibri Light" w:hAnsi="Calibri Light" w:cs="Calibri Light"/>
-          <w:sz w:val="18"/>
-          <w:szCs w:val="18"/>
-        </w:rPr>
-        <w:t xml:space="preserve"> three years as a clinical genetics technologist, where I gained incredibly valuable experience with the Genome Diagnostics team at the Provincial Health Services Authority. In this high-stakes, detail-driven environment, I supported end-to-end diagnostic workflows – from accessioning biohazardous patient specimens to </w:t>
-      </w:r>
-      <w:r>
-        <w:rPr>
-          <w:rFonts w:ascii="Calibri Light" w:hAnsi="Calibri Light" w:cs="Calibri Light"/>
-          <w:sz w:val="18"/>
-          <w:szCs w:val="18"/>
-        </w:rPr>
-        <w:t xml:space="preserve">executing wet laboratory experiments to </w:t>
-      </w:r>
-      <w:r>
-        <w:rPr>
-          <w:rFonts w:ascii="Calibri Light" w:hAnsi="Calibri Light" w:cs="Calibri Light"/>
-          <w:sz w:val="18"/>
-          <w:szCs w:val="18"/>
-        </w:rPr>
-        <w:t>interpreting results with high precision, I brought a</w:t>
-      </w:r>
-      <w:r>
-        <w:rPr>
-          <w:rFonts w:ascii="Calibri Light" w:hAnsi="Calibri Light" w:cs="Calibri Light"/>
-          <w:sz w:val="18"/>
-          <w:szCs w:val="18"/>
-        </w:rPr>
-        <w:t xml:space="preserve"> passionate </w:t>
-      </w:r>
-      <w:r>
-        <w:rPr>
-          <w:rFonts w:ascii="Calibri Light" w:hAnsi="Calibri Light" w:cs="Calibri Light"/>
-          <w:sz w:val="18"/>
-          <w:szCs w:val="18"/>
-        </w:rPr>
-        <w:t>work ethic to every task involved to ensure test results were delivered under established turnaround times.</w:t>
-      </w:r>
-      <w:r>
-        <w:rPr>
-          <w:rFonts w:ascii="Calibri Light" w:hAnsi="Calibri Light" w:cs="Calibri Light"/>
-          <w:sz w:val="18"/>
-          <w:szCs w:val="18"/>
-        </w:rPr>
-        <w:t xml:space="preserve"> This required meticulous attention to detail and a high commitment to</w:t>
-      </w:r>
-      <w:r>
-        <w:rPr>
-          <w:rFonts w:ascii="Calibri Light" w:hAnsi="Calibri Light" w:cs="Calibri Light"/>
-          <w:sz w:val="18"/>
-          <w:szCs w:val="18"/>
-        </w:rPr>
-        <w:t xml:space="preserve"> care</w:t>
-      </w:r>
-      <w:r>
-        <w:rPr>
-          <w:rFonts w:ascii="Calibri Light" w:hAnsi="Calibri Light" w:cs="Calibri Light"/>
-          <w:sz w:val="18"/>
-          <w:szCs w:val="18"/>
-        </w:rPr>
-        <w:t xml:space="preserve"> quality and turnaround expectations.</w:t>
-      </w:r>
-      <w:r>
-        <w:rPr>
-          <w:rFonts w:ascii="Calibri Light" w:hAnsi="Calibri Light" w:cs="Calibri Light"/>
-          <w:sz w:val="18"/>
-          <w:szCs w:val="18"/>
-        </w:rPr>
-        <w:t xml:space="preserve"> I learnt how to liaise and communicate effectively with vendors and internal IT teams to troubleshoot both laboratory software and hardware, helping minimize operational downtime. </w:t>
-      </w:r>
-      <w:r>
-        <w:rPr>
-          <w:rFonts w:ascii="Calibri Light" w:hAnsi="Calibri Light" w:cs="Calibri Light"/>
-          <w:sz w:val="18"/>
-          <w:szCs w:val="18"/>
-        </w:rPr>
-        <w:t xml:space="preserve"> </w:t>
-      </w:r>
-      <w:r>
-        <w:rPr>
-          <w:rFonts w:ascii="Calibri Light" w:hAnsi="Calibri Light" w:cs="Calibri Light"/>
-          <w:sz w:val="18"/>
-          <w:szCs w:val="18"/>
-        </w:rPr>
-        <w:t xml:space="preserve">Just as importantly, </w:t>
-      </w:r>
-      <w:r>
-        <w:rPr>
-          <w:rFonts w:ascii="Calibri Light" w:hAnsi="Calibri Light" w:cs="Calibri Light"/>
-          <w:sz w:val="18"/>
-          <w:szCs w:val="18"/>
-        </w:rPr>
-        <w:t xml:space="preserve">I also took on mentorship responsibilities, training incoming junior technologists and practicum students, helping to foster a collaborative, </w:t>
-      </w:r>
-      <w:r>
-        <w:rPr>
-          <w:rFonts w:ascii="Calibri Light" w:hAnsi="Calibri Light" w:cs="Calibri Light"/>
-          <w:sz w:val="18"/>
-          <w:szCs w:val="18"/>
-        </w:rPr>
-        <w:t>growth-oriented</w:t>
-      </w:r>
-      <w:r>
-        <w:rPr>
-          <w:rFonts w:ascii="Calibri Light" w:hAnsi="Calibri Light" w:cs="Calibri Light"/>
-          <w:sz w:val="18"/>
-          <w:szCs w:val="18"/>
-        </w:rPr>
-        <w:t xml:space="preserve"> learning environment</w:t>
-      </w:r>
-      <w:r>
-        <w:rPr>
-          <w:rFonts w:ascii="Calibri Light" w:hAnsi="Calibri Light" w:cs="Calibri Light"/>
-          <w:sz w:val="18"/>
-          <w:szCs w:val="18"/>
-        </w:rPr>
-        <w:t>: an experience that required clear communication, empathy and patience.</w:t>
-      </w:r>
-      <w:r>
-        <w:rPr>
-          <w:rFonts w:ascii="Calibri Light" w:hAnsi="Calibri Light" w:cs="Calibri Light"/>
-          <w:sz w:val="18"/>
-          <w:szCs w:val="18"/>
-        </w:rPr>
-        <w:t xml:space="preserve"> My role at PHSA highlights many</w:t>
-      </w:r>
-      <w:r>
-        <w:rPr>
-          <w:rFonts w:ascii="Calibri Light" w:hAnsi="Calibri Light" w:cs="Calibri Light"/>
-          <w:sz w:val="18"/>
-          <w:szCs w:val="18"/>
-        </w:rPr>
-        <w:t xml:space="preserve"> necessary</w:t>
-      </w:r>
-      <w:r>
-        <w:rPr>
-          <w:rFonts w:ascii="Calibri Light" w:hAnsi="Calibri Light" w:cs="Calibri Light"/>
-          <w:sz w:val="18"/>
-          <w:szCs w:val="18"/>
-        </w:rPr>
-        <w:t xml:space="preserve"> soft skills, including the ability to learn quickly, adaptability to various responsibilities, and the ability to effectively communicate complex concepts in a concise manner.</w:t>
-      </w:r>
-      <w:r>
-        <w:rPr>
-          <w:rFonts w:ascii="Calibri Light" w:hAnsi="Calibri Light" w:cs="Calibri Light"/>
-          <w:sz w:val="18"/>
-          <w:szCs w:val="18"/>
-        </w:rPr>
-        <w:t xml:space="preserve"> </w:t>
-      </w:r>
-      <w:r>
-        <w:rPr>
-          <w:rFonts w:ascii="Calibri Light" w:hAnsi="Calibri Light" w:cs="Calibri Light"/>
-          <w:sz w:val="18"/>
-          <w:szCs w:val="18"/>
-        </w:rPr>
-        <w:t>This role instilled in me a strong sense of responsibility, which are all traits that now carry over into how I approach coding, testing and team-based projects.</w:t>
-      </w:r>
-    </w:p>
-    <w:p>
-      <w:pPr>
-        <w:spacing w:line="276" w:lineRule="auto"/>
-        <w:ind w:right="113"/>
-        <w:jc w:val="both"/>
-        <w:rPr>
-          <w:rFonts w:ascii="Calibri Light" w:hAnsi="Calibri Light" w:cs="Calibri Light"/>
-          <w:sz w:val="18"/>
-          <w:szCs w:val="18"/>
-        </w:rPr>
-      </w:pPr>
-    </w:p>
-    <w:p>
-      <w:pPr>
-        <w:spacing w:line="276" w:lineRule="auto"/>
-        <w:ind w:right="113"/>
-        <w:jc w:val="both"/>
-        <w:rPr>
-          <w:rFonts w:ascii="Calibri Light" w:hAnsi="Calibri Light" w:cs="Calibri Light"/>
-          <w:sz w:val="18"/>
-          <w:szCs w:val="18"/>
-        </w:rPr>
-      </w:pPr>
-      <w:r>
-        <w:rPr>
-          <w:rFonts w:ascii="Calibri Light" w:hAnsi="Calibri Light" w:cs="Calibri Light"/>
-          <w:sz w:val="18"/>
-          <w:szCs w:val="18"/>
+          <w:sz w:val="19"/>
+          <w:szCs w:val="19"/>
         </w:rPr>
         <w:t xml:space="preserve">Conclusively, </w:t>
       </w:r>
       <w:r>
         <w:rPr>
           <w:rFonts w:ascii="Calibri Light" w:hAnsi="Calibri Light" w:cs="Calibri Light"/>
-          <w:sz w:val="18"/>
-          <w:szCs w:val="18"/>
+          <w:sz w:val="19"/>
+          <w:szCs w:val="19"/>
         </w:rPr>
         <w:t>{{ company_name }}</w:t>
       </w:r>
       <w:r>
         <w:rPr>
           <w:rFonts w:ascii="Calibri Light" w:hAnsi="Calibri Light" w:cs="Calibri Light"/>
-          <w:sz w:val="18"/>
-          <w:szCs w:val="18"/>
+          <w:sz w:val="19"/>
+          <w:szCs w:val="19"/>
         </w:rPr>
         <w:t>’</w:t>
       </w:r>
       <w:r>
         <w:rPr>
           <w:rFonts w:ascii="Calibri Light" w:hAnsi="Calibri Light" w:cs="Calibri Light"/>
-          <w:sz w:val="18"/>
-          <w:szCs w:val="18"/>
+          <w:sz w:val="19"/>
+          <w:szCs w:val="19"/>
         </w:rPr>
         <w:t>s</w:t>
       </w:r>
       <w:r>
         <w:rPr>
           <w:rFonts w:ascii="Calibri Light" w:hAnsi="Calibri Light" w:cs="Calibri Light"/>
-          <w:sz w:val="18"/>
-          <w:szCs w:val="18"/>
+          <w:sz w:val="19"/>
+          <w:szCs w:val="19"/>
         </w:rPr>
         <w:t xml:space="preserve"> fast-paced</w:t>
       </w:r>
       <w:r>
         <w:rPr>
           <w:rFonts w:ascii="Calibri Light" w:hAnsi="Calibri Light" w:cs="Calibri Light"/>
-          <w:sz w:val="18"/>
-          <w:szCs w:val="18"/>
+          <w:sz w:val="19"/>
+          <w:szCs w:val="19"/>
         </w:rPr>
         <w:t xml:space="preserve"> and innovation-driven</w:t>
       </w:r>
       <w:r>
         <w:rPr>
           <w:rFonts w:ascii="Calibri Light" w:hAnsi="Calibri Light" w:cs="Calibri Light"/>
-          <w:sz w:val="18"/>
-          <w:szCs w:val="18"/>
+          <w:sz w:val="19"/>
+          <w:szCs w:val="19"/>
         </w:rPr>
         <w:t xml:space="preserve"> environment are particularly appealing to me, and I am eager to contribute to your</w:t>
       </w:r>
       <w:r>
         <w:rPr>
           <w:rFonts w:ascii="Calibri Light" w:hAnsi="Calibri Light" w:cs="Calibri Light"/>
-          <w:sz w:val="18"/>
-          <w:szCs w:val="18"/>
+          <w:sz w:val="19"/>
+          <w:szCs w:val="19"/>
         </w:rPr>
         <w:t xml:space="preserve"> unique, meaningful</w:t>
       </w:r>
       <w:r>
         <w:rPr>
           <w:rFonts w:ascii="Calibri Light" w:hAnsi="Calibri Light" w:cs="Calibri Light"/>
-          <w:sz w:val="18"/>
-          <w:szCs w:val="18"/>
+          <w:sz w:val="19"/>
+          <w:szCs w:val="19"/>
         </w:rPr>
         <w:t xml:space="preserve"> projects</w:t>
       </w:r>
       <w:r>
         <w:rPr>
           <w:rFonts w:ascii="Calibri Light" w:hAnsi="Calibri Light" w:cs="Calibri Light"/>
-          <w:sz w:val="18"/>
-          <w:szCs w:val="18"/>
+          <w:sz w:val="19"/>
+          <w:szCs w:val="19"/>
         </w:rPr>
         <w:t xml:space="preserve"> and help maintain testing initiatives</w:t>
       </w:r>
       <w:r>
         <w:rPr>
           <w:rFonts w:ascii="Calibri Light" w:hAnsi="Calibri Light" w:cs="Calibri Light"/>
-          <w:sz w:val="18"/>
-          <w:szCs w:val="18"/>
+          <w:sz w:val="19"/>
+          <w:szCs w:val="19"/>
         </w:rPr>
         <w:t xml:space="preserve"> while growing in a</w:t>
       </w:r>
       <w:r>
         <w:rPr>
           <w:rFonts w:ascii="Calibri Light" w:hAnsi="Calibri Light" w:cs="Calibri Light"/>
-          <w:sz w:val="18"/>
-          <w:szCs w:val="18"/>
+          <w:sz w:val="19"/>
+          <w:szCs w:val="19"/>
         </w:rPr>
         <w:t xml:space="preserve"> workplace</w:t>
       </w:r>
       <w:r>
         <w:rPr>
           <w:rFonts w:ascii="Calibri Light" w:hAnsi="Calibri Light" w:cs="Calibri Light"/>
-          <w:sz w:val="18"/>
-          <w:szCs w:val="18"/>
+          <w:sz w:val="19"/>
+          <w:szCs w:val="19"/>
         </w:rPr>
         <w:t xml:space="preserve"> alongside seasoned industry professionals. </w:t>
       </w:r>
       <w:r>
         <w:rPr>
           <w:rFonts w:ascii="Calibri Light" w:hAnsi="Calibri Light" w:cs="Calibri Light"/>
-          <w:sz w:val="18"/>
-          <w:szCs w:val="18"/>
+          <w:sz w:val="19"/>
+          <w:szCs w:val="19"/>
         </w:rPr>
         <w:t>A</w:t>
       </w:r>
       <w:r>
         <w:rPr>
           <w:rFonts w:ascii="Calibri Light" w:hAnsi="Calibri Light" w:cs="Calibri Light"/>
-          <w:sz w:val="18"/>
-          <w:szCs w:val="18"/>
+          <w:sz w:val="19"/>
+          <w:szCs w:val="19"/>
         </w:rPr>
         <w:t>s a</w:t>
       </w:r>
       <w:r>
         <w:rPr>
           <w:rFonts w:ascii="Calibri Light" w:hAnsi="Calibri Light" w:cs="Calibri Light"/>
-          <w:sz w:val="18"/>
-          <w:szCs w:val="18"/>
+          <w:sz w:val="19"/>
+          <w:szCs w:val="19"/>
         </w:rPr>
         <w:t xml:space="preserve"> hard-working individual who thrives on challenges, I am confident</w:t>
       </w:r>
@@ -1031,8 +1059,8 @@
         <w:rPr>
           <w:rFonts w:ascii="Calibri Light" w:hAnsi="Calibri Light" w:cs="Calibri Light"/>
           <w:color w:val="111111"/>
-          <w:sz w:val="18"/>
-          <w:szCs w:val="18"/>
+          <w:sz w:val="19"/>
+          <w:szCs w:val="19"/>
         </w:rPr>
         <w:t xml:space="preserve"> my problem-solving mindset, adaptability</w:t>
       </w:r>
@@ -1040,8 +1068,8 @@
         <w:rPr>
           <w:rFonts w:ascii="Calibri Light" w:hAnsi="Calibri Light" w:cs="Calibri Light"/>
           <w:color w:val="111111"/>
-          <w:sz w:val="18"/>
-          <w:szCs w:val="18"/>
+          <w:sz w:val="19"/>
+          <w:szCs w:val="19"/>
         </w:rPr>
         <w:t xml:space="preserve"> and commitment to learning</w:t>
       </w:r>
@@ -1049,8 +1077,8 @@
         <w:rPr>
           <w:rFonts w:ascii="Calibri Light" w:hAnsi="Calibri Light" w:cs="Calibri Light"/>
           <w:color w:val="111111"/>
-          <w:sz w:val="18"/>
-          <w:szCs w:val="18"/>
+          <w:sz w:val="19"/>
+          <w:szCs w:val="19"/>
         </w:rPr>
         <w:t xml:space="preserve"> will be an asset to your team. Thank you for your consideration of my application. If you have any further questions, please do not hesitate to contact me. I </w:t>
       </w:r>
@@ -1058,8 +1086,8 @@
         <w:rPr>
           <w:rFonts w:ascii="Calibri Light" w:hAnsi="Calibri Light" w:cs="Calibri Light"/>
           <w:color w:val="111111"/>
-          <w:sz w:val="18"/>
-          <w:szCs w:val="18"/>
+          <w:sz w:val="19"/>
+          <w:szCs w:val="19"/>
         </w:rPr>
         <w:t>look forward to hearing back from you.</w:t>
       </w:r>
@@ -1078,16 +1106,16 @@
         <w:rPr>
           <w:rFonts w:ascii="Calibri Light" w:hAnsi="Calibri Light" w:cs="Calibri Light"/>
           <w:color w:val="111111"/>
-          <w:sz w:val="18"/>
-          <w:szCs w:val="18"/>
+          <w:sz w:val="19"/>
+          <w:szCs w:val="19"/>
         </w:rPr>
       </w:pPr>
       <w:r>
         <w:rPr>
           <w:rFonts w:ascii="Calibri Light" w:hAnsi="Calibri Light" w:cs="Calibri Light"/>
           <w:color w:val="111111"/>
-          <w:sz w:val="18"/>
-          <w:szCs w:val="18"/>
+          <w:sz w:val="19"/>
+          <w:szCs w:val="19"/>
         </w:rPr>
         <w:t>Best regards,</w:t>
       </w:r>
@@ -1106,25 +1134,16 @@
         <w:rPr>
           <w:rFonts w:ascii="Calibri Light" w:hAnsi="Calibri Light" w:cs="Calibri Light"/>
           <w:color w:val="111111"/>
-          <w:sz w:val="18"/>
-          <w:szCs w:val="18"/>
+          <w:sz w:val="19"/>
+          <w:szCs w:val="19"/>
         </w:rPr>
       </w:pPr>
       <w:r>
         <w:rPr>
           <w:rFonts w:ascii="Calibri Light" w:hAnsi="Calibri Light" w:cs="Calibri Light"/>
           <w:color w:val="111111"/>
-          <w:sz w:val="18"/>
-          <w:szCs w:val="18"/>
-        </w:rPr>
-        <w:br/>
-      </w:r>
-      <w:r>
-        <w:rPr>
-          <w:rFonts w:ascii="Calibri Light" w:hAnsi="Calibri Light" w:cs="Calibri Light"/>
-          <w:color w:val="111111"/>
-          <w:sz w:val="18"/>
-          <w:szCs w:val="18"/>
+          <w:sz w:val="19"/>
+          <w:szCs w:val="19"/>
         </w:rPr>
         <w:t>Sam Lui</w:t>
       </w:r>
@@ -1132,8 +1151,8 @@
         <w:rPr>
           <w:rFonts w:asciiTheme="majorHAnsi" w:hAnsiTheme="majorHAnsi" w:cstheme="majorHAnsi"/>
           <w:color w:val="111111"/>
-          <w:sz w:val="18"/>
-          <w:szCs w:val="18"/>
+          <w:sz w:val="19"/>
+          <w:szCs w:val="19"/>
         </w:rPr>
         <w:t xml:space="preserve">  </w:t>
       </w:r>
@@ -2246,6 +2265,7 @@
   <w:style w:type="character" w:default="1" w:styleId="DefaultParagraphFont">
     <w:name w:val="Default Paragraph Font"/>
     <w:uiPriority w:val="1"/>
+    <w:semiHidden/>
     <w:unhideWhenUsed/>
   </w:style>
   <w:style w:type="table" w:default="1" w:styleId="TableNormal">

--- a/QA_Testing_CoverLetterTemplate.docx
+++ b/QA_Testing_CoverLetterTemplate.docx
@@ -21,15 +21,49 @@
           <w:lang w:val="en-CA"/>
         </w:rPr>
       </w:pPr>
-      <w:r>
-        <w:rPr>
-          <w:rFonts w:ascii="Calibri Light" w:eastAsia="Cambria" w:hAnsi="Calibri Light" w:cs="Calibri Light"/>
-          <w:bCs/>
-          <w:sz w:val="19"/>
-          <w:szCs w:val="19"/>
-          <w:lang w:val="en-CA"/>
-        </w:rPr>
-        <w:t>{{ todays_date }}</w:t>
+      <w:proofErr w:type="gramStart"/>
+      <w:r>
+        <w:rPr>
+          <w:rFonts w:ascii="Calibri Light" w:eastAsia="Cambria" w:hAnsi="Calibri Light" w:cs="Calibri Light"/>
+          <w:bCs/>
+          <w:sz w:val="19"/>
+          <w:szCs w:val="19"/>
+          <w:lang w:val="en-CA"/>
+        </w:rPr>
+        <w:t xml:space="preserve">{{ </w:t>
+      </w:r>
+      <w:proofErr w:type="spellStart"/>
+      <w:r>
+        <w:rPr>
+          <w:rFonts w:ascii="Calibri Light" w:eastAsia="Cambria" w:hAnsi="Calibri Light" w:cs="Calibri Light"/>
+          <w:bCs/>
+          <w:sz w:val="19"/>
+          <w:szCs w:val="19"/>
+          <w:lang w:val="en-CA"/>
+        </w:rPr>
+        <w:t>todays</w:t>
+      </w:r>
+      <w:proofErr w:type="gramEnd"/>
+      <w:r>
+        <w:rPr>
+          <w:rFonts w:ascii="Calibri Light" w:eastAsia="Cambria" w:hAnsi="Calibri Light" w:cs="Calibri Light"/>
+          <w:bCs/>
+          <w:sz w:val="19"/>
+          <w:szCs w:val="19"/>
+          <w:lang w:val="en-CA"/>
+        </w:rPr>
+        <w:t>_date</w:t>
+      </w:r>
+      <w:proofErr w:type="spellEnd"/>
+      <w:r>
+        <w:rPr>
+          <w:rFonts w:ascii="Calibri Light" w:eastAsia="Cambria" w:hAnsi="Calibri Light" w:cs="Calibri Light"/>
+          <w:bCs/>
+          <w:sz w:val="19"/>
+          <w:szCs w:val="19"/>
+          <w:lang w:val="en-CA"/>
+        </w:rPr>
+        <w:t xml:space="preserve"> }}</w:t>
       </w:r>
       <w:r>
         <w:rPr>
@@ -51,16 +85,40 @@
         </w:rPr>
         <w:br/>
       </w:r>
-      <w:r>
-        <w:rPr>
-          <w:rFonts w:ascii="Calibri Light" w:eastAsia="Cambria" w:hAnsi="Calibri Light" w:cs="Calibri Light"/>
-          <w:bCs/>
-          <w:sz w:val="19"/>
-          <w:szCs w:val="19"/>
-          <w:lang w:val="en-CA"/>
-        </w:rPr>
-        <w:t>{{ company_name</w:t>
-      </w:r>
+      <w:proofErr w:type="gramStart"/>
+      <w:r>
+        <w:rPr>
+          <w:rFonts w:ascii="Calibri Light" w:eastAsia="Cambria" w:hAnsi="Calibri Light" w:cs="Calibri Light"/>
+          <w:bCs/>
+          <w:sz w:val="19"/>
+          <w:szCs w:val="19"/>
+          <w:lang w:val="en-CA"/>
+        </w:rPr>
+        <w:t xml:space="preserve">{{ </w:t>
+      </w:r>
+      <w:proofErr w:type="spellStart"/>
+      <w:r>
+        <w:rPr>
+          <w:rFonts w:ascii="Calibri Light" w:eastAsia="Cambria" w:hAnsi="Calibri Light" w:cs="Calibri Light"/>
+          <w:bCs/>
+          <w:sz w:val="19"/>
+          <w:szCs w:val="19"/>
+          <w:lang w:val="en-CA"/>
+        </w:rPr>
+        <w:t>company</w:t>
+      </w:r>
+      <w:proofErr w:type="gramEnd"/>
+      <w:r>
+        <w:rPr>
+          <w:rFonts w:ascii="Calibri Light" w:eastAsia="Cambria" w:hAnsi="Calibri Light" w:cs="Calibri Light"/>
+          <w:bCs/>
+          <w:sz w:val="19"/>
+          <w:szCs w:val="19"/>
+          <w:lang w:val="en-CA"/>
+        </w:rPr>
+        <w:t>_name</w:t>
+      </w:r>
+      <w:proofErr w:type="spellEnd"/>
       <w:r>
         <w:rPr>
           <w:rFonts w:ascii="Calibri Light" w:eastAsia="Cambria" w:hAnsi="Calibri Light" w:cs="Calibri Light"/>
@@ -91,15 +149,71 @@
         </w:rPr>
         <w:br/>
       </w:r>
-      <w:r>
-        <w:rPr>
-          <w:rFonts w:ascii="Calibri Light" w:eastAsia="Cambria" w:hAnsi="Calibri Light" w:cs="Calibri Light"/>
-          <w:bCs/>
-          <w:sz w:val="19"/>
-          <w:szCs w:val="19"/>
-          <w:lang w:val="en-CA"/>
-        </w:rPr>
-        <w:t>{{ company_address }}</w:t>
+      <w:proofErr w:type="gramStart"/>
+      <w:r>
+        <w:rPr>
+          <w:rFonts w:ascii="Calibri Light" w:eastAsia="Cambria" w:hAnsi="Calibri Light" w:cs="Calibri Light"/>
+          <w:bCs/>
+          <w:sz w:val="19"/>
+          <w:szCs w:val="19"/>
+          <w:lang w:val="en-CA"/>
+        </w:rPr>
+        <w:t xml:space="preserve">{{ </w:t>
+      </w:r>
+      <w:proofErr w:type="spellStart"/>
+      <w:r>
+        <w:rPr>
+          <w:rFonts w:ascii="Calibri Light" w:eastAsia="Cambria" w:hAnsi="Calibri Light" w:cs="Calibri Light"/>
+          <w:bCs/>
+          <w:sz w:val="19"/>
+          <w:szCs w:val="19"/>
+          <w:lang w:val="en-CA"/>
+        </w:rPr>
+        <w:t>company</w:t>
+      </w:r>
+      <w:proofErr w:type="gramEnd"/>
+      <w:r>
+        <w:rPr>
+          <w:rFonts w:ascii="Calibri Light" w:eastAsia="Cambria" w:hAnsi="Calibri Light" w:cs="Calibri Light"/>
+          <w:bCs/>
+          <w:sz w:val="19"/>
+          <w:szCs w:val="19"/>
+          <w:lang w:val="en-CA"/>
+        </w:rPr>
+        <w:t>_</w:t>
+      </w:r>
+      <w:proofErr w:type="gramStart"/>
+      <w:r>
+        <w:rPr>
+          <w:rFonts w:ascii="Calibri Light" w:eastAsia="Cambria" w:hAnsi="Calibri Light" w:cs="Calibri Light"/>
+          <w:bCs/>
+          <w:sz w:val="19"/>
+          <w:szCs w:val="19"/>
+          <w:lang w:val="en-CA"/>
+        </w:rPr>
+        <w:t>address</w:t>
+      </w:r>
+      <w:proofErr w:type="spellEnd"/>
+      <w:r>
+        <w:rPr>
+          <w:rFonts w:ascii="Calibri Light" w:eastAsia="Cambria" w:hAnsi="Calibri Light" w:cs="Calibri Light"/>
+          <w:bCs/>
+          <w:sz w:val="19"/>
+          <w:szCs w:val="19"/>
+          <w:lang w:val="en-CA"/>
+        </w:rPr>
+        <w:t xml:space="preserve"> }</w:t>
+      </w:r>
+      <w:proofErr w:type="gramEnd"/>
+      <w:r>
+        <w:rPr>
+          <w:rFonts w:ascii="Calibri Light" w:eastAsia="Cambria" w:hAnsi="Calibri Light" w:cs="Calibri Light"/>
+          <w:bCs/>
+          <w:sz w:val="19"/>
+          <w:szCs w:val="19"/>
+          <w:lang w:val="en-CA"/>
+        </w:rPr>
+        <w:t>}</w:t>
       </w:r>
       <w:r>
         <w:rPr>
@@ -121,15 +235,115 @@
         </w:rPr>
         <w:br/>
       </w:r>
-      <w:r>
-        <w:rPr>
-          <w:rFonts w:ascii="Calibri Light" w:eastAsia="Cambria" w:hAnsi="Calibri Light" w:cs="Calibri Light"/>
-          <w:bCs/>
-          <w:sz w:val="19"/>
-          <w:szCs w:val="19"/>
-          <w:lang w:val="en-CA"/>
-        </w:rPr>
-        <w:t>{{ company_city }}, {{ company_province }}</w:t>
+      <w:proofErr w:type="gramStart"/>
+      <w:r>
+        <w:rPr>
+          <w:rFonts w:ascii="Calibri Light" w:eastAsia="Cambria" w:hAnsi="Calibri Light" w:cs="Calibri Light"/>
+          <w:bCs/>
+          <w:sz w:val="19"/>
+          <w:szCs w:val="19"/>
+          <w:lang w:val="en-CA"/>
+        </w:rPr>
+        <w:t xml:space="preserve">{{ </w:t>
+      </w:r>
+      <w:proofErr w:type="spellStart"/>
+      <w:r>
+        <w:rPr>
+          <w:rFonts w:ascii="Calibri Light" w:eastAsia="Cambria" w:hAnsi="Calibri Light" w:cs="Calibri Light"/>
+          <w:bCs/>
+          <w:sz w:val="19"/>
+          <w:szCs w:val="19"/>
+          <w:lang w:val="en-CA"/>
+        </w:rPr>
+        <w:t>company</w:t>
+      </w:r>
+      <w:proofErr w:type="gramEnd"/>
+      <w:r>
+        <w:rPr>
+          <w:rFonts w:ascii="Calibri Light" w:eastAsia="Cambria" w:hAnsi="Calibri Light" w:cs="Calibri Light"/>
+          <w:bCs/>
+          <w:sz w:val="19"/>
+          <w:szCs w:val="19"/>
+          <w:lang w:val="en-CA"/>
+        </w:rPr>
+        <w:t>_</w:t>
+      </w:r>
+      <w:proofErr w:type="gramStart"/>
+      <w:r>
+        <w:rPr>
+          <w:rFonts w:ascii="Calibri Light" w:eastAsia="Cambria" w:hAnsi="Calibri Light" w:cs="Calibri Light"/>
+          <w:bCs/>
+          <w:sz w:val="19"/>
+          <w:szCs w:val="19"/>
+          <w:lang w:val="en-CA"/>
+        </w:rPr>
+        <w:t>city</w:t>
+      </w:r>
+      <w:proofErr w:type="spellEnd"/>
+      <w:r>
+        <w:rPr>
+          <w:rFonts w:ascii="Calibri Light" w:eastAsia="Cambria" w:hAnsi="Calibri Light" w:cs="Calibri Light"/>
+          <w:bCs/>
+          <w:sz w:val="19"/>
+          <w:szCs w:val="19"/>
+          <w:lang w:val="en-CA"/>
+        </w:rPr>
+        <w:t xml:space="preserve"> }</w:t>
+      </w:r>
+      <w:proofErr w:type="gramEnd"/>
+      <w:r>
+        <w:rPr>
+          <w:rFonts w:ascii="Calibri Light" w:eastAsia="Cambria" w:hAnsi="Calibri Light" w:cs="Calibri Light"/>
+          <w:bCs/>
+          <w:sz w:val="19"/>
+          <w:szCs w:val="19"/>
+          <w:lang w:val="en-CA"/>
+        </w:rPr>
+        <w:t xml:space="preserve">}, </w:t>
+      </w:r>
+      <w:proofErr w:type="gramStart"/>
+      <w:r>
+        <w:rPr>
+          <w:rFonts w:ascii="Calibri Light" w:eastAsia="Cambria" w:hAnsi="Calibri Light" w:cs="Calibri Light"/>
+          <w:bCs/>
+          <w:sz w:val="19"/>
+          <w:szCs w:val="19"/>
+          <w:lang w:val="en-CA"/>
+        </w:rPr>
+        <w:t xml:space="preserve">{{ </w:t>
+      </w:r>
+      <w:proofErr w:type="spellStart"/>
+      <w:r>
+        <w:rPr>
+          <w:rFonts w:ascii="Calibri Light" w:eastAsia="Cambria" w:hAnsi="Calibri Light" w:cs="Calibri Light"/>
+          <w:bCs/>
+          <w:sz w:val="19"/>
+          <w:szCs w:val="19"/>
+          <w:lang w:val="en-CA"/>
+        </w:rPr>
+        <w:t>company</w:t>
+      </w:r>
+      <w:proofErr w:type="gramEnd"/>
+      <w:r>
+        <w:rPr>
+          <w:rFonts w:ascii="Calibri Light" w:eastAsia="Cambria" w:hAnsi="Calibri Light" w:cs="Calibri Light"/>
+          <w:bCs/>
+          <w:sz w:val="19"/>
+          <w:szCs w:val="19"/>
+          <w:lang w:val="en-CA"/>
+        </w:rPr>
+        <w:t>_province</w:t>
+      </w:r>
+      <w:proofErr w:type="spellEnd"/>
+      <w:r>
+        <w:rPr>
+          <w:rFonts w:ascii="Calibri Light" w:eastAsia="Cambria" w:hAnsi="Calibri Light" w:cs="Calibri Light"/>
+          <w:bCs/>
+          <w:sz w:val="19"/>
+          <w:szCs w:val="19"/>
+          <w:lang w:val="en-CA"/>
+        </w:rPr>
+        <w:t xml:space="preserve"> }}</w:t>
       </w:r>
       <w:r>
         <w:rPr>
@@ -141,15 +355,49 @@
         </w:rPr>
         <w:br/>
       </w:r>
-      <w:r>
-        <w:rPr>
-          <w:rFonts w:ascii="Calibri Light" w:eastAsia="Cambria" w:hAnsi="Calibri Light" w:cs="Calibri Light"/>
-          <w:bCs/>
-          <w:sz w:val="19"/>
-          <w:szCs w:val="19"/>
-          <w:lang w:val="en-CA"/>
-        </w:rPr>
-        <w:t>{{ company_postal }}</w:t>
+      <w:proofErr w:type="gramStart"/>
+      <w:r>
+        <w:rPr>
+          <w:rFonts w:ascii="Calibri Light" w:eastAsia="Cambria" w:hAnsi="Calibri Light" w:cs="Calibri Light"/>
+          <w:bCs/>
+          <w:sz w:val="19"/>
+          <w:szCs w:val="19"/>
+          <w:lang w:val="en-CA"/>
+        </w:rPr>
+        <w:t xml:space="preserve">{{ </w:t>
+      </w:r>
+      <w:proofErr w:type="spellStart"/>
+      <w:r>
+        <w:rPr>
+          <w:rFonts w:ascii="Calibri Light" w:eastAsia="Cambria" w:hAnsi="Calibri Light" w:cs="Calibri Light"/>
+          <w:bCs/>
+          <w:sz w:val="19"/>
+          <w:szCs w:val="19"/>
+          <w:lang w:val="en-CA"/>
+        </w:rPr>
+        <w:t>company</w:t>
+      </w:r>
+      <w:proofErr w:type="gramEnd"/>
+      <w:r>
+        <w:rPr>
+          <w:rFonts w:ascii="Calibri Light" w:eastAsia="Cambria" w:hAnsi="Calibri Light" w:cs="Calibri Light"/>
+          <w:bCs/>
+          <w:sz w:val="19"/>
+          <w:szCs w:val="19"/>
+          <w:lang w:val="en-CA"/>
+        </w:rPr>
+        <w:t>_postal</w:t>
+      </w:r>
+      <w:proofErr w:type="spellEnd"/>
+      <w:r>
+        <w:rPr>
+          <w:rFonts w:ascii="Calibri Light" w:eastAsia="Cambria" w:hAnsi="Calibri Light" w:cs="Calibri Light"/>
+          <w:bCs/>
+          <w:sz w:val="19"/>
+          <w:szCs w:val="19"/>
+          <w:lang w:val="en-CA"/>
+        </w:rPr>
+        <w:t xml:space="preserve"> }}</w:t>
       </w:r>
       <w:r>
         <w:rPr>
@@ -181,15 +429,71 @@
         </w:rPr>
         <w:t xml:space="preserve">Dear </w:t>
       </w:r>
-      <w:r>
-        <w:rPr>
-          <w:rFonts w:ascii="Calibri Light" w:eastAsia="Cambria" w:hAnsi="Calibri Light" w:cs="Calibri Light"/>
-          <w:bCs/>
-          <w:sz w:val="19"/>
-          <w:szCs w:val="19"/>
-          <w:lang w:val="en-CA"/>
-        </w:rPr>
-        <w:t>{{ letter_addressee }}</w:t>
+      <w:proofErr w:type="gramStart"/>
+      <w:r>
+        <w:rPr>
+          <w:rFonts w:ascii="Calibri Light" w:eastAsia="Cambria" w:hAnsi="Calibri Light" w:cs="Calibri Light"/>
+          <w:bCs/>
+          <w:sz w:val="19"/>
+          <w:szCs w:val="19"/>
+          <w:lang w:val="en-CA"/>
+        </w:rPr>
+        <w:t xml:space="preserve">{{ </w:t>
+      </w:r>
+      <w:proofErr w:type="spellStart"/>
+      <w:r>
+        <w:rPr>
+          <w:rFonts w:ascii="Calibri Light" w:eastAsia="Cambria" w:hAnsi="Calibri Light" w:cs="Calibri Light"/>
+          <w:bCs/>
+          <w:sz w:val="19"/>
+          <w:szCs w:val="19"/>
+          <w:lang w:val="en-CA"/>
+        </w:rPr>
+        <w:t>letter</w:t>
+      </w:r>
+      <w:proofErr w:type="gramEnd"/>
+      <w:r>
+        <w:rPr>
+          <w:rFonts w:ascii="Calibri Light" w:eastAsia="Cambria" w:hAnsi="Calibri Light" w:cs="Calibri Light"/>
+          <w:bCs/>
+          <w:sz w:val="19"/>
+          <w:szCs w:val="19"/>
+          <w:lang w:val="en-CA"/>
+        </w:rPr>
+        <w:t>_</w:t>
+      </w:r>
+      <w:proofErr w:type="gramStart"/>
+      <w:r>
+        <w:rPr>
+          <w:rFonts w:ascii="Calibri Light" w:eastAsia="Cambria" w:hAnsi="Calibri Light" w:cs="Calibri Light"/>
+          <w:bCs/>
+          <w:sz w:val="19"/>
+          <w:szCs w:val="19"/>
+          <w:lang w:val="en-CA"/>
+        </w:rPr>
+        <w:t>addressee</w:t>
+      </w:r>
+      <w:proofErr w:type="spellEnd"/>
+      <w:r>
+        <w:rPr>
+          <w:rFonts w:ascii="Calibri Light" w:eastAsia="Cambria" w:hAnsi="Calibri Light" w:cs="Calibri Light"/>
+          <w:bCs/>
+          <w:sz w:val="19"/>
+          <w:szCs w:val="19"/>
+          <w:lang w:val="en-CA"/>
+        </w:rPr>
+        <w:t xml:space="preserve"> }</w:t>
+      </w:r>
+      <w:proofErr w:type="gramEnd"/>
+      <w:r>
+        <w:rPr>
+          <w:rFonts w:ascii="Calibri Light" w:eastAsia="Cambria" w:hAnsi="Calibri Light" w:cs="Calibri Light"/>
+          <w:bCs/>
+          <w:sz w:val="19"/>
+          <w:szCs w:val="19"/>
+          <w:lang w:val="en-CA"/>
+        </w:rPr>
+        <w:t>}</w:t>
       </w:r>
       <w:r>
         <w:rPr>
@@ -260,7 +564,73 @@
           <w:szCs w:val="19"/>
           <w:lang w:val="en-CA"/>
         </w:rPr>
-        <w:t xml:space="preserve"> {{ position_name }}</w:t>
+        <w:t xml:space="preserve"> </w:t>
+      </w:r>
+      <w:proofErr w:type="gramStart"/>
+      <w:r>
+        <w:rPr>
+          <w:rFonts w:ascii="Calibri Light" w:eastAsia="Cambria" w:hAnsi="Calibri Light" w:cs="Calibri Light"/>
+          <w:bCs/>
+          <w:sz w:val="19"/>
+          <w:szCs w:val="19"/>
+          <w:lang w:val="en-CA"/>
+        </w:rPr>
+        <w:t xml:space="preserve">{{ </w:t>
+      </w:r>
+      <w:proofErr w:type="spellStart"/>
+      <w:r>
+        <w:rPr>
+          <w:rFonts w:ascii="Calibri Light" w:eastAsia="Cambria" w:hAnsi="Calibri Light" w:cs="Calibri Light"/>
+          <w:bCs/>
+          <w:sz w:val="19"/>
+          <w:szCs w:val="19"/>
+          <w:lang w:val="en-CA"/>
+        </w:rPr>
+        <w:t>position</w:t>
+      </w:r>
+      <w:proofErr w:type="gramEnd"/>
+      <w:r>
+        <w:rPr>
+          <w:rFonts w:ascii="Calibri Light" w:eastAsia="Cambria" w:hAnsi="Calibri Light" w:cs="Calibri Light"/>
+          <w:bCs/>
+          <w:sz w:val="19"/>
+          <w:szCs w:val="19"/>
+          <w:lang w:val="en-CA"/>
+        </w:rPr>
+        <w:t>_</w:t>
+      </w:r>
+      <w:proofErr w:type="gramStart"/>
+      <w:r>
+        <w:rPr>
+          <w:rFonts w:ascii="Calibri Light" w:eastAsia="Cambria" w:hAnsi="Calibri Light" w:cs="Calibri Light"/>
+          <w:bCs/>
+          <w:sz w:val="19"/>
+          <w:szCs w:val="19"/>
+          <w:lang w:val="en-CA"/>
+        </w:rPr>
+        <w:t>name</w:t>
+      </w:r>
+      <w:proofErr w:type="spellEnd"/>
+      <w:r>
+        <w:rPr>
+          <w:rFonts w:ascii="Calibri Light" w:eastAsia="Cambria" w:hAnsi="Calibri Light" w:cs="Calibri Light"/>
+          <w:bCs/>
+          <w:sz w:val="19"/>
+          <w:szCs w:val="19"/>
+          <w:lang w:val="en-CA"/>
+        </w:rPr>
+        <w:t xml:space="preserve"> }</w:t>
+      </w:r>
+      <w:proofErr w:type="gramEnd"/>
+      <w:r>
+        <w:rPr>
+          <w:rFonts w:ascii="Calibri Light" w:eastAsia="Cambria" w:hAnsi="Calibri Light" w:cs="Calibri Light"/>
+          <w:bCs/>
+          <w:sz w:val="19"/>
+          <w:szCs w:val="19"/>
+          <w:lang w:val="en-CA"/>
+        </w:rPr>
+        <w:t>}</w:t>
       </w:r>
       <w:r>
         <w:rPr>
@@ -280,7 +650,73 @@
           <w:szCs w:val="19"/>
           <w:lang w:val="en-CA"/>
         </w:rPr>
-        <w:t xml:space="preserve"> {{ company_name }}</w:t>
+        <w:t xml:space="preserve"> </w:t>
+      </w:r>
+      <w:proofErr w:type="gramStart"/>
+      <w:r>
+        <w:rPr>
+          <w:rFonts w:ascii="Calibri Light" w:eastAsia="Cambria" w:hAnsi="Calibri Light" w:cs="Calibri Light"/>
+          <w:bCs/>
+          <w:sz w:val="19"/>
+          <w:szCs w:val="19"/>
+          <w:lang w:val="en-CA"/>
+        </w:rPr>
+        <w:t xml:space="preserve">{{ </w:t>
+      </w:r>
+      <w:proofErr w:type="spellStart"/>
+      <w:r>
+        <w:rPr>
+          <w:rFonts w:ascii="Calibri Light" w:eastAsia="Cambria" w:hAnsi="Calibri Light" w:cs="Calibri Light"/>
+          <w:bCs/>
+          <w:sz w:val="19"/>
+          <w:szCs w:val="19"/>
+          <w:lang w:val="en-CA"/>
+        </w:rPr>
+        <w:t>company</w:t>
+      </w:r>
+      <w:proofErr w:type="gramEnd"/>
+      <w:r>
+        <w:rPr>
+          <w:rFonts w:ascii="Calibri Light" w:eastAsia="Cambria" w:hAnsi="Calibri Light" w:cs="Calibri Light"/>
+          <w:bCs/>
+          <w:sz w:val="19"/>
+          <w:szCs w:val="19"/>
+          <w:lang w:val="en-CA"/>
+        </w:rPr>
+        <w:t>_</w:t>
+      </w:r>
+      <w:proofErr w:type="gramStart"/>
+      <w:r>
+        <w:rPr>
+          <w:rFonts w:ascii="Calibri Light" w:eastAsia="Cambria" w:hAnsi="Calibri Light" w:cs="Calibri Light"/>
+          <w:bCs/>
+          <w:sz w:val="19"/>
+          <w:szCs w:val="19"/>
+          <w:lang w:val="en-CA"/>
+        </w:rPr>
+        <w:t>name</w:t>
+      </w:r>
+      <w:proofErr w:type="spellEnd"/>
+      <w:r>
+        <w:rPr>
+          <w:rFonts w:ascii="Calibri Light" w:eastAsia="Cambria" w:hAnsi="Calibri Light" w:cs="Calibri Light"/>
+          <w:bCs/>
+          <w:sz w:val="19"/>
+          <w:szCs w:val="19"/>
+          <w:lang w:val="en-CA"/>
+        </w:rPr>
+        <w:t xml:space="preserve"> }</w:t>
+      </w:r>
+      <w:proofErr w:type="gramEnd"/>
+      <w:r>
+        <w:rPr>
+          <w:rFonts w:ascii="Calibri Light" w:eastAsia="Cambria" w:hAnsi="Calibri Light" w:cs="Calibri Light"/>
+          <w:bCs/>
+          <w:sz w:val="19"/>
+          <w:szCs w:val="19"/>
+          <w:lang w:val="en-CA"/>
+        </w:rPr>
+        <w:t>}</w:t>
       </w:r>
       <w:r>
         <w:rPr>
@@ -352,25 +788,81 @@
         </w:rPr>
         <w:t xml:space="preserve">I was highly impressed with </w:t>
       </w:r>
-      <w:r>
-        <w:rPr>
-          <w:rFonts w:ascii="Calibri Light" w:eastAsia="Cambria" w:hAnsi="Calibri Light" w:cs="Calibri Light"/>
-          <w:bCs/>
-          <w:sz w:val="19"/>
-          <w:szCs w:val="19"/>
-          <w:lang w:val="en-CA"/>
-        </w:rPr>
-        <w:t>{{ company_name }}</w:t>
-      </w:r>
-      <w:r>
-        <w:rPr>
-          <w:rFonts w:ascii="Calibri Light" w:eastAsia="Cambria" w:hAnsi="Calibri Light" w:cs="Calibri Light"/>
-          <w:bCs/>
-          <w:sz w:val="19"/>
-          <w:szCs w:val="19"/>
-          <w:lang w:val="en-CA"/>
-        </w:rPr>
-        <w:t xml:space="preserve">’s </w:t>
+      <w:proofErr w:type="gramStart"/>
+      <w:r>
+        <w:rPr>
+          <w:rFonts w:ascii="Calibri Light" w:eastAsia="Cambria" w:hAnsi="Calibri Light" w:cs="Calibri Light"/>
+          <w:bCs/>
+          <w:sz w:val="19"/>
+          <w:szCs w:val="19"/>
+          <w:lang w:val="en-CA"/>
+        </w:rPr>
+        <w:t xml:space="preserve">{{ </w:t>
+      </w:r>
+      <w:proofErr w:type="spellStart"/>
+      <w:r>
+        <w:rPr>
+          <w:rFonts w:ascii="Calibri Light" w:eastAsia="Cambria" w:hAnsi="Calibri Light" w:cs="Calibri Light"/>
+          <w:bCs/>
+          <w:sz w:val="19"/>
+          <w:szCs w:val="19"/>
+          <w:lang w:val="en-CA"/>
+        </w:rPr>
+        <w:t>company</w:t>
+      </w:r>
+      <w:proofErr w:type="gramEnd"/>
+      <w:r>
+        <w:rPr>
+          <w:rFonts w:ascii="Calibri Light" w:eastAsia="Cambria" w:hAnsi="Calibri Light" w:cs="Calibri Light"/>
+          <w:bCs/>
+          <w:sz w:val="19"/>
+          <w:szCs w:val="19"/>
+          <w:lang w:val="en-CA"/>
+        </w:rPr>
+        <w:t>_</w:t>
+      </w:r>
+      <w:proofErr w:type="gramStart"/>
+      <w:r>
+        <w:rPr>
+          <w:rFonts w:ascii="Calibri Light" w:eastAsia="Cambria" w:hAnsi="Calibri Light" w:cs="Calibri Light"/>
+          <w:bCs/>
+          <w:sz w:val="19"/>
+          <w:szCs w:val="19"/>
+          <w:lang w:val="en-CA"/>
+        </w:rPr>
+        <w:t>name</w:t>
+      </w:r>
+      <w:proofErr w:type="spellEnd"/>
+      <w:r>
+        <w:rPr>
+          <w:rFonts w:ascii="Calibri Light" w:eastAsia="Cambria" w:hAnsi="Calibri Light" w:cs="Calibri Light"/>
+          <w:bCs/>
+          <w:sz w:val="19"/>
+          <w:szCs w:val="19"/>
+          <w:lang w:val="en-CA"/>
+        </w:rPr>
+        <w:t xml:space="preserve"> }}</w:t>
+      </w:r>
+      <w:r>
+        <w:rPr>
+          <w:rFonts w:ascii="Calibri Light" w:eastAsia="Cambria" w:hAnsi="Calibri Light" w:cs="Calibri Light"/>
+          <w:bCs/>
+          <w:sz w:val="19"/>
+          <w:szCs w:val="19"/>
+          <w:lang w:val="en-CA"/>
+        </w:rPr>
+        <w:t>’</w:t>
+      </w:r>
+      <w:proofErr w:type="gramEnd"/>
+      <w:r>
+        <w:rPr>
+          <w:rFonts w:ascii="Calibri Light" w:eastAsia="Cambria" w:hAnsi="Calibri Light" w:cs="Calibri Light"/>
+          <w:bCs/>
+          <w:sz w:val="19"/>
+          <w:szCs w:val="19"/>
+          <w:lang w:val="en-CA"/>
+        </w:rPr>
+        <w:t xml:space="preserve">s </w:t>
       </w:r>
       <w:r>
         <w:rPr>
@@ -392,15 +884,71 @@
         </w:rPr>
         <w:t xml:space="preserve"> dedicated to </w:t>
       </w:r>
-      <w:r>
-        <w:rPr>
-          <w:rFonts w:ascii="Calibri Light" w:eastAsia="Cambria" w:hAnsi="Calibri Light" w:cs="Calibri Light"/>
-          <w:bCs/>
-          <w:sz w:val="19"/>
-          <w:szCs w:val="19"/>
-          <w:lang w:val="en-CA"/>
-        </w:rPr>
-        <w:t>{{ mission_statement }}, as it</w:t>
+      <w:proofErr w:type="gramStart"/>
+      <w:r>
+        <w:rPr>
+          <w:rFonts w:ascii="Calibri Light" w:eastAsia="Cambria" w:hAnsi="Calibri Light" w:cs="Calibri Light"/>
+          <w:bCs/>
+          <w:sz w:val="19"/>
+          <w:szCs w:val="19"/>
+          <w:lang w:val="en-CA"/>
+        </w:rPr>
+        <w:t xml:space="preserve">{{ </w:t>
+      </w:r>
+      <w:proofErr w:type="spellStart"/>
+      <w:r>
+        <w:rPr>
+          <w:rFonts w:ascii="Calibri Light" w:eastAsia="Cambria" w:hAnsi="Calibri Light" w:cs="Calibri Light"/>
+          <w:bCs/>
+          <w:sz w:val="19"/>
+          <w:szCs w:val="19"/>
+          <w:lang w:val="en-CA"/>
+        </w:rPr>
+        <w:t>mission</w:t>
+      </w:r>
+      <w:proofErr w:type="gramEnd"/>
+      <w:r>
+        <w:rPr>
+          <w:rFonts w:ascii="Calibri Light" w:eastAsia="Cambria" w:hAnsi="Calibri Light" w:cs="Calibri Light"/>
+          <w:bCs/>
+          <w:sz w:val="19"/>
+          <w:szCs w:val="19"/>
+          <w:lang w:val="en-CA"/>
+        </w:rPr>
+        <w:t>_</w:t>
+      </w:r>
+      <w:proofErr w:type="gramStart"/>
+      <w:r>
+        <w:rPr>
+          <w:rFonts w:ascii="Calibri Light" w:eastAsia="Cambria" w:hAnsi="Calibri Light" w:cs="Calibri Light"/>
+          <w:bCs/>
+          <w:sz w:val="19"/>
+          <w:szCs w:val="19"/>
+          <w:lang w:val="en-CA"/>
+        </w:rPr>
+        <w:t>statement</w:t>
+      </w:r>
+      <w:proofErr w:type="spellEnd"/>
+      <w:r>
+        <w:rPr>
+          <w:rFonts w:ascii="Calibri Light" w:eastAsia="Cambria" w:hAnsi="Calibri Light" w:cs="Calibri Light"/>
+          <w:bCs/>
+          <w:sz w:val="19"/>
+          <w:szCs w:val="19"/>
+          <w:lang w:val="en-CA"/>
+        </w:rPr>
+        <w:t xml:space="preserve"> }</w:t>
+      </w:r>
+      <w:proofErr w:type="gramEnd"/>
+      <w:r>
+        <w:rPr>
+          <w:rFonts w:ascii="Calibri Light" w:eastAsia="Cambria" w:hAnsi="Calibri Light" w:cs="Calibri Light"/>
+          <w:bCs/>
+          <w:sz w:val="19"/>
+          <w:szCs w:val="19"/>
+          <w:lang w:val="en-CA"/>
+        </w:rPr>
+        <w:t>}, as it</w:t>
       </w:r>
       <w:r>
         <w:rPr>
@@ -521,17 +1069,97 @@
           <w:szCs w:val="19"/>
           <w:lang w:val="en-CA"/>
         </w:rPr>
-        <w:t>Currently, I am gaining practical experience as an Information Technology Analyst Co-op Student with Shared Service Canada, where I am supporting enterprise-level IT workflows in a federal government setting. This role is providing me with exposure to Linux-based operating systems, large-scale infrastructure, and is helping me develop many transferrable skills that are required in working in a large, client-facing Agile-style team, such as interpersonal communication, time management and task prioritization. In this role, I hope to identify potential opportunities for automation to streamline recurring processes and improve efficiency, building on my interest in scripting and workflow optimization</w:t>
-      </w:r>
-      <w:r>
-        <w:rPr>
-          <w:rFonts w:ascii="Calibri Light" w:eastAsia="Cambria" w:hAnsi="Calibri Light" w:cs="Calibri Light"/>
-          <w:bCs/>
-          <w:sz w:val="19"/>
-          <w:szCs w:val="19"/>
-          <w:lang w:val="en-CA"/>
-        </w:rPr>
-        <w:t xml:space="preserve">. Paired alongside this, I have also </w:t>
+        <w:t xml:space="preserve">Currently, I am gaining practical experience as an Information Technology Analyst Co-op Student with Shared </w:t>
+      </w:r>
+      <w:r>
+        <w:rPr>
+          <w:rFonts w:ascii="Calibri Light" w:eastAsia="Cambria" w:hAnsi="Calibri Light" w:cs="Calibri Light"/>
+          <w:bCs/>
+          <w:sz w:val="19"/>
+          <w:szCs w:val="19"/>
+          <w:lang w:val="en-CA"/>
+        </w:rPr>
+        <w:t>Services</w:t>
+      </w:r>
+      <w:r>
+        <w:rPr>
+          <w:rFonts w:ascii="Calibri Light" w:eastAsia="Cambria" w:hAnsi="Calibri Light" w:cs="Calibri Light"/>
+          <w:bCs/>
+          <w:sz w:val="19"/>
+          <w:szCs w:val="19"/>
+          <w:lang w:val="en-CA"/>
+        </w:rPr>
+        <w:t xml:space="preserve"> Canada, where I am supporting enterprise-level IT workflows in a federal government setting. This role is providing me with exposure to Linux-based operating systems, large-scale infrastructure, and is helping me develop many transferrable skills that are required in working in a large, client-facing Agile-style</w:t>
+      </w:r>
+      <w:r>
+        <w:rPr>
+          <w:rFonts w:ascii="Calibri Light" w:eastAsia="Cambria" w:hAnsi="Calibri Light" w:cs="Calibri Light"/>
+          <w:bCs/>
+          <w:sz w:val="19"/>
+          <w:szCs w:val="19"/>
+          <w:lang w:val="en-CA"/>
+        </w:rPr>
+        <w:t xml:space="preserve"> team. </w:t>
+      </w:r>
+      <w:r>
+        <w:rPr>
+          <w:rFonts w:ascii="Calibri Light" w:eastAsia="Cambria" w:hAnsi="Calibri Light" w:cs="Calibri Light"/>
+          <w:bCs/>
+          <w:sz w:val="19"/>
+          <w:szCs w:val="19"/>
+          <w:lang w:val="en-CA"/>
+        </w:rPr>
+        <w:t>In this role, I</w:t>
+      </w:r>
+      <w:r>
+        <w:rPr>
+          <w:rFonts w:ascii="Calibri Light" w:eastAsia="Cambria" w:hAnsi="Calibri Light" w:cs="Calibri Light"/>
+          <w:bCs/>
+          <w:sz w:val="19"/>
+          <w:szCs w:val="19"/>
+          <w:lang w:val="en-CA"/>
+        </w:rPr>
+        <w:t xml:space="preserve"> aim to</w:t>
+      </w:r>
+      <w:r>
+        <w:rPr>
+          <w:rFonts w:ascii="Calibri Light" w:eastAsia="Cambria" w:hAnsi="Calibri Light" w:cs="Calibri Light"/>
+          <w:bCs/>
+          <w:sz w:val="19"/>
+          <w:szCs w:val="19"/>
+          <w:lang w:val="en-CA"/>
+        </w:rPr>
+        <w:t xml:space="preserve"> identify potential opportunities for automation to streamline recurring processes and improve efficiency</w:t>
+      </w:r>
+      <w:r>
+        <w:rPr>
+          <w:rFonts w:ascii="Calibri Light" w:eastAsia="Cambria" w:hAnsi="Calibri Light" w:cs="Calibri Light"/>
+          <w:bCs/>
+          <w:sz w:val="19"/>
+          <w:szCs w:val="19"/>
+          <w:lang w:val="en-CA"/>
+        </w:rPr>
+        <w:t xml:space="preserve"> through scripting with JavaScript, Python and PowerShell</w:t>
+      </w:r>
+      <w:r>
+        <w:rPr>
+          <w:rFonts w:ascii="Calibri Light" w:eastAsia="Cambria" w:hAnsi="Calibri Light" w:cs="Calibri Light"/>
+          <w:bCs/>
+          <w:sz w:val="19"/>
+          <w:szCs w:val="19"/>
+          <w:lang w:val="en-CA"/>
+        </w:rPr>
+        <w:t xml:space="preserve">, building on my interest in workflow optimization. </w:t>
+      </w:r>
+      <w:r>
+        <w:rPr>
+          <w:rFonts w:ascii="Calibri Light" w:eastAsia="Cambria" w:hAnsi="Calibri Light" w:cs="Calibri Light"/>
+          <w:bCs/>
+          <w:sz w:val="19"/>
+          <w:szCs w:val="19"/>
+          <w:lang w:val="en-CA"/>
+        </w:rPr>
+        <w:t xml:space="preserve">Paired alongside this, I have also </w:t>
       </w:r>
       <w:r>
         <w:rPr>
@@ -573,7 +1201,25 @@
           <w:sz w:val="19"/>
           <w:szCs w:val="19"/>
         </w:rPr>
-        <w:t xml:space="preserve">, especially through DailySips, a Java-based desktop application that aims to improve user self-awareness over their daily caloric, caffeine and sugar consumption for beverages. </w:t>
+        <w:t xml:space="preserve">, especially through </w:t>
+      </w:r>
+      <w:proofErr w:type="spellStart"/>
+      <w:r>
+        <w:rPr>
+          <w:rFonts w:ascii="Calibri Light" w:hAnsi="Calibri Light" w:cs="Calibri Light"/>
+          <w:sz w:val="19"/>
+          <w:szCs w:val="19"/>
+        </w:rPr>
+        <w:t>DailySips</w:t>
+      </w:r>
+      <w:proofErr w:type="spellEnd"/>
+      <w:r>
+        <w:rPr>
+          <w:rFonts w:ascii="Calibri Light" w:hAnsi="Calibri Light" w:cs="Calibri Light"/>
+          <w:sz w:val="19"/>
+          <w:szCs w:val="19"/>
+        </w:rPr>
+        <w:t xml:space="preserve">, a Java-based desktop application that aims to improve user self-awareness over their daily caloric, caffeine and sugar consumption for beverages. </w:t>
       </w:r>
       <w:r>
         <w:rPr>
@@ -629,7 +1275,43 @@
           <w:sz w:val="19"/>
           <w:szCs w:val="19"/>
         </w:rPr>
-        <w:t xml:space="preserve"> implemented JSON-based data persistence and wrote rigorous JUnit tests using JUnit Jupiter to validate application behaviour and improve code robustness. I also created a UML diagram to outline class interactions for my graphical user interface, clearly identifying areas that could be refactored for improved clarity and readability. This not only sharpened my technical and analytical skills, but highlighted the importance of detail-oriented thinking</w:t>
+        <w:t xml:space="preserve"> implemented JSON-based data persistence and wrote rigorous JUnit tests using JUnit Jupiter to validate application </w:t>
+      </w:r>
+      <w:proofErr w:type="spellStart"/>
+      <w:r>
+        <w:rPr>
+          <w:rFonts w:ascii="Calibri Light" w:hAnsi="Calibri Light" w:cs="Calibri Light"/>
+          <w:sz w:val="19"/>
+          <w:szCs w:val="19"/>
+        </w:rPr>
+        <w:t>behaviour</w:t>
+      </w:r>
+      <w:proofErr w:type="spellEnd"/>
+      <w:r>
+        <w:rPr>
+          <w:rFonts w:ascii="Calibri Light" w:hAnsi="Calibri Light" w:cs="Calibri Light"/>
+          <w:sz w:val="19"/>
+          <w:szCs w:val="19"/>
+        </w:rPr>
+        <w:t xml:space="preserve"> and improve code robustness. I also created a UML diagram to outline class interactions for my graphical user interface, clearly identifying areas that could be refactored for improved clarity and readability. This not only sharpened my technical and analytical </w:t>
+      </w:r>
+      <w:proofErr w:type="gramStart"/>
+      <w:r>
+        <w:rPr>
+          <w:rFonts w:ascii="Calibri Light" w:hAnsi="Calibri Light" w:cs="Calibri Light"/>
+          <w:sz w:val="19"/>
+          <w:szCs w:val="19"/>
+        </w:rPr>
+        <w:t>skills, but</w:t>
+      </w:r>
+      <w:proofErr w:type="gramEnd"/>
+      <w:r>
+        <w:rPr>
+          <w:rFonts w:ascii="Calibri Light" w:hAnsi="Calibri Light" w:cs="Calibri Light"/>
+          <w:sz w:val="19"/>
+          <w:szCs w:val="19"/>
+        </w:rPr>
+        <w:t xml:space="preserve"> highlighted the importance of detail-oriented thinking</w:t>
       </w:r>
       <w:r>
         <w:rPr>
@@ -653,7 +1335,43 @@
           <w:sz w:val="19"/>
           <w:szCs w:val="19"/>
         </w:rPr>
-        <w:t>Additionally, I have explored application development through projects such as SipLy and AniMori – while they are not focused on testing design, they strengthened my abilities to debug complex</w:t>
+        <w:t xml:space="preserve">Additionally, I have explored application development through projects such as </w:t>
+      </w:r>
+      <w:proofErr w:type="spellStart"/>
+      <w:r>
+        <w:rPr>
+          <w:rFonts w:ascii="Calibri Light" w:hAnsi="Calibri Light" w:cs="Calibri Light"/>
+          <w:sz w:val="19"/>
+          <w:szCs w:val="19"/>
+        </w:rPr>
+        <w:t>SipLy</w:t>
+      </w:r>
+      <w:proofErr w:type="spellEnd"/>
+      <w:r>
+        <w:rPr>
+          <w:rFonts w:ascii="Calibri Light" w:hAnsi="Calibri Light" w:cs="Calibri Light"/>
+          <w:sz w:val="19"/>
+          <w:szCs w:val="19"/>
+        </w:rPr>
+        <w:t xml:space="preserve"> and </w:t>
+      </w:r>
+      <w:proofErr w:type="spellStart"/>
+      <w:r>
+        <w:rPr>
+          <w:rFonts w:ascii="Calibri Light" w:hAnsi="Calibri Light" w:cs="Calibri Light"/>
+          <w:sz w:val="19"/>
+          <w:szCs w:val="19"/>
+        </w:rPr>
+        <w:t>AniMori</w:t>
+      </w:r>
+      <w:proofErr w:type="spellEnd"/>
+      <w:r>
+        <w:rPr>
+          <w:rFonts w:ascii="Calibri Light" w:hAnsi="Calibri Light" w:cs="Calibri Light"/>
+          <w:sz w:val="19"/>
+          <w:szCs w:val="19"/>
+        </w:rPr>
+        <w:t xml:space="preserve"> – while they are not focused on testing design, they strengthened my abilities to debug complex</w:t>
       </w:r>
       <w:r>
         <w:rPr>
@@ -749,7 +1467,25 @@
           <w:sz w:val="19"/>
           <w:szCs w:val="19"/>
         </w:rPr>
-        <w:t xml:space="preserve"> three years as a clinical genetics technologist, where I gained incredibly valuable experience with the Genome Diagnostics team at the Provincial Health Services Authority. In this high-stakes, detail-driven environment, I supported end-to-end diagnostic workflows – from accessioning biohazardous patient specimens to </w:t>
+        <w:t xml:space="preserve"> three years as a clinical </w:t>
+      </w:r>
+      <w:proofErr w:type="gramStart"/>
+      <w:r>
+        <w:rPr>
+          <w:rFonts w:ascii="Calibri Light" w:hAnsi="Calibri Light" w:cs="Calibri Light"/>
+          <w:sz w:val="19"/>
+          <w:szCs w:val="19"/>
+        </w:rPr>
+        <w:t>genetics</w:t>
+      </w:r>
+      <w:proofErr w:type="gramEnd"/>
+      <w:r>
+        <w:rPr>
+          <w:rFonts w:ascii="Calibri Light" w:hAnsi="Calibri Light" w:cs="Calibri Light"/>
+          <w:sz w:val="19"/>
+          <w:szCs w:val="19"/>
+        </w:rPr>
+        <w:t xml:space="preserve"> technologist, where I gained incredibly valuable experience with the Genome Diagnostics team at the Provincial Health Services Authority. In this high-stakes, detail-driven environment, I supported end-to-end diagnostic workflows – from accessioning biohazardous patient specimens to </w:t>
       </w:r>
       <w:r>
         <w:rPr>
@@ -797,8 +1533,18 @@
           <w:sz w:val="19"/>
           <w:szCs w:val="19"/>
         </w:rPr>
-        <w:t xml:space="preserve"> care</w:t>
-      </w:r>
+        <w:t xml:space="preserve"> </w:t>
+      </w:r>
+      <w:proofErr w:type="gramStart"/>
+      <w:r>
+        <w:rPr>
+          <w:rFonts w:ascii="Calibri Light" w:hAnsi="Calibri Light" w:cs="Calibri Light"/>
+          <w:sz w:val="19"/>
+          <w:szCs w:val="19"/>
+        </w:rPr>
+        <w:t>care</w:t>
+      </w:r>
+      <w:proofErr w:type="gramEnd"/>
       <w:r>
         <w:rPr>
           <w:rFonts w:ascii="Calibri Light" w:hAnsi="Calibri Light" w:cs="Calibri Light"/>
@@ -935,13 +1681,50 @@
         </w:rPr>
         <w:t xml:space="preserve">Conclusively, </w:t>
       </w:r>
-      <w:r>
-        <w:rPr>
-          <w:rFonts w:ascii="Calibri Light" w:hAnsi="Calibri Light" w:cs="Calibri Light"/>
-          <w:sz w:val="19"/>
-          <w:szCs w:val="19"/>
-        </w:rPr>
-        <w:t>{{ company_name }}</w:t>
+      <w:proofErr w:type="gramStart"/>
+      <w:r>
+        <w:rPr>
+          <w:rFonts w:ascii="Calibri Light" w:hAnsi="Calibri Light" w:cs="Calibri Light"/>
+          <w:sz w:val="19"/>
+          <w:szCs w:val="19"/>
+        </w:rPr>
+        <w:t xml:space="preserve">{{ </w:t>
+      </w:r>
+      <w:proofErr w:type="spellStart"/>
+      <w:r>
+        <w:rPr>
+          <w:rFonts w:ascii="Calibri Light" w:hAnsi="Calibri Light" w:cs="Calibri Light"/>
+          <w:sz w:val="19"/>
+          <w:szCs w:val="19"/>
+        </w:rPr>
+        <w:t>company</w:t>
+      </w:r>
+      <w:proofErr w:type="gramEnd"/>
+      <w:r>
+        <w:rPr>
+          <w:rFonts w:ascii="Calibri Light" w:hAnsi="Calibri Light" w:cs="Calibri Light"/>
+          <w:sz w:val="19"/>
+          <w:szCs w:val="19"/>
+        </w:rPr>
+        <w:t>_</w:t>
+      </w:r>
+      <w:proofErr w:type="gramStart"/>
+      <w:r>
+        <w:rPr>
+          <w:rFonts w:ascii="Calibri Light" w:hAnsi="Calibri Light" w:cs="Calibri Light"/>
+          <w:sz w:val="19"/>
+          <w:szCs w:val="19"/>
+        </w:rPr>
+        <w:t>name</w:t>
+      </w:r>
+      <w:proofErr w:type="spellEnd"/>
+      <w:r>
+        <w:rPr>
+          <w:rFonts w:ascii="Calibri Light" w:hAnsi="Calibri Light" w:cs="Calibri Light"/>
+          <w:sz w:val="19"/>
+          <w:szCs w:val="19"/>
+        </w:rPr>
+        <w:t xml:space="preserve"> }}</w:t>
       </w:r>
       <w:r>
         <w:rPr>
@@ -951,6 +1734,7 @@
         </w:rPr>
         <w:t>’</w:t>
       </w:r>
+      <w:proofErr w:type="gramEnd"/>
       <w:r>
         <w:rPr>
           <w:rFonts w:ascii="Calibri Light" w:hAnsi="Calibri Light" w:cs="Calibri Light"/>
@@ -973,7 +1757,25 @@
           <w:sz w:val="19"/>
           <w:szCs w:val="19"/>
         </w:rPr>
-        <w:t xml:space="preserve"> and innovation-driven</w:t>
+        <w:t xml:space="preserve"> and </w:t>
+      </w:r>
+      <w:proofErr w:type="gramStart"/>
+      <w:r>
+        <w:rPr>
+          <w:rFonts w:ascii="Calibri Light" w:hAnsi="Calibri Light" w:cs="Calibri Light"/>
+          <w:sz w:val="19"/>
+          <w:szCs w:val="19"/>
+        </w:rPr>
+        <w:t>innovation</w:t>
+      </w:r>
+      <w:proofErr w:type="gramEnd"/>
+      <w:r>
+        <w:rPr>
+          <w:rFonts w:ascii="Calibri Light" w:hAnsi="Calibri Light" w:cs="Calibri Light"/>
+          <w:sz w:val="19"/>
+          <w:szCs w:val="19"/>
+        </w:rPr>
+        <w:t>-driven</w:t>
       </w:r>
       <w:r>
         <w:rPr>

--- a/QA_Testing_CoverLetterTemplate.docx
+++ b/QA_Testing_CoverLetterTemplate.docx
@@ -16,8 +16,8 @@
         <w:rPr>
           <w:rFonts w:ascii="Calibri Light" w:eastAsia="Cambria" w:hAnsi="Calibri Light" w:cs="Calibri Light"/>
           <w:bCs/>
-          <w:sz w:val="19"/>
-          <w:szCs w:val="19"/>
+          <w:sz w:val="18"/>
+          <w:szCs w:val="18"/>
           <w:lang w:val="en-CA"/>
         </w:rPr>
       </w:pPr>
@@ -26,8 +26,8 @@
         <w:rPr>
           <w:rFonts w:ascii="Calibri Light" w:eastAsia="Cambria" w:hAnsi="Calibri Light" w:cs="Calibri Light"/>
           <w:bCs/>
-          <w:sz w:val="19"/>
-          <w:szCs w:val="19"/>
+          <w:sz w:val="18"/>
+          <w:szCs w:val="18"/>
           <w:lang w:val="en-CA"/>
         </w:rPr>
         <w:t xml:space="preserve">{{ </w:t>
@@ -37,8 +37,8 @@
         <w:rPr>
           <w:rFonts w:ascii="Calibri Light" w:eastAsia="Cambria" w:hAnsi="Calibri Light" w:cs="Calibri Light"/>
           <w:bCs/>
-          <w:sz w:val="19"/>
-          <w:szCs w:val="19"/>
+          <w:sz w:val="18"/>
+          <w:szCs w:val="18"/>
           <w:lang w:val="en-CA"/>
         </w:rPr>
         <w:t>todays</w:t>
@@ -48,8 +48,8 @@
         <w:rPr>
           <w:rFonts w:ascii="Calibri Light" w:eastAsia="Cambria" w:hAnsi="Calibri Light" w:cs="Calibri Light"/>
           <w:bCs/>
-          <w:sz w:val="19"/>
-          <w:szCs w:val="19"/>
+          <w:sz w:val="18"/>
+          <w:szCs w:val="18"/>
           <w:lang w:val="en-CA"/>
         </w:rPr>
         <w:t>_date</w:t>
@@ -59,8 +59,8 @@
         <w:rPr>
           <w:rFonts w:ascii="Calibri Light" w:eastAsia="Cambria" w:hAnsi="Calibri Light" w:cs="Calibri Light"/>
           <w:bCs/>
-          <w:sz w:val="19"/>
-          <w:szCs w:val="19"/>
+          <w:sz w:val="18"/>
+          <w:szCs w:val="18"/>
           <w:lang w:val="en-CA"/>
         </w:rPr>
         <w:t xml:space="preserve"> }}</w:t>
@@ -69,8 +69,8 @@
         <w:rPr>
           <w:rFonts w:ascii="Calibri Light" w:eastAsia="Cambria" w:hAnsi="Calibri Light" w:cs="Calibri Light"/>
           <w:bCs/>
-          <w:sz w:val="19"/>
-          <w:szCs w:val="19"/>
+          <w:sz w:val="18"/>
+          <w:szCs w:val="18"/>
           <w:lang w:val="en-CA"/>
         </w:rPr>
         <w:br/>
@@ -79,8 +79,8 @@
         <w:rPr>
           <w:rFonts w:ascii="Calibri Light" w:eastAsia="Cambria" w:hAnsi="Calibri Light" w:cs="Calibri Light"/>
           <w:bCs/>
-          <w:sz w:val="19"/>
-          <w:szCs w:val="19"/>
+          <w:sz w:val="18"/>
+          <w:szCs w:val="18"/>
           <w:lang w:val="en-CA"/>
         </w:rPr>
         <w:br/>
@@ -90,8 +90,8 @@
         <w:rPr>
           <w:rFonts w:ascii="Calibri Light" w:eastAsia="Cambria" w:hAnsi="Calibri Light" w:cs="Calibri Light"/>
           <w:bCs/>
-          <w:sz w:val="19"/>
-          <w:szCs w:val="19"/>
+          <w:sz w:val="18"/>
+          <w:szCs w:val="18"/>
           <w:lang w:val="en-CA"/>
         </w:rPr>
         <w:t xml:space="preserve">{{ </w:t>
@@ -101,8 +101,8 @@
         <w:rPr>
           <w:rFonts w:ascii="Calibri Light" w:eastAsia="Cambria" w:hAnsi="Calibri Light" w:cs="Calibri Light"/>
           <w:bCs/>
-          <w:sz w:val="19"/>
-          <w:szCs w:val="19"/>
+          <w:sz w:val="18"/>
+          <w:szCs w:val="18"/>
           <w:lang w:val="en-CA"/>
         </w:rPr>
         <w:t>company</w:t>
@@ -112,8 +112,8 @@
         <w:rPr>
           <w:rFonts w:ascii="Calibri Light" w:eastAsia="Cambria" w:hAnsi="Calibri Light" w:cs="Calibri Light"/>
           <w:bCs/>
-          <w:sz w:val="19"/>
-          <w:szCs w:val="19"/>
+          <w:sz w:val="18"/>
+          <w:szCs w:val="18"/>
           <w:lang w:val="en-CA"/>
         </w:rPr>
         <w:t>_name</w:t>
@@ -123,8 +123,8 @@
         <w:rPr>
           <w:rFonts w:ascii="Calibri Light" w:eastAsia="Cambria" w:hAnsi="Calibri Light" w:cs="Calibri Light"/>
           <w:bCs/>
-          <w:sz w:val="19"/>
-          <w:szCs w:val="19"/>
+          <w:sz w:val="18"/>
+          <w:szCs w:val="18"/>
           <w:lang w:val="en-CA"/>
         </w:rPr>
         <w:t xml:space="preserve"> </w:t>
@@ -133,8 +133,8 @@
         <w:rPr>
           <w:rFonts w:ascii="Calibri Light" w:eastAsia="Cambria" w:hAnsi="Calibri Light" w:cs="Calibri Light"/>
           <w:bCs/>
-          <w:sz w:val="19"/>
-          <w:szCs w:val="19"/>
+          <w:sz w:val="18"/>
+          <w:szCs w:val="18"/>
           <w:lang w:val="en-CA"/>
         </w:rPr>
         <w:t>}}</w:t>
@@ -143,8 +143,8 @@
         <w:rPr>
           <w:rFonts w:ascii="Calibri Light" w:eastAsia="Cambria" w:hAnsi="Calibri Light" w:cs="Calibri Light"/>
           <w:bCs/>
-          <w:sz w:val="19"/>
-          <w:szCs w:val="19"/>
+          <w:sz w:val="18"/>
+          <w:szCs w:val="18"/>
           <w:lang w:val="en-CA"/>
         </w:rPr>
         <w:br/>
@@ -154,8 +154,8 @@
         <w:rPr>
           <w:rFonts w:ascii="Calibri Light" w:eastAsia="Cambria" w:hAnsi="Calibri Light" w:cs="Calibri Light"/>
           <w:bCs/>
-          <w:sz w:val="19"/>
-          <w:szCs w:val="19"/>
+          <w:sz w:val="18"/>
+          <w:szCs w:val="18"/>
           <w:lang w:val="en-CA"/>
         </w:rPr>
         <w:t xml:space="preserve">{{ </w:t>
@@ -165,8 +165,8 @@
         <w:rPr>
           <w:rFonts w:ascii="Calibri Light" w:eastAsia="Cambria" w:hAnsi="Calibri Light" w:cs="Calibri Light"/>
           <w:bCs/>
-          <w:sz w:val="19"/>
-          <w:szCs w:val="19"/>
+          <w:sz w:val="18"/>
+          <w:szCs w:val="18"/>
           <w:lang w:val="en-CA"/>
         </w:rPr>
         <w:t>company</w:t>
@@ -176,8 +176,8 @@
         <w:rPr>
           <w:rFonts w:ascii="Calibri Light" w:eastAsia="Cambria" w:hAnsi="Calibri Light" w:cs="Calibri Light"/>
           <w:bCs/>
-          <w:sz w:val="19"/>
-          <w:szCs w:val="19"/>
+          <w:sz w:val="18"/>
+          <w:szCs w:val="18"/>
           <w:lang w:val="en-CA"/>
         </w:rPr>
         <w:t>_</w:t>
@@ -187,8 +187,8 @@
         <w:rPr>
           <w:rFonts w:ascii="Calibri Light" w:eastAsia="Cambria" w:hAnsi="Calibri Light" w:cs="Calibri Light"/>
           <w:bCs/>
-          <w:sz w:val="19"/>
-          <w:szCs w:val="19"/>
+          <w:sz w:val="18"/>
+          <w:szCs w:val="18"/>
           <w:lang w:val="en-CA"/>
         </w:rPr>
         <w:t>address</w:t>
@@ -198,8 +198,8 @@
         <w:rPr>
           <w:rFonts w:ascii="Calibri Light" w:eastAsia="Cambria" w:hAnsi="Calibri Light" w:cs="Calibri Light"/>
           <w:bCs/>
-          <w:sz w:val="19"/>
-          <w:szCs w:val="19"/>
+          <w:sz w:val="18"/>
+          <w:szCs w:val="18"/>
           <w:lang w:val="en-CA"/>
         </w:rPr>
         <w:t xml:space="preserve"> }</w:t>
@@ -209,8 +209,8 @@
         <w:rPr>
           <w:rFonts w:ascii="Calibri Light" w:eastAsia="Cambria" w:hAnsi="Calibri Light" w:cs="Calibri Light"/>
           <w:bCs/>
-          <w:sz w:val="19"/>
-          <w:szCs w:val="19"/>
+          <w:sz w:val="18"/>
+          <w:szCs w:val="18"/>
           <w:lang w:val="en-CA"/>
         </w:rPr>
         <w:t>}</w:t>
@@ -219,8 +219,8 @@
         <w:rPr>
           <w:rFonts w:ascii="Calibri Light" w:eastAsia="Cambria" w:hAnsi="Calibri Light" w:cs="Calibri Light"/>
           <w:bCs/>
-          <w:sz w:val="19"/>
-          <w:szCs w:val="19"/>
+          <w:sz w:val="18"/>
+          <w:szCs w:val="18"/>
           <w:lang w:val="en-CA"/>
         </w:rPr>
         <w:t xml:space="preserve"> </w:t>
@@ -229,8 +229,8 @@
         <w:rPr>
           <w:rFonts w:ascii="Calibri Light" w:eastAsia="Cambria" w:hAnsi="Calibri Light" w:cs="Calibri Light"/>
           <w:bCs/>
-          <w:sz w:val="19"/>
-          <w:szCs w:val="19"/>
+          <w:sz w:val="18"/>
+          <w:szCs w:val="18"/>
           <w:lang w:val="en-CA"/>
         </w:rPr>
         <w:br/>
@@ -240,8 +240,8 @@
         <w:rPr>
           <w:rFonts w:ascii="Calibri Light" w:eastAsia="Cambria" w:hAnsi="Calibri Light" w:cs="Calibri Light"/>
           <w:bCs/>
-          <w:sz w:val="19"/>
-          <w:szCs w:val="19"/>
+          <w:sz w:val="18"/>
+          <w:szCs w:val="18"/>
           <w:lang w:val="en-CA"/>
         </w:rPr>
         <w:t xml:space="preserve">{{ </w:t>
@@ -251,8 +251,8 @@
         <w:rPr>
           <w:rFonts w:ascii="Calibri Light" w:eastAsia="Cambria" w:hAnsi="Calibri Light" w:cs="Calibri Light"/>
           <w:bCs/>
-          <w:sz w:val="19"/>
-          <w:szCs w:val="19"/>
+          <w:sz w:val="18"/>
+          <w:szCs w:val="18"/>
           <w:lang w:val="en-CA"/>
         </w:rPr>
         <w:t>company</w:t>
@@ -262,8 +262,8 @@
         <w:rPr>
           <w:rFonts w:ascii="Calibri Light" w:eastAsia="Cambria" w:hAnsi="Calibri Light" w:cs="Calibri Light"/>
           <w:bCs/>
-          <w:sz w:val="19"/>
-          <w:szCs w:val="19"/>
+          <w:sz w:val="18"/>
+          <w:szCs w:val="18"/>
           <w:lang w:val="en-CA"/>
         </w:rPr>
         <w:t>_</w:t>
@@ -273,8 +273,8 @@
         <w:rPr>
           <w:rFonts w:ascii="Calibri Light" w:eastAsia="Cambria" w:hAnsi="Calibri Light" w:cs="Calibri Light"/>
           <w:bCs/>
-          <w:sz w:val="19"/>
-          <w:szCs w:val="19"/>
+          <w:sz w:val="18"/>
+          <w:szCs w:val="18"/>
           <w:lang w:val="en-CA"/>
         </w:rPr>
         <w:t>city</w:t>
@@ -284,8 +284,8 @@
         <w:rPr>
           <w:rFonts w:ascii="Calibri Light" w:eastAsia="Cambria" w:hAnsi="Calibri Light" w:cs="Calibri Light"/>
           <w:bCs/>
-          <w:sz w:val="19"/>
-          <w:szCs w:val="19"/>
+          <w:sz w:val="18"/>
+          <w:szCs w:val="18"/>
           <w:lang w:val="en-CA"/>
         </w:rPr>
         <w:t xml:space="preserve"> }</w:t>
@@ -295,8 +295,8 @@
         <w:rPr>
           <w:rFonts w:ascii="Calibri Light" w:eastAsia="Cambria" w:hAnsi="Calibri Light" w:cs="Calibri Light"/>
           <w:bCs/>
-          <w:sz w:val="19"/>
-          <w:szCs w:val="19"/>
+          <w:sz w:val="18"/>
+          <w:szCs w:val="18"/>
           <w:lang w:val="en-CA"/>
         </w:rPr>
         <w:t xml:space="preserve">}, </w:t>
@@ -306,8 +306,8 @@
         <w:rPr>
           <w:rFonts w:ascii="Calibri Light" w:eastAsia="Cambria" w:hAnsi="Calibri Light" w:cs="Calibri Light"/>
           <w:bCs/>
-          <w:sz w:val="19"/>
-          <w:szCs w:val="19"/>
+          <w:sz w:val="18"/>
+          <w:szCs w:val="18"/>
           <w:lang w:val="en-CA"/>
         </w:rPr>
         <w:t xml:space="preserve">{{ </w:t>
@@ -317,8 +317,8 @@
         <w:rPr>
           <w:rFonts w:ascii="Calibri Light" w:eastAsia="Cambria" w:hAnsi="Calibri Light" w:cs="Calibri Light"/>
           <w:bCs/>
-          <w:sz w:val="19"/>
-          <w:szCs w:val="19"/>
+          <w:sz w:val="18"/>
+          <w:szCs w:val="18"/>
           <w:lang w:val="en-CA"/>
         </w:rPr>
         <w:t>company</w:t>
@@ -328,8 +328,8 @@
         <w:rPr>
           <w:rFonts w:ascii="Calibri Light" w:eastAsia="Cambria" w:hAnsi="Calibri Light" w:cs="Calibri Light"/>
           <w:bCs/>
-          <w:sz w:val="19"/>
-          <w:szCs w:val="19"/>
+          <w:sz w:val="18"/>
+          <w:szCs w:val="18"/>
           <w:lang w:val="en-CA"/>
         </w:rPr>
         <w:t>_province</w:t>
@@ -339,8 +339,8 @@
         <w:rPr>
           <w:rFonts w:ascii="Calibri Light" w:eastAsia="Cambria" w:hAnsi="Calibri Light" w:cs="Calibri Light"/>
           <w:bCs/>
-          <w:sz w:val="19"/>
-          <w:szCs w:val="19"/>
+          <w:sz w:val="18"/>
+          <w:szCs w:val="18"/>
           <w:lang w:val="en-CA"/>
         </w:rPr>
         <w:t xml:space="preserve"> }}</w:t>
@@ -349,8 +349,8 @@
         <w:rPr>
           <w:rFonts w:ascii="Calibri Light" w:eastAsia="Cambria" w:hAnsi="Calibri Light" w:cs="Calibri Light"/>
           <w:bCs/>
-          <w:sz w:val="19"/>
-          <w:szCs w:val="19"/>
+          <w:sz w:val="18"/>
+          <w:szCs w:val="18"/>
           <w:lang w:val="en-CA"/>
         </w:rPr>
         <w:br/>
@@ -360,8 +360,8 @@
         <w:rPr>
           <w:rFonts w:ascii="Calibri Light" w:eastAsia="Cambria" w:hAnsi="Calibri Light" w:cs="Calibri Light"/>
           <w:bCs/>
-          <w:sz w:val="19"/>
-          <w:szCs w:val="19"/>
+          <w:sz w:val="18"/>
+          <w:szCs w:val="18"/>
           <w:lang w:val="en-CA"/>
         </w:rPr>
         <w:t xml:space="preserve">{{ </w:t>
@@ -371,8 +371,8 @@
         <w:rPr>
           <w:rFonts w:ascii="Calibri Light" w:eastAsia="Cambria" w:hAnsi="Calibri Light" w:cs="Calibri Light"/>
           <w:bCs/>
-          <w:sz w:val="19"/>
-          <w:szCs w:val="19"/>
+          <w:sz w:val="18"/>
+          <w:szCs w:val="18"/>
           <w:lang w:val="en-CA"/>
         </w:rPr>
         <w:t>company</w:t>
@@ -382,8 +382,8 @@
         <w:rPr>
           <w:rFonts w:ascii="Calibri Light" w:eastAsia="Cambria" w:hAnsi="Calibri Light" w:cs="Calibri Light"/>
           <w:bCs/>
-          <w:sz w:val="19"/>
-          <w:szCs w:val="19"/>
+          <w:sz w:val="18"/>
+          <w:szCs w:val="18"/>
           <w:lang w:val="en-CA"/>
         </w:rPr>
         <w:t>_postal</w:t>
@@ -393,8 +393,8 @@
         <w:rPr>
           <w:rFonts w:ascii="Calibri Light" w:eastAsia="Cambria" w:hAnsi="Calibri Light" w:cs="Calibri Light"/>
           <w:bCs/>
-          <w:sz w:val="19"/>
-          <w:szCs w:val="19"/>
+          <w:sz w:val="18"/>
+          <w:szCs w:val="18"/>
           <w:lang w:val="en-CA"/>
         </w:rPr>
         <w:t xml:space="preserve"> }}</w:t>
@@ -403,8 +403,8 @@
         <w:rPr>
           <w:rFonts w:ascii="Calibri Light" w:eastAsia="Cambria" w:hAnsi="Calibri Light" w:cs="Calibri Light"/>
           <w:bCs/>
-          <w:sz w:val="19"/>
-          <w:szCs w:val="19"/>
+          <w:sz w:val="18"/>
+          <w:szCs w:val="18"/>
           <w:lang w:val="en-CA"/>
         </w:rPr>
         <w:br/>
@@ -413,8 +413,8 @@
         <w:rPr>
           <w:rFonts w:ascii="Calibri Light" w:eastAsia="Cambria" w:hAnsi="Calibri Light" w:cs="Calibri Light"/>
           <w:bCs/>
-          <w:sz w:val="19"/>
-          <w:szCs w:val="19"/>
+          <w:sz w:val="18"/>
+          <w:szCs w:val="18"/>
           <w:lang w:val="en-CA"/>
         </w:rPr>
         <w:br/>
@@ -423,8 +423,8 @@
         <w:rPr>
           <w:rFonts w:ascii="Calibri Light" w:eastAsia="Cambria" w:hAnsi="Calibri Light" w:cs="Calibri Light"/>
           <w:bCs/>
-          <w:sz w:val="19"/>
-          <w:szCs w:val="19"/>
+          <w:sz w:val="18"/>
+          <w:szCs w:val="18"/>
           <w:lang w:val="en-CA"/>
         </w:rPr>
         <w:t xml:space="preserve">Dear </w:t>
@@ -434,8 +434,8 @@
         <w:rPr>
           <w:rFonts w:ascii="Calibri Light" w:eastAsia="Cambria" w:hAnsi="Calibri Light" w:cs="Calibri Light"/>
           <w:bCs/>
-          <w:sz w:val="19"/>
-          <w:szCs w:val="19"/>
+          <w:sz w:val="18"/>
+          <w:szCs w:val="18"/>
           <w:lang w:val="en-CA"/>
         </w:rPr>
         <w:t xml:space="preserve">{{ </w:t>
@@ -445,8 +445,8 @@
         <w:rPr>
           <w:rFonts w:ascii="Calibri Light" w:eastAsia="Cambria" w:hAnsi="Calibri Light" w:cs="Calibri Light"/>
           <w:bCs/>
-          <w:sz w:val="19"/>
-          <w:szCs w:val="19"/>
+          <w:sz w:val="18"/>
+          <w:szCs w:val="18"/>
           <w:lang w:val="en-CA"/>
         </w:rPr>
         <w:t>letter</w:t>
@@ -456,8 +456,8 @@
         <w:rPr>
           <w:rFonts w:ascii="Calibri Light" w:eastAsia="Cambria" w:hAnsi="Calibri Light" w:cs="Calibri Light"/>
           <w:bCs/>
-          <w:sz w:val="19"/>
-          <w:szCs w:val="19"/>
+          <w:sz w:val="18"/>
+          <w:szCs w:val="18"/>
           <w:lang w:val="en-CA"/>
         </w:rPr>
         <w:t>_</w:t>
@@ -467,8 +467,8 @@
         <w:rPr>
           <w:rFonts w:ascii="Calibri Light" w:eastAsia="Cambria" w:hAnsi="Calibri Light" w:cs="Calibri Light"/>
           <w:bCs/>
-          <w:sz w:val="19"/>
-          <w:szCs w:val="19"/>
+          <w:sz w:val="18"/>
+          <w:szCs w:val="18"/>
           <w:lang w:val="en-CA"/>
         </w:rPr>
         <w:t>addressee</w:t>
@@ -478,8 +478,8 @@
         <w:rPr>
           <w:rFonts w:ascii="Calibri Light" w:eastAsia="Cambria" w:hAnsi="Calibri Light" w:cs="Calibri Light"/>
           <w:bCs/>
-          <w:sz w:val="19"/>
-          <w:szCs w:val="19"/>
+          <w:sz w:val="18"/>
+          <w:szCs w:val="18"/>
           <w:lang w:val="en-CA"/>
         </w:rPr>
         <w:t xml:space="preserve"> }</w:t>
@@ -489,8 +489,8 @@
         <w:rPr>
           <w:rFonts w:ascii="Calibri Light" w:eastAsia="Cambria" w:hAnsi="Calibri Light" w:cs="Calibri Light"/>
           <w:bCs/>
-          <w:sz w:val="19"/>
-          <w:szCs w:val="19"/>
+          <w:sz w:val="18"/>
+          <w:szCs w:val="18"/>
           <w:lang w:val="en-CA"/>
         </w:rPr>
         <w:t>}</w:t>
@@ -499,8 +499,8 @@
         <w:rPr>
           <w:rFonts w:ascii="Calibri Light" w:eastAsia="Cambria" w:hAnsi="Calibri Light" w:cs="Calibri Light"/>
           <w:bCs/>
-          <w:sz w:val="19"/>
-          <w:szCs w:val="19"/>
+          <w:sz w:val="18"/>
+          <w:szCs w:val="18"/>
           <w:lang w:val="en-CA"/>
         </w:rPr>
         <w:t>,</w:t>
@@ -521,8 +521,8 @@
         <w:rPr>
           <w:rFonts w:ascii="Calibri Light" w:eastAsia="Cambria" w:hAnsi="Calibri Light" w:cs="Calibri Light"/>
           <w:bCs/>
-          <w:sz w:val="19"/>
-          <w:szCs w:val="19"/>
+          <w:sz w:val="18"/>
+          <w:szCs w:val="18"/>
           <w:lang w:val="en-CA"/>
         </w:rPr>
       </w:pPr>
@@ -530,8 +530,8 @@
         <w:rPr>
           <w:rFonts w:ascii="Calibri Light" w:eastAsia="Cambria" w:hAnsi="Calibri Light" w:cs="Calibri Light"/>
           <w:bCs/>
-          <w:sz w:val="19"/>
-          <w:szCs w:val="19"/>
+          <w:sz w:val="18"/>
+          <w:szCs w:val="18"/>
           <w:lang w:val="en-CA"/>
         </w:rPr>
         <w:t xml:space="preserve">I </w:t>
@@ -540,8 +540,8 @@
         <w:rPr>
           <w:rFonts w:ascii="Calibri Light" w:eastAsia="Cambria" w:hAnsi="Calibri Light" w:cs="Calibri Light"/>
           <w:bCs/>
-          <w:sz w:val="19"/>
-          <w:szCs w:val="19"/>
+          <w:sz w:val="18"/>
+          <w:szCs w:val="18"/>
           <w:lang w:val="en-CA"/>
         </w:rPr>
         <w:t xml:space="preserve">am writing to express my keen interest </w:t>
@@ -550,8 +550,8 @@
         <w:rPr>
           <w:rFonts w:ascii="Calibri Light" w:eastAsia="Cambria" w:hAnsi="Calibri Light" w:cs="Calibri Light"/>
           <w:bCs/>
-          <w:sz w:val="19"/>
-          <w:szCs w:val="19"/>
+          <w:sz w:val="18"/>
+          <w:szCs w:val="18"/>
           <w:lang w:val="en-CA"/>
         </w:rPr>
         <w:t>in the</w:t>
@@ -560,8 +560,8 @@
         <w:rPr>
           <w:rFonts w:ascii="Calibri Light" w:eastAsia="Cambria" w:hAnsi="Calibri Light" w:cs="Calibri Light"/>
           <w:bCs/>
-          <w:sz w:val="19"/>
-          <w:szCs w:val="19"/>
+          <w:sz w:val="18"/>
+          <w:szCs w:val="18"/>
           <w:lang w:val="en-CA"/>
         </w:rPr>
         <w:t xml:space="preserve"> </w:t>
@@ -571,8 +571,8 @@
         <w:rPr>
           <w:rFonts w:ascii="Calibri Light" w:eastAsia="Cambria" w:hAnsi="Calibri Light" w:cs="Calibri Light"/>
           <w:bCs/>
-          <w:sz w:val="19"/>
-          <w:szCs w:val="19"/>
+          <w:sz w:val="18"/>
+          <w:szCs w:val="18"/>
           <w:lang w:val="en-CA"/>
         </w:rPr>
         <w:t xml:space="preserve">{{ </w:t>
@@ -582,8 +582,8 @@
         <w:rPr>
           <w:rFonts w:ascii="Calibri Light" w:eastAsia="Cambria" w:hAnsi="Calibri Light" w:cs="Calibri Light"/>
           <w:bCs/>
-          <w:sz w:val="19"/>
-          <w:szCs w:val="19"/>
+          <w:sz w:val="18"/>
+          <w:szCs w:val="18"/>
           <w:lang w:val="en-CA"/>
         </w:rPr>
         <w:t>position</w:t>
@@ -593,8 +593,8 @@
         <w:rPr>
           <w:rFonts w:ascii="Calibri Light" w:eastAsia="Cambria" w:hAnsi="Calibri Light" w:cs="Calibri Light"/>
           <w:bCs/>
-          <w:sz w:val="19"/>
-          <w:szCs w:val="19"/>
+          <w:sz w:val="18"/>
+          <w:szCs w:val="18"/>
           <w:lang w:val="en-CA"/>
         </w:rPr>
         <w:t>_</w:t>
@@ -604,8 +604,8 @@
         <w:rPr>
           <w:rFonts w:ascii="Calibri Light" w:eastAsia="Cambria" w:hAnsi="Calibri Light" w:cs="Calibri Light"/>
           <w:bCs/>
-          <w:sz w:val="19"/>
-          <w:szCs w:val="19"/>
+          <w:sz w:val="18"/>
+          <w:szCs w:val="18"/>
           <w:lang w:val="en-CA"/>
         </w:rPr>
         <w:t>name</w:t>
@@ -615,8 +615,8 @@
         <w:rPr>
           <w:rFonts w:ascii="Calibri Light" w:eastAsia="Cambria" w:hAnsi="Calibri Light" w:cs="Calibri Light"/>
           <w:bCs/>
-          <w:sz w:val="19"/>
-          <w:szCs w:val="19"/>
+          <w:sz w:val="18"/>
+          <w:szCs w:val="18"/>
           <w:lang w:val="en-CA"/>
         </w:rPr>
         <w:t xml:space="preserve"> }</w:t>
@@ -626,8 +626,8 @@
         <w:rPr>
           <w:rFonts w:ascii="Calibri Light" w:eastAsia="Cambria" w:hAnsi="Calibri Light" w:cs="Calibri Light"/>
           <w:bCs/>
-          <w:sz w:val="19"/>
-          <w:szCs w:val="19"/>
+          <w:sz w:val="18"/>
+          <w:szCs w:val="18"/>
           <w:lang w:val="en-CA"/>
         </w:rPr>
         <w:t>}</w:t>
@@ -636,8 +636,8 @@
         <w:rPr>
           <w:rFonts w:ascii="Calibri Light" w:eastAsia="Cambria" w:hAnsi="Calibri Light" w:cs="Calibri Light"/>
           <w:bCs/>
-          <w:sz w:val="19"/>
-          <w:szCs w:val="19"/>
+          <w:sz w:val="18"/>
+          <w:szCs w:val="18"/>
           <w:lang w:val="en-CA"/>
         </w:rPr>
         <w:t xml:space="preserve"> position with</w:t>
@@ -646,8 +646,8 @@
         <w:rPr>
           <w:rFonts w:ascii="Calibri Light" w:eastAsia="Cambria" w:hAnsi="Calibri Light" w:cs="Calibri Light"/>
           <w:bCs/>
-          <w:sz w:val="19"/>
-          <w:szCs w:val="19"/>
+          <w:sz w:val="18"/>
+          <w:szCs w:val="18"/>
           <w:lang w:val="en-CA"/>
         </w:rPr>
         <w:t xml:space="preserve"> </w:t>
@@ -657,8 +657,8 @@
         <w:rPr>
           <w:rFonts w:ascii="Calibri Light" w:eastAsia="Cambria" w:hAnsi="Calibri Light" w:cs="Calibri Light"/>
           <w:bCs/>
-          <w:sz w:val="19"/>
-          <w:szCs w:val="19"/>
+          <w:sz w:val="18"/>
+          <w:szCs w:val="18"/>
           <w:lang w:val="en-CA"/>
         </w:rPr>
         <w:t xml:space="preserve">{{ </w:t>
@@ -668,8 +668,8 @@
         <w:rPr>
           <w:rFonts w:ascii="Calibri Light" w:eastAsia="Cambria" w:hAnsi="Calibri Light" w:cs="Calibri Light"/>
           <w:bCs/>
-          <w:sz w:val="19"/>
-          <w:szCs w:val="19"/>
+          <w:sz w:val="18"/>
+          <w:szCs w:val="18"/>
           <w:lang w:val="en-CA"/>
         </w:rPr>
         <w:t>company</w:t>
@@ -679,8 +679,8 @@
         <w:rPr>
           <w:rFonts w:ascii="Calibri Light" w:eastAsia="Cambria" w:hAnsi="Calibri Light" w:cs="Calibri Light"/>
           <w:bCs/>
-          <w:sz w:val="19"/>
-          <w:szCs w:val="19"/>
+          <w:sz w:val="18"/>
+          <w:szCs w:val="18"/>
           <w:lang w:val="en-CA"/>
         </w:rPr>
         <w:t>_</w:t>
@@ -690,8 +690,8 @@
         <w:rPr>
           <w:rFonts w:ascii="Calibri Light" w:eastAsia="Cambria" w:hAnsi="Calibri Light" w:cs="Calibri Light"/>
           <w:bCs/>
-          <w:sz w:val="19"/>
-          <w:szCs w:val="19"/>
+          <w:sz w:val="18"/>
+          <w:szCs w:val="18"/>
           <w:lang w:val="en-CA"/>
         </w:rPr>
         <w:t>name</w:t>
@@ -701,8 +701,8 @@
         <w:rPr>
           <w:rFonts w:ascii="Calibri Light" w:eastAsia="Cambria" w:hAnsi="Calibri Light" w:cs="Calibri Light"/>
           <w:bCs/>
-          <w:sz w:val="19"/>
-          <w:szCs w:val="19"/>
+          <w:sz w:val="18"/>
+          <w:szCs w:val="18"/>
           <w:lang w:val="en-CA"/>
         </w:rPr>
         <w:t xml:space="preserve"> }</w:t>
@@ -712,8 +712,8 @@
         <w:rPr>
           <w:rFonts w:ascii="Calibri Light" w:eastAsia="Cambria" w:hAnsi="Calibri Light" w:cs="Calibri Light"/>
           <w:bCs/>
-          <w:sz w:val="19"/>
-          <w:szCs w:val="19"/>
+          <w:sz w:val="18"/>
+          <w:szCs w:val="18"/>
           <w:lang w:val="en-CA"/>
         </w:rPr>
         <w:t>}</w:t>
@@ -722,8 +722,8 @@
         <w:rPr>
           <w:rFonts w:ascii="Calibri Light" w:eastAsia="Cambria" w:hAnsi="Calibri Light" w:cs="Calibri Light"/>
           <w:bCs/>
-          <w:sz w:val="19"/>
-          <w:szCs w:val="19"/>
+          <w:sz w:val="18"/>
+          <w:szCs w:val="18"/>
           <w:lang w:val="en-CA"/>
         </w:rPr>
         <w:t>.</w:t>
@@ -732,8 +732,8 @@
         <w:rPr>
           <w:rFonts w:ascii="Calibri Light" w:eastAsia="Cambria" w:hAnsi="Calibri Light" w:cs="Calibri Light"/>
           <w:bCs/>
-          <w:sz w:val="19"/>
-          <w:szCs w:val="19"/>
+          <w:sz w:val="18"/>
+          <w:szCs w:val="18"/>
           <w:lang w:val="en-CA"/>
         </w:rPr>
         <w:t xml:space="preserve"> </w:t>
@@ -742,8 +742,8 @@
         <w:rPr>
           <w:rFonts w:ascii="Calibri Light" w:eastAsia="Cambria" w:hAnsi="Calibri Light" w:cs="Calibri Light"/>
           <w:bCs/>
-          <w:sz w:val="19"/>
-          <w:szCs w:val="19"/>
+          <w:sz w:val="18"/>
+          <w:szCs w:val="18"/>
           <w:lang w:val="en-CA"/>
         </w:rPr>
         <w:t xml:space="preserve">As someone pivoting from a healthcare background into the technology sector, </w:t>
@@ -752,8 +752,8 @@
         <w:rPr>
           <w:rFonts w:ascii="Calibri Light" w:eastAsia="Cambria" w:hAnsi="Calibri Light" w:cs="Calibri Light"/>
           <w:bCs/>
-          <w:sz w:val="19"/>
-          <w:szCs w:val="19"/>
+          <w:sz w:val="18"/>
+          <w:szCs w:val="18"/>
           <w:lang w:val="en-CA"/>
         </w:rPr>
         <w:t>I bring a unique combination of technical aptitude, structured problem-solving and people-focused communication to any task I am given</w:t>
@@ -762,8 +762,8 @@
         <w:rPr>
           <w:rFonts w:ascii="Calibri Light" w:eastAsia="Cambria" w:hAnsi="Calibri Light" w:cs="Calibri Light"/>
           <w:bCs/>
-          <w:sz w:val="19"/>
-          <w:szCs w:val="19"/>
+          <w:sz w:val="18"/>
+          <w:szCs w:val="18"/>
           <w:lang w:val="en-CA"/>
         </w:rPr>
         <w:t>.</w:t>
@@ -772,8 +772,8 @@
         <w:rPr>
           <w:rFonts w:ascii="Calibri Light" w:eastAsia="Cambria" w:hAnsi="Calibri Light" w:cs="Calibri Light"/>
           <w:bCs/>
-          <w:sz w:val="19"/>
-          <w:szCs w:val="19"/>
+          <w:sz w:val="18"/>
+          <w:szCs w:val="18"/>
           <w:lang w:val="en-CA"/>
         </w:rPr>
         <w:t xml:space="preserve"> </w:t>
@@ -782,8 +782,8 @@
         <w:rPr>
           <w:rFonts w:ascii="Calibri Light" w:eastAsia="Cambria" w:hAnsi="Calibri Light" w:cs="Calibri Light"/>
           <w:bCs/>
-          <w:sz w:val="19"/>
-          <w:szCs w:val="19"/>
+          <w:sz w:val="18"/>
+          <w:szCs w:val="18"/>
           <w:lang w:val="en-CA"/>
         </w:rPr>
         <w:t xml:space="preserve">I was highly impressed with </w:t>
@@ -793,8 +793,8 @@
         <w:rPr>
           <w:rFonts w:ascii="Calibri Light" w:eastAsia="Cambria" w:hAnsi="Calibri Light" w:cs="Calibri Light"/>
           <w:bCs/>
-          <w:sz w:val="19"/>
-          <w:szCs w:val="19"/>
+          <w:sz w:val="18"/>
+          <w:szCs w:val="18"/>
           <w:lang w:val="en-CA"/>
         </w:rPr>
         <w:t xml:space="preserve">{{ </w:t>
@@ -804,8 +804,8 @@
         <w:rPr>
           <w:rFonts w:ascii="Calibri Light" w:eastAsia="Cambria" w:hAnsi="Calibri Light" w:cs="Calibri Light"/>
           <w:bCs/>
-          <w:sz w:val="19"/>
-          <w:szCs w:val="19"/>
+          <w:sz w:val="18"/>
+          <w:szCs w:val="18"/>
           <w:lang w:val="en-CA"/>
         </w:rPr>
         <w:t>company</w:t>
@@ -815,8 +815,8 @@
         <w:rPr>
           <w:rFonts w:ascii="Calibri Light" w:eastAsia="Cambria" w:hAnsi="Calibri Light" w:cs="Calibri Light"/>
           <w:bCs/>
-          <w:sz w:val="19"/>
-          <w:szCs w:val="19"/>
+          <w:sz w:val="18"/>
+          <w:szCs w:val="18"/>
           <w:lang w:val="en-CA"/>
         </w:rPr>
         <w:t>_</w:t>
@@ -826,8 +826,8 @@
         <w:rPr>
           <w:rFonts w:ascii="Calibri Light" w:eastAsia="Cambria" w:hAnsi="Calibri Light" w:cs="Calibri Light"/>
           <w:bCs/>
-          <w:sz w:val="19"/>
-          <w:szCs w:val="19"/>
+          <w:sz w:val="18"/>
+          <w:szCs w:val="18"/>
           <w:lang w:val="en-CA"/>
         </w:rPr>
         <w:t>name</w:t>
@@ -837,8 +837,8 @@
         <w:rPr>
           <w:rFonts w:ascii="Calibri Light" w:eastAsia="Cambria" w:hAnsi="Calibri Light" w:cs="Calibri Light"/>
           <w:bCs/>
-          <w:sz w:val="19"/>
-          <w:szCs w:val="19"/>
+          <w:sz w:val="18"/>
+          <w:szCs w:val="18"/>
           <w:lang w:val="en-CA"/>
         </w:rPr>
         <w:t xml:space="preserve"> }}</w:t>
@@ -847,8 +847,8 @@
         <w:rPr>
           <w:rFonts w:ascii="Calibri Light" w:eastAsia="Cambria" w:hAnsi="Calibri Light" w:cs="Calibri Light"/>
           <w:bCs/>
-          <w:sz w:val="19"/>
-          <w:szCs w:val="19"/>
+          <w:sz w:val="18"/>
+          <w:szCs w:val="18"/>
           <w:lang w:val="en-CA"/>
         </w:rPr>
         <w:t>’</w:t>
@@ -858,8 +858,8 @@
         <w:rPr>
           <w:rFonts w:ascii="Calibri Light" w:eastAsia="Cambria" w:hAnsi="Calibri Light" w:cs="Calibri Light"/>
           <w:bCs/>
-          <w:sz w:val="19"/>
-          <w:szCs w:val="19"/>
+          <w:sz w:val="18"/>
+          <w:szCs w:val="18"/>
           <w:lang w:val="en-CA"/>
         </w:rPr>
         <w:t xml:space="preserve">s </w:t>
@@ -868,8 +868,8 @@
         <w:rPr>
           <w:rFonts w:ascii="Calibri Light" w:eastAsia="Cambria" w:hAnsi="Calibri Light" w:cs="Calibri Light"/>
           <w:bCs/>
-          <w:sz w:val="19"/>
-          <w:szCs w:val="19"/>
+          <w:sz w:val="18"/>
+          <w:szCs w:val="18"/>
           <w:lang w:val="en-CA"/>
         </w:rPr>
         <w:t>mission</w:t>
@@ -878,8 +878,8 @@
         <w:rPr>
           <w:rFonts w:ascii="Calibri Light" w:eastAsia="Cambria" w:hAnsi="Calibri Light" w:cs="Calibri Light"/>
           <w:bCs/>
-          <w:sz w:val="19"/>
-          <w:szCs w:val="19"/>
+          <w:sz w:val="18"/>
+          <w:szCs w:val="18"/>
           <w:lang w:val="en-CA"/>
         </w:rPr>
         <w:t xml:space="preserve"> dedicated to </w:t>
@@ -889,8 +889,8 @@
         <w:rPr>
           <w:rFonts w:ascii="Calibri Light" w:eastAsia="Cambria" w:hAnsi="Calibri Light" w:cs="Calibri Light"/>
           <w:bCs/>
-          <w:sz w:val="19"/>
-          <w:szCs w:val="19"/>
+          <w:sz w:val="18"/>
+          <w:szCs w:val="18"/>
           <w:lang w:val="en-CA"/>
         </w:rPr>
         <w:t xml:space="preserve">{{ </w:t>
@@ -900,8 +900,8 @@
         <w:rPr>
           <w:rFonts w:ascii="Calibri Light" w:eastAsia="Cambria" w:hAnsi="Calibri Light" w:cs="Calibri Light"/>
           <w:bCs/>
-          <w:sz w:val="19"/>
-          <w:szCs w:val="19"/>
+          <w:sz w:val="18"/>
+          <w:szCs w:val="18"/>
           <w:lang w:val="en-CA"/>
         </w:rPr>
         <w:t>mission</w:t>
@@ -911,8 +911,8 @@
         <w:rPr>
           <w:rFonts w:ascii="Calibri Light" w:eastAsia="Cambria" w:hAnsi="Calibri Light" w:cs="Calibri Light"/>
           <w:bCs/>
-          <w:sz w:val="19"/>
-          <w:szCs w:val="19"/>
+          <w:sz w:val="18"/>
+          <w:szCs w:val="18"/>
           <w:lang w:val="en-CA"/>
         </w:rPr>
         <w:t>_</w:t>
@@ -922,8 +922,8 @@
         <w:rPr>
           <w:rFonts w:ascii="Calibri Light" w:eastAsia="Cambria" w:hAnsi="Calibri Light" w:cs="Calibri Light"/>
           <w:bCs/>
-          <w:sz w:val="19"/>
-          <w:szCs w:val="19"/>
+          <w:sz w:val="18"/>
+          <w:szCs w:val="18"/>
           <w:lang w:val="en-CA"/>
         </w:rPr>
         <w:t>statement</w:t>
@@ -933,8 +933,8 @@
         <w:rPr>
           <w:rFonts w:ascii="Calibri Light" w:eastAsia="Cambria" w:hAnsi="Calibri Light" w:cs="Calibri Light"/>
           <w:bCs/>
-          <w:sz w:val="19"/>
-          <w:szCs w:val="19"/>
+          <w:sz w:val="18"/>
+          <w:szCs w:val="18"/>
           <w:lang w:val="en-CA"/>
         </w:rPr>
         <w:t xml:space="preserve"> }</w:t>
@@ -944,8 +944,8 @@
         <w:rPr>
           <w:rFonts w:ascii="Calibri Light" w:eastAsia="Cambria" w:hAnsi="Calibri Light" w:cs="Calibri Light"/>
           <w:bCs/>
-          <w:sz w:val="19"/>
-          <w:szCs w:val="19"/>
+          <w:sz w:val="18"/>
+          <w:szCs w:val="18"/>
           <w:lang w:val="en-CA"/>
         </w:rPr>
         <w:t>}, as it</w:t>
@@ -954,8 +954,8 @@
         <w:rPr>
           <w:rFonts w:ascii="Calibri Light" w:eastAsia="Cambria" w:hAnsi="Calibri Light" w:cs="Calibri Light"/>
           <w:bCs/>
-          <w:sz w:val="19"/>
-          <w:szCs w:val="19"/>
+          <w:sz w:val="18"/>
+          <w:szCs w:val="18"/>
           <w:lang w:val="en-CA"/>
         </w:rPr>
         <w:t xml:space="preserve"> </w:t>
@@ -964,8 +964,8 @@
         <w:rPr>
           <w:rFonts w:ascii="Calibri Light" w:eastAsia="Cambria" w:hAnsi="Calibri Light" w:cs="Calibri Light"/>
           <w:bCs/>
-          <w:sz w:val="19"/>
-          <w:szCs w:val="19"/>
+          <w:sz w:val="18"/>
+          <w:szCs w:val="18"/>
           <w:lang w:val="en-CA"/>
         </w:rPr>
         <w:t xml:space="preserve">resonates with my </w:t>
@@ -974,8 +974,8 @@
         <w:rPr>
           <w:rFonts w:ascii="Calibri Light" w:eastAsia="Cambria" w:hAnsi="Calibri Light" w:cs="Calibri Light"/>
           <w:bCs/>
-          <w:sz w:val="19"/>
-          <w:szCs w:val="19"/>
+          <w:sz w:val="18"/>
+          <w:szCs w:val="18"/>
           <w:lang w:val="en-CA"/>
         </w:rPr>
         <w:t>goals in utilizing technology to serve communities, and make positive contributions to society</w:t>
@@ -984,8 +984,8 @@
         <w:rPr>
           <w:rFonts w:ascii="Calibri Light" w:eastAsia="Cambria" w:hAnsi="Calibri Light" w:cs="Calibri Light"/>
           <w:bCs/>
-          <w:sz w:val="19"/>
-          <w:szCs w:val="19"/>
+          <w:sz w:val="18"/>
+          <w:szCs w:val="18"/>
           <w:lang w:val="en-CA"/>
         </w:rPr>
         <w:t xml:space="preserve">. </w:t>
@@ -994,8 +994,8 @@
         <w:rPr>
           <w:rFonts w:ascii="Calibri Light" w:eastAsia="Cambria" w:hAnsi="Calibri Light" w:cs="Calibri Light"/>
           <w:bCs/>
-          <w:sz w:val="19"/>
-          <w:szCs w:val="19"/>
+          <w:sz w:val="18"/>
+          <w:szCs w:val="18"/>
           <w:lang w:val="en-CA"/>
         </w:rPr>
         <w:t>With a growing foundation in object-oriented programming principle</w:t>
@@ -1004,8 +1004,8 @@
         <w:rPr>
           <w:rFonts w:ascii="Calibri Light" w:eastAsia="Cambria" w:hAnsi="Calibri Light" w:cs="Calibri Light"/>
           <w:bCs/>
-          <w:sz w:val="19"/>
-          <w:szCs w:val="19"/>
+          <w:sz w:val="18"/>
+          <w:szCs w:val="18"/>
           <w:lang w:val="en-CA"/>
         </w:rPr>
         <w:t xml:space="preserve">, </w:t>
@@ -1014,8 +1014,8 @@
         <w:rPr>
           <w:rFonts w:ascii="Calibri Light" w:eastAsia="Cambria" w:hAnsi="Calibri Light" w:cs="Calibri Light"/>
           <w:bCs/>
-          <w:sz w:val="19"/>
-          <w:szCs w:val="19"/>
+          <w:sz w:val="18"/>
+          <w:szCs w:val="18"/>
           <w:lang w:val="en-CA"/>
         </w:rPr>
         <w:t>hands-on experience in utilizing</w:t>
@@ -1024,21 +1024,31 @@
         <w:rPr>
           <w:rFonts w:ascii="Calibri Light" w:eastAsia="Cambria" w:hAnsi="Calibri Light" w:cs="Calibri Light"/>
           <w:bCs/>
-          <w:sz w:val="19"/>
-          <w:szCs w:val="19"/>
-          <w:lang w:val="en-CA"/>
-        </w:rPr>
-        <w:t xml:space="preserve"> unit testing frameworks like JUnit, and an aptitude towards solving complex problems, </w:t>
-      </w:r>
-      <w:r>
-        <w:rPr>
-          <w:rFonts w:ascii="Calibri Light" w:eastAsia="Cambria" w:hAnsi="Calibri Light" w:cs="Calibri Light"/>
-          <w:bCs/>
-          <w:sz w:val="19"/>
-          <w:szCs w:val="19"/>
-          <w:lang w:val="en-CA"/>
-        </w:rPr>
-        <w:t>I am confident in my ability to contribute to your testing initiatives while growing in a dynamic work environment.</w:t>
+          <w:sz w:val="18"/>
+          <w:szCs w:val="18"/>
+          <w:lang w:val="en-CA"/>
+        </w:rPr>
+        <w:t xml:space="preserve"> unit testing frameworks, and an aptitude towards solving complex problems, </w:t>
+      </w:r>
+      <w:r>
+        <w:rPr>
+          <w:rFonts w:ascii="Calibri Light" w:eastAsia="Cambria" w:hAnsi="Calibri Light" w:cs="Calibri Light"/>
+          <w:bCs/>
+          <w:sz w:val="18"/>
+          <w:szCs w:val="18"/>
+          <w:lang w:val="en-CA"/>
+        </w:rPr>
+        <w:t>I am confident in my ability to contribute to your testing initiatives while growing in a dynamic work environment</w:t>
+      </w:r>
+      <w:r>
+        <w:rPr>
+          <w:rFonts w:ascii="Calibri Light" w:eastAsia="Cambria" w:hAnsi="Calibri Light" w:cs="Calibri Light"/>
+          <w:bCs/>
+          <w:sz w:val="18"/>
+          <w:szCs w:val="18"/>
+          <w:lang w:val="en-CA"/>
+        </w:rPr>
+        <w:t>.</w:t>
       </w:r>
     </w:p>
     <w:p>
@@ -1056,159 +1066,94 @@
         <w:rPr>
           <w:rFonts w:ascii="Calibri Light" w:eastAsia="Cambria" w:hAnsi="Calibri Light" w:cs="Calibri Light"/>
           <w:bCs/>
-          <w:sz w:val="19"/>
-          <w:szCs w:val="19"/>
+          <w:sz w:val="18"/>
+          <w:szCs w:val="18"/>
           <w:lang w:val="en-CA"/>
         </w:rPr>
       </w:pPr>
-      <w:r>
-        <w:rPr>
-          <w:rFonts w:ascii="Calibri Light" w:eastAsia="Cambria" w:hAnsi="Calibri Light" w:cs="Calibri Light"/>
-          <w:bCs/>
-          <w:sz w:val="19"/>
-          <w:szCs w:val="19"/>
-          <w:lang w:val="en-CA"/>
-        </w:rPr>
-        <w:t xml:space="preserve">Currently, I am gaining practical experience as an Information Technology Analyst Co-op Student with Shared </w:t>
-      </w:r>
-      <w:r>
-        <w:rPr>
-          <w:rFonts w:ascii="Calibri Light" w:eastAsia="Cambria" w:hAnsi="Calibri Light" w:cs="Calibri Light"/>
-          <w:bCs/>
-          <w:sz w:val="19"/>
-          <w:szCs w:val="19"/>
-          <w:lang w:val="en-CA"/>
-        </w:rPr>
-        <w:t>Services</w:t>
-      </w:r>
-      <w:r>
-        <w:rPr>
-          <w:rFonts w:ascii="Calibri Light" w:eastAsia="Cambria" w:hAnsi="Calibri Light" w:cs="Calibri Light"/>
-          <w:bCs/>
-          <w:sz w:val="19"/>
-          <w:szCs w:val="19"/>
-          <w:lang w:val="en-CA"/>
-        </w:rPr>
-        <w:t xml:space="preserve"> Canada, where I am supporting enterprise-level IT workflows in a federal government setting. This role is providing me with exposure to Linux-based operating systems, large-scale infrastructure, and is helping me develop many transferrable skills that are required in working in a large, client-facing Agile-style</w:t>
-      </w:r>
-      <w:r>
-        <w:rPr>
-          <w:rFonts w:ascii="Calibri Light" w:eastAsia="Cambria" w:hAnsi="Calibri Light" w:cs="Calibri Light"/>
-          <w:bCs/>
-          <w:sz w:val="19"/>
-          <w:szCs w:val="19"/>
-          <w:lang w:val="en-CA"/>
-        </w:rPr>
-        <w:t xml:space="preserve"> team. </w:t>
-      </w:r>
-      <w:r>
-        <w:rPr>
-          <w:rFonts w:ascii="Calibri Light" w:eastAsia="Cambria" w:hAnsi="Calibri Light" w:cs="Calibri Light"/>
-          <w:bCs/>
-          <w:sz w:val="19"/>
-          <w:szCs w:val="19"/>
-          <w:lang w:val="en-CA"/>
-        </w:rPr>
-        <w:t>In this role, I</w:t>
-      </w:r>
-      <w:r>
-        <w:rPr>
-          <w:rFonts w:ascii="Calibri Light" w:eastAsia="Cambria" w:hAnsi="Calibri Light" w:cs="Calibri Light"/>
-          <w:bCs/>
-          <w:sz w:val="19"/>
-          <w:szCs w:val="19"/>
-          <w:lang w:val="en-CA"/>
-        </w:rPr>
-        <w:t xml:space="preserve"> aim to</w:t>
-      </w:r>
-      <w:r>
-        <w:rPr>
-          <w:rFonts w:ascii="Calibri Light" w:eastAsia="Cambria" w:hAnsi="Calibri Light" w:cs="Calibri Light"/>
-          <w:bCs/>
-          <w:sz w:val="19"/>
-          <w:szCs w:val="19"/>
-          <w:lang w:val="en-CA"/>
-        </w:rPr>
-        <w:t xml:space="preserve"> identify potential opportunities for automation to streamline recurring processes and improve efficiency</w:t>
-      </w:r>
-      <w:r>
-        <w:rPr>
-          <w:rFonts w:ascii="Calibri Light" w:eastAsia="Cambria" w:hAnsi="Calibri Light" w:cs="Calibri Light"/>
-          <w:bCs/>
-          <w:sz w:val="19"/>
-          <w:szCs w:val="19"/>
-          <w:lang w:val="en-CA"/>
-        </w:rPr>
-        <w:t xml:space="preserve"> through scripting with JavaScript, Python and PowerShell</w:t>
-      </w:r>
-      <w:r>
-        <w:rPr>
-          <w:rFonts w:ascii="Calibri Light" w:eastAsia="Cambria" w:hAnsi="Calibri Light" w:cs="Calibri Light"/>
-          <w:bCs/>
-          <w:sz w:val="19"/>
-          <w:szCs w:val="19"/>
-          <w:lang w:val="en-CA"/>
-        </w:rPr>
-        <w:t xml:space="preserve">, building on my interest in workflow optimization. </w:t>
-      </w:r>
-      <w:r>
-        <w:rPr>
-          <w:rFonts w:ascii="Calibri Light" w:eastAsia="Cambria" w:hAnsi="Calibri Light" w:cs="Calibri Light"/>
-          <w:bCs/>
-          <w:sz w:val="19"/>
-          <w:szCs w:val="19"/>
-          <w:lang w:val="en-CA"/>
-        </w:rPr>
-        <w:t xml:space="preserve">Paired alongside this, I have also </w:t>
-      </w:r>
-      <w:r>
-        <w:rPr>
-          <w:rFonts w:ascii="Calibri Light" w:eastAsia="Cambria" w:hAnsi="Calibri Light" w:cs="Calibri Light"/>
-          <w:bCs/>
-          <w:sz w:val="19"/>
-          <w:szCs w:val="19"/>
-          <w:lang w:val="en-CA"/>
-        </w:rPr>
-        <w:t>developed Python automation tools for document generation and PDF conversion, reinforcing my ability to design lightweight testing scripts that can improve general workflow procedures and minimize repetition.</w:t>
-      </w:r>
-      <w:r>
-        <w:rPr>
-          <w:rFonts w:ascii="Calibri Light" w:hAnsi="Calibri Light" w:cs="Calibri Light"/>
-          <w:sz w:val="19"/>
-          <w:szCs w:val="19"/>
-        </w:rPr>
-        <w:t xml:space="preserve">However, </w:t>
-      </w:r>
-      <w:r>
-        <w:rPr>
-          <w:rFonts w:ascii="Calibri Light" w:hAnsi="Calibri Light" w:cs="Calibri Light"/>
-          <w:sz w:val="19"/>
-          <w:szCs w:val="19"/>
-        </w:rPr>
-        <w:t>my academic work has reinforced my skills as a developer</w:t>
-      </w:r>
-      <w:r>
-        <w:rPr>
-          <w:rFonts w:ascii="Calibri Light" w:hAnsi="Calibri Light" w:cs="Calibri Light"/>
-          <w:sz w:val="19"/>
-          <w:szCs w:val="19"/>
-        </w:rPr>
-        <w:t xml:space="preserve"> in unit testing</w:t>
-      </w:r>
-      <w:r>
-        <w:rPr>
-          <w:rFonts w:ascii="Calibri Light" w:hAnsi="Calibri Light" w:cs="Calibri Light"/>
-          <w:sz w:val="19"/>
-          <w:szCs w:val="19"/>
-        </w:rPr>
-        <w:t xml:space="preserve">, especially through </w:t>
+      <w:commentRangeStart w:id="0"/>
+      <w:r>
+        <w:rPr>
+          <w:rFonts w:ascii="Calibri Light" w:hAnsi="Calibri Light" w:cs="Calibri Light"/>
+          <w:sz w:val="18"/>
+          <w:szCs w:val="18"/>
+          <w:highlight w:val="yellow"/>
+        </w:rPr>
+        <w:t>Building upon my prior experience, I have been actively developing my technical expertise through both co-op and personal projects. Previously, I was associated with Shared Services Canada as an I.T. Analyst, where I supported enterprise-level I.T. workflows within the federal government.</w:t>
+      </w:r>
+      <w:r>
+        <w:rPr>
+          <w:rFonts w:ascii="Calibri Light" w:hAnsi="Calibri Light" w:cs="Calibri Light"/>
+          <w:sz w:val="18"/>
+          <w:szCs w:val="18"/>
+        </w:rPr>
+        <w:t xml:space="preserve"> </w:t>
+      </w:r>
+      <w:commentRangeEnd w:id="0"/>
+      <w:r>
+        <w:rPr>
+          <w:rStyle w:val="CommentReference"/>
+          <w:sz w:val="18"/>
+          <w:szCs w:val="18"/>
+        </w:rPr>
+        <w:commentReference w:id="0"/>
+      </w:r>
+      <w:r>
+        <w:rPr>
+          <w:rFonts w:ascii="Calibri Light" w:hAnsi="Calibri Light" w:cs="Calibri Light"/>
+          <w:sz w:val="18"/>
+          <w:szCs w:val="18"/>
+        </w:rPr>
+        <w:t>I became exposed to cloud-based technologies and effectively leveraged PowerShell scripts to complete tasks relating to user state management. I also improved Tier-1 ticketing efficiency by developing a Python-based desktop application.</w:t>
+      </w:r>
+      <w:r>
+        <w:rPr>
+          <w:rFonts w:ascii="Calibri Light" w:hAnsi="Calibri Light" w:cs="Calibri Light"/>
+          <w:sz w:val="18"/>
+          <w:szCs w:val="18"/>
+        </w:rPr>
+        <w:t xml:space="preserve"> </w:t>
+      </w:r>
+      <w:r>
+        <w:rPr>
+          <w:rFonts w:ascii="Calibri Light" w:hAnsi="Calibri Light" w:cs="Calibri Light"/>
+          <w:sz w:val="18"/>
+          <w:szCs w:val="18"/>
+        </w:rPr>
+        <w:t xml:space="preserve">I utilized libraries such as </w:t>
       </w:r>
       <w:proofErr w:type="spellStart"/>
       <w:r>
         <w:rPr>
           <w:rFonts w:ascii="Calibri Light" w:hAnsi="Calibri Light" w:cs="Calibri Light"/>
-          <w:sz w:val="19"/>
-          <w:szCs w:val="19"/>
+          <w:sz w:val="18"/>
+          <w:szCs w:val="18"/>
+        </w:rPr>
+        <w:t>Tkinter</w:t>
+      </w:r>
+      <w:proofErr w:type="spellEnd"/>
+      <w:r>
+        <w:rPr>
+          <w:rFonts w:ascii="Calibri Light" w:hAnsi="Calibri Light" w:cs="Calibri Light"/>
+          <w:sz w:val="18"/>
+          <w:szCs w:val="18"/>
+        </w:rPr>
+        <w:t xml:space="preserve"> to build a responsive graphical user interface, automating Excel template cell population, and automatic copy-paste functionalities. This significantly reduced manual data entry errors and had also improved processing speed by 75%. This not only showcases my capability to take on self-initiated projects to improve workplace procedures, but it also built upon my interest in workflow optimization.</w:t>
+      </w:r>
+      <w:r>
+        <w:rPr>
+          <w:rFonts w:ascii="Calibri Light" w:hAnsi="Calibri Light" w:cs="Calibri Light"/>
+          <w:sz w:val="18"/>
+          <w:szCs w:val="18"/>
+        </w:rPr>
+        <w:t xml:space="preserve"> However, my academic work has reinforced my skills as a developer in unit testing, especially through </w:t>
+      </w:r>
+      <w:proofErr w:type="spellStart"/>
+      <w:r>
+        <w:rPr>
+          <w:rFonts w:ascii="Calibri Light" w:hAnsi="Calibri Light" w:cs="Calibri Light"/>
+          <w:sz w:val="18"/>
+          <w:szCs w:val="18"/>
         </w:rPr>
         <w:t>DailySips</w:t>
       </w:r>
@@ -1216,73 +1161,61 @@
       <w:r>
         <w:rPr>
           <w:rFonts w:ascii="Calibri Light" w:hAnsi="Calibri Light" w:cs="Calibri Light"/>
-          <w:sz w:val="19"/>
-          <w:szCs w:val="19"/>
-        </w:rPr>
-        <w:t xml:space="preserve">, a Java-based desktop application that aims to improve user self-awareness over their daily caloric, caffeine and sugar consumption for beverages. </w:t>
-      </w:r>
-      <w:r>
-        <w:rPr>
-          <w:rFonts w:ascii="Calibri Light" w:hAnsi="Calibri Light" w:cs="Calibri Light"/>
-          <w:sz w:val="19"/>
-          <w:szCs w:val="19"/>
-        </w:rPr>
-        <w:t>With object-oriented programming principles</w:t>
-      </w:r>
-      <w:r>
-        <w:rPr>
-          <w:rFonts w:ascii="Calibri Light" w:hAnsi="Calibri Light" w:cs="Calibri Light"/>
-          <w:sz w:val="19"/>
-          <w:szCs w:val="19"/>
-        </w:rPr>
-        <w:t>, I</w:t>
-      </w:r>
-      <w:r>
-        <w:rPr>
-          <w:rFonts w:ascii="Calibri Light" w:hAnsi="Calibri Light" w:cs="Calibri Light"/>
-          <w:sz w:val="19"/>
-          <w:szCs w:val="19"/>
-        </w:rPr>
-        <w:t xml:space="preserve"> developed a command-line interface and a graphical user interface utilizing Java Swing, focusing on</w:t>
-      </w:r>
-      <w:r>
-        <w:rPr>
-          <w:rFonts w:ascii="Calibri Light" w:hAnsi="Calibri Light" w:cs="Calibri Light"/>
-          <w:sz w:val="19"/>
-          <w:szCs w:val="19"/>
-        </w:rPr>
-        <w:t xml:space="preserve"> user accessibility</w:t>
-      </w:r>
-      <w:r>
-        <w:rPr>
-          <w:rFonts w:ascii="Calibri Light" w:hAnsi="Calibri Light" w:cs="Calibri Light"/>
-          <w:sz w:val="19"/>
-          <w:szCs w:val="19"/>
-        </w:rPr>
-        <w:t>.</w:t>
-      </w:r>
-      <w:r>
-        <w:rPr>
-          <w:rFonts w:ascii="Calibri Light" w:hAnsi="Calibri Light" w:cs="Calibri Light"/>
-          <w:sz w:val="19"/>
-          <w:szCs w:val="19"/>
-        </w:rPr>
-        <w:t xml:space="preserve"> I then</w:t>
-      </w:r>
-      <w:r>
-        <w:rPr>
-          <w:rFonts w:ascii="Calibri Light" w:hAnsi="Calibri Light" w:cs="Calibri Light"/>
-          <w:sz w:val="19"/>
-          <w:szCs w:val="19"/>
-        </w:rPr>
-        <w:t xml:space="preserve"> implemented JSON-based data persistence and wrote rigorous JUnit tests using JUnit Jupiter to validate application </w:t>
+          <w:sz w:val="18"/>
+          <w:szCs w:val="18"/>
+        </w:rPr>
+        <w:t>, a Java-based desktop application that aimed to improve user self-awareness over their daily caloric, caffeine and sugar consumption.</w:t>
+      </w:r>
+      <w:r>
+        <w:rPr>
+          <w:rFonts w:ascii="Calibri Light" w:hAnsi="Calibri Light" w:cs="Calibri Light"/>
+          <w:sz w:val="18"/>
+          <w:szCs w:val="18"/>
+        </w:rPr>
+        <w:t xml:space="preserve"> </w:t>
+      </w:r>
+      <w:r>
+        <w:rPr>
+          <w:rFonts w:ascii="Calibri Light" w:eastAsia="Cambria" w:hAnsi="Calibri Light" w:cs="Calibri Light"/>
+          <w:bCs/>
+          <w:sz w:val="18"/>
+          <w:szCs w:val="18"/>
+          <w:lang w:val="en-CA"/>
+        </w:rPr>
+        <w:t>Paired alongside this, I have also developed Python automation tools for document generation and PDF conversion, reinforcing my ability to design lightweight testing scripts that can improve general workflow procedures and minimize repetition.</w:t>
+      </w:r>
+      <w:r>
+        <w:rPr>
+          <w:rFonts w:ascii="Calibri Light" w:hAnsi="Calibri Light" w:cs="Calibri Light"/>
+          <w:sz w:val="18"/>
+          <w:szCs w:val="18"/>
+        </w:rPr>
+        <w:t xml:space="preserve">However, my academic work has reinforced my skills as a developer in unit testing, especially through </w:t>
       </w:r>
       <w:proofErr w:type="spellStart"/>
       <w:r>
         <w:rPr>
           <w:rFonts w:ascii="Calibri Light" w:hAnsi="Calibri Light" w:cs="Calibri Light"/>
-          <w:sz w:val="19"/>
-          <w:szCs w:val="19"/>
+          <w:sz w:val="18"/>
+          <w:szCs w:val="18"/>
+        </w:rPr>
+        <w:t>DailySips</w:t>
+      </w:r>
+      <w:proofErr w:type="spellEnd"/>
+      <w:r>
+        <w:rPr>
+          <w:rFonts w:ascii="Calibri Light" w:hAnsi="Calibri Light" w:cs="Calibri Light"/>
+          <w:sz w:val="18"/>
+          <w:szCs w:val="18"/>
+        </w:rPr>
+        <w:t xml:space="preserve">, a Java-based desktop application that aims to improve user self-awareness over their daily caloric, caffeine and sugar consumption for beverages. With object-oriented programming principles, I developed a command-line interface and a graphical user interface utilizing Java Swing, focusing on user accessibility. I then implemented JSON-based data persistence and wrote rigorous JUnit tests using JUnit Jupiter to validate application </w:t>
+      </w:r>
+      <w:proofErr w:type="spellStart"/>
+      <w:r>
+        <w:rPr>
+          <w:rFonts w:ascii="Calibri Light" w:hAnsi="Calibri Light" w:cs="Calibri Light"/>
+          <w:sz w:val="18"/>
+          <w:szCs w:val="18"/>
         </w:rPr>
         <w:t>behaviour</w:t>
       </w:r>
@@ -1290,8 +1223,8 @@
       <w:r>
         <w:rPr>
           <w:rFonts w:ascii="Calibri Light" w:hAnsi="Calibri Light" w:cs="Calibri Light"/>
-          <w:sz w:val="19"/>
-          <w:szCs w:val="19"/>
+          <w:sz w:val="18"/>
+          <w:szCs w:val="18"/>
         </w:rPr>
         <w:t xml:space="preserve"> and improve code robustness. I also created a UML diagram to outline class interactions for my graphical user interface, clearly identifying areas that could be refactored for improved clarity and readability. This not only sharpened my technical and analytical </w:t>
       </w:r>
@@ -1299,8 +1232,8 @@
       <w:r>
         <w:rPr>
           <w:rFonts w:ascii="Calibri Light" w:hAnsi="Calibri Light" w:cs="Calibri Light"/>
-          <w:sz w:val="19"/>
-          <w:szCs w:val="19"/>
+          <w:sz w:val="18"/>
+          <w:szCs w:val="18"/>
         </w:rPr>
         <w:t>skills, but</w:t>
       </w:r>
@@ -1308,41 +1241,17 @@
       <w:r>
         <w:rPr>
           <w:rFonts w:ascii="Calibri Light" w:hAnsi="Calibri Light" w:cs="Calibri Light"/>
-          <w:sz w:val="19"/>
-          <w:szCs w:val="19"/>
-        </w:rPr>
-        <w:t xml:space="preserve"> highlighted the importance of detail-oriented thinking</w:t>
-      </w:r>
-      <w:r>
-        <w:rPr>
-          <w:rFonts w:ascii="Calibri Light" w:hAnsi="Calibri Light" w:cs="Calibri Light"/>
-          <w:sz w:val="19"/>
-          <w:szCs w:val="19"/>
-        </w:rPr>
-        <w:t>.</w:t>
-      </w:r>
-      <w:r>
-        <w:rPr>
-          <w:rFonts w:ascii="Calibri Light" w:hAnsi="Calibri Light" w:cs="Calibri Light"/>
-          <w:sz w:val="19"/>
-          <w:szCs w:val="19"/>
-        </w:rPr>
-        <w:t xml:space="preserve"> </w:t>
-      </w:r>
-      <w:r>
-        <w:rPr>
-          <w:rFonts w:ascii="Calibri Light" w:hAnsi="Calibri Light" w:cs="Calibri Light"/>
-          <w:sz w:val="19"/>
-          <w:szCs w:val="19"/>
-        </w:rPr>
-        <w:t xml:space="preserve">Additionally, I have explored application development through projects such as </w:t>
+          <w:sz w:val="18"/>
+          <w:szCs w:val="18"/>
+        </w:rPr>
+        <w:t xml:space="preserve"> highlighted the importance of detail-oriented thinking. Additionally, I have explored application development through projects such as </w:t>
       </w:r>
       <w:proofErr w:type="spellStart"/>
       <w:r>
         <w:rPr>
           <w:rFonts w:ascii="Calibri Light" w:hAnsi="Calibri Light" w:cs="Calibri Light"/>
-          <w:sz w:val="19"/>
-          <w:szCs w:val="19"/>
+          <w:sz w:val="18"/>
+          <w:szCs w:val="18"/>
         </w:rPr>
         <w:t>SipLy</w:t>
       </w:r>
@@ -1350,8 +1259,8 @@
       <w:r>
         <w:rPr>
           <w:rFonts w:ascii="Calibri Light" w:hAnsi="Calibri Light" w:cs="Calibri Light"/>
-          <w:sz w:val="19"/>
-          <w:szCs w:val="19"/>
+          <w:sz w:val="18"/>
+          <w:szCs w:val="18"/>
         </w:rPr>
         <w:t xml:space="preserve"> and </w:t>
       </w:r>
@@ -1359,8 +1268,8 @@
       <w:r>
         <w:rPr>
           <w:rFonts w:ascii="Calibri Light" w:hAnsi="Calibri Light" w:cs="Calibri Light"/>
-          <w:sz w:val="19"/>
-          <w:szCs w:val="19"/>
+          <w:sz w:val="18"/>
+          <w:szCs w:val="18"/>
         </w:rPr>
         <w:t>AniMori</w:t>
       </w:r>
@@ -1368,69 +1277,19 @@
       <w:r>
         <w:rPr>
           <w:rFonts w:ascii="Calibri Light" w:hAnsi="Calibri Light" w:cs="Calibri Light"/>
-          <w:sz w:val="19"/>
-          <w:szCs w:val="19"/>
-        </w:rPr>
-        <w:t xml:space="preserve"> – while they are not focused on testing design, they strengthened my abilities to debug complex</w:t>
-      </w:r>
-      <w:r>
-        <w:rPr>
-          <w:rFonts w:ascii="Calibri Light" w:hAnsi="Calibri Light" w:cs="Calibri Light"/>
-          <w:sz w:val="19"/>
-          <w:szCs w:val="19"/>
-        </w:rPr>
-        <w:t xml:space="preserve"> code, </w:t>
-      </w:r>
-      <w:r>
-        <w:rPr>
-          <w:rFonts w:ascii="Calibri Light" w:hAnsi="Calibri Light" w:cs="Calibri Light"/>
-          <w:sz w:val="19"/>
-          <w:szCs w:val="19"/>
-        </w:rPr>
-        <w:t xml:space="preserve">handle persistence through database design </w:t>
-      </w:r>
-      <w:r>
-        <w:rPr>
-          <w:rFonts w:ascii="Calibri Light" w:hAnsi="Calibri Light" w:cs="Calibri Light"/>
-          <w:sz w:val="19"/>
-          <w:szCs w:val="19"/>
-        </w:rPr>
-        <w:t xml:space="preserve">and frontend-backend coordination – all of which </w:t>
-      </w:r>
-      <w:r>
-        <w:rPr>
-          <w:rFonts w:ascii="Calibri Light" w:hAnsi="Calibri Light" w:cs="Calibri Light"/>
-          <w:sz w:val="19"/>
-          <w:szCs w:val="19"/>
-        </w:rPr>
-        <w:t>are</w:t>
-      </w:r>
-      <w:r>
-        <w:rPr>
-          <w:rFonts w:ascii="Calibri Light" w:hAnsi="Calibri Light" w:cs="Calibri Light"/>
-          <w:sz w:val="19"/>
-          <w:szCs w:val="19"/>
-        </w:rPr>
-        <w:t xml:space="preserve"> necessary skills in the realm of </w:t>
-      </w:r>
-      <w:r>
-        <w:rPr>
-          <w:rFonts w:ascii="Calibri Light" w:hAnsi="Calibri Light" w:cs="Calibri Light"/>
-          <w:sz w:val="19"/>
-          <w:szCs w:val="19"/>
-        </w:rPr>
-        <w:t>software testing.</w:t>
+          <w:sz w:val="18"/>
+          <w:szCs w:val="18"/>
+        </w:rPr>
+        <w:t xml:space="preserve"> – while they are not focused on testing design, they strengthened my abilities to debug complex code, handle persistence through database design and frontend-backend coordination – all of which are necessary skills in the realm of software testing.</w:t>
       </w:r>
     </w:p>
     <w:p>
       <w:pPr>
-        <w:spacing w:line="276" w:lineRule="auto"/>
-        <w:ind w:right="113"/>
         <w:jc w:val="both"/>
         <w:rPr>
           <w:rFonts w:ascii="Calibri Light" w:hAnsi="Calibri Light" w:cs="Calibri Light"/>
-          <w:sz w:val="19"/>
-          <w:szCs w:val="19"/>
+          <w:sz w:val="18"/>
+          <w:szCs w:val="18"/>
         </w:rPr>
       </w:pPr>
     </w:p>
@@ -1441,31 +1300,31 @@
         <w:jc w:val="both"/>
         <w:rPr>
           <w:rFonts w:ascii="Calibri Light" w:hAnsi="Calibri Light" w:cs="Calibri Light"/>
-          <w:sz w:val="19"/>
-          <w:szCs w:val="19"/>
+          <w:sz w:val="18"/>
+          <w:szCs w:val="18"/>
         </w:rPr>
       </w:pPr>
       <w:r>
         <w:rPr>
           <w:rFonts w:ascii="Calibri Light" w:hAnsi="Calibri Light" w:cs="Calibri Light"/>
-          <w:sz w:val="19"/>
-          <w:szCs w:val="19"/>
+          <w:sz w:val="18"/>
+          <w:szCs w:val="18"/>
         </w:rPr>
         <w:t xml:space="preserve">Prior to pursuing software development, I worked for </w:t>
       </w:r>
       <w:r>
         <w:rPr>
           <w:rFonts w:ascii="Calibri Light" w:hAnsi="Calibri Light" w:cs="Calibri Light"/>
-          <w:sz w:val="19"/>
-          <w:szCs w:val="19"/>
+          <w:sz w:val="18"/>
+          <w:szCs w:val="18"/>
         </w:rPr>
         <w:t>nearly</w:t>
       </w:r>
       <w:r>
         <w:rPr>
           <w:rFonts w:ascii="Calibri Light" w:hAnsi="Calibri Light" w:cs="Calibri Light"/>
-          <w:sz w:val="19"/>
-          <w:szCs w:val="19"/>
+          <w:sz w:val="18"/>
+          <w:szCs w:val="18"/>
         </w:rPr>
         <w:t xml:space="preserve"> three years as a clinical </w:t>
       </w:r>
@@ -1473,8 +1332,8 @@
       <w:r>
         <w:rPr>
           <w:rFonts w:ascii="Calibri Light" w:hAnsi="Calibri Light" w:cs="Calibri Light"/>
-          <w:sz w:val="19"/>
-          <w:szCs w:val="19"/>
+          <w:sz w:val="18"/>
+          <w:szCs w:val="18"/>
         </w:rPr>
         <w:t>genetics</w:t>
       </w:r>
@@ -1482,56 +1341,56 @@
       <w:r>
         <w:rPr>
           <w:rFonts w:ascii="Calibri Light" w:hAnsi="Calibri Light" w:cs="Calibri Light"/>
-          <w:sz w:val="19"/>
-          <w:szCs w:val="19"/>
+          <w:sz w:val="18"/>
+          <w:szCs w:val="18"/>
         </w:rPr>
         <w:t xml:space="preserve"> technologist, where I gained incredibly valuable experience with the Genome Diagnostics team at the Provincial Health Services Authority. In this high-stakes, detail-driven environment, I supported end-to-end diagnostic workflows – from accessioning biohazardous patient specimens to </w:t>
       </w:r>
       <w:r>
         <w:rPr>
           <w:rFonts w:ascii="Calibri Light" w:hAnsi="Calibri Light" w:cs="Calibri Light"/>
-          <w:sz w:val="19"/>
-          <w:szCs w:val="19"/>
+          <w:sz w:val="18"/>
+          <w:szCs w:val="18"/>
         </w:rPr>
         <w:t xml:space="preserve">executing wet laboratory experiments to </w:t>
       </w:r>
       <w:r>
         <w:rPr>
           <w:rFonts w:ascii="Calibri Light" w:hAnsi="Calibri Light" w:cs="Calibri Light"/>
-          <w:sz w:val="19"/>
-          <w:szCs w:val="19"/>
+          <w:sz w:val="18"/>
+          <w:szCs w:val="18"/>
         </w:rPr>
         <w:t>interpreting results with high precision, I brought a</w:t>
       </w:r>
       <w:r>
         <w:rPr>
           <w:rFonts w:ascii="Calibri Light" w:hAnsi="Calibri Light" w:cs="Calibri Light"/>
-          <w:sz w:val="19"/>
-          <w:szCs w:val="19"/>
+          <w:sz w:val="18"/>
+          <w:szCs w:val="18"/>
         </w:rPr>
         <w:t xml:space="preserve"> passionate </w:t>
       </w:r>
       <w:r>
         <w:rPr>
           <w:rFonts w:ascii="Calibri Light" w:hAnsi="Calibri Light" w:cs="Calibri Light"/>
-          <w:sz w:val="19"/>
-          <w:szCs w:val="19"/>
+          <w:sz w:val="18"/>
+          <w:szCs w:val="18"/>
         </w:rPr>
         <w:t>work ethic to every task involved to ensure test results were delivered under established turnaround times.</w:t>
       </w:r>
       <w:r>
         <w:rPr>
           <w:rFonts w:ascii="Calibri Light" w:hAnsi="Calibri Light" w:cs="Calibri Light"/>
-          <w:sz w:val="19"/>
-          <w:szCs w:val="19"/>
+          <w:sz w:val="18"/>
+          <w:szCs w:val="18"/>
         </w:rPr>
         <w:t xml:space="preserve"> This required meticulous attention to detail and a high commitment to</w:t>
       </w:r>
       <w:r>
         <w:rPr>
           <w:rFonts w:ascii="Calibri Light" w:hAnsi="Calibri Light" w:cs="Calibri Light"/>
-          <w:sz w:val="19"/>
-          <w:szCs w:val="19"/>
+          <w:sz w:val="18"/>
+          <w:szCs w:val="18"/>
         </w:rPr>
         <w:t xml:space="preserve"> </w:t>
       </w:r>
@@ -1539,8 +1398,8 @@
       <w:r>
         <w:rPr>
           <w:rFonts w:ascii="Calibri Light" w:hAnsi="Calibri Light" w:cs="Calibri Light"/>
-          <w:sz w:val="19"/>
-          <w:szCs w:val="19"/>
+          <w:sz w:val="18"/>
+          <w:szCs w:val="18"/>
         </w:rPr>
         <w:t>care</w:t>
       </w:r>
@@ -1548,104 +1407,104 @@
       <w:r>
         <w:rPr>
           <w:rFonts w:ascii="Calibri Light" w:hAnsi="Calibri Light" w:cs="Calibri Light"/>
-          <w:sz w:val="19"/>
-          <w:szCs w:val="19"/>
+          <w:sz w:val="18"/>
+          <w:szCs w:val="18"/>
         </w:rPr>
         <w:t xml:space="preserve"> quality and turnaround expectations.</w:t>
       </w:r>
       <w:r>
         <w:rPr>
           <w:rFonts w:ascii="Calibri Light" w:hAnsi="Calibri Light" w:cs="Calibri Light"/>
-          <w:sz w:val="19"/>
-          <w:szCs w:val="19"/>
+          <w:sz w:val="18"/>
+          <w:szCs w:val="18"/>
         </w:rPr>
         <w:t xml:space="preserve"> I learnt how to liaise and communicate effectively with vendors and internal IT teams to troubleshoot both laboratory software and hardware, helping minimize operational downtime. </w:t>
       </w:r>
       <w:r>
         <w:rPr>
           <w:rFonts w:ascii="Calibri Light" w:hAnsi="Calibri Light" w:cs="Calibri Light"/>
-          <w:sz w:val="19"/>
-          <w:szCs w:val="19"/>
+          <w:sz w:val="18"/>
+          <w:szCs w:val="18"/>
         </w:rPr>
         <w:t xml:space="preserve"> </w:t>
       </w:r>
       <w:r>
         <w:rPr>
           <w:rFonts w:ascii="Calibri Light" w:hAnsi="Calibri Light" w:cs="Calibri Light"/>
-          <w:sz w:val="19"/>
-          <w:szCs w:val="19"/>
+          <w:sz w:val="18"/>
+          <w:szCs w:val="18"/>
         </w:rPr>
         <w:t xml:space="preserve">Just as importantly, </w:t>
       </w:r>
       <w:r>
         <w:rPr>
           <w:rFonts w:ascii="Calibri Light" w:hAnsi="Calibri Light" w:cs="Calibri Light"/>
-          <w:sz w:val="19"/>
-          <w:szCs w:val="19"/>
+          <w:sz w:val="18"/>
+          <w:szCs w:val="18"/>
         </w:rPr>
         <w:t xml:space="preserve">I also took on mentorship responsibilities, training incoming junior technologists and practicum students, helping to foster a collaborative, </w:t>
       </w:r>
       <w:r>
         <w:rPr>
           <w:rFonts w:ascii="Calibri Light" w:hAnsi="Calibri Light" w:cs="Calibri Light"/>
-          <w:sz w:val="19"/>
-          <w:szCs w:val="19"/>
+          <w:sz w:val="18"/>
+          <w:szCs w:val="18"/>
         </w:rPr>
         <w:t>growth-oriented</w:t>
       </w:r>
       <w:r>
         <w:rPr>
           <w:rFonts w:ascii="Calibri Light" w:hAnsi="Calibri Light" w:cs="Calibri Light"/>
-          <w:sz w:val="19"/>
-          <w:szCs w:val="19"/>
+          <w:sz w:val="18"/>
+          <w:szCs w:val="18"/>
         </w:rPr>
         <w:t xml:space="preserve"> learning environment</w:t>
       </w:r>
       <w:r>
         <w:rPr>
           <w:rFonts w:ascii="Calibri Light" w:hAnsi="Calibri Light" w:cs="Calibri Light"/>
-          <w:sz w:val="19"/>
-          <w:szCs w:val="19"/>
+          <w:sz w:val="18"/>
+          <w:szCs w:val="18"/>
         </w:rPr>
         <w:t>: an experience that required clear communication, empathy and patience.</w:t>
       </w:r>
       <w:r>
         <w:rPr>
           <w:rFonts w:ascii="Calibri Light" w:hAnsi="Calibri Light" w:cs="Calibri Light"/>
-          <w:sz w:val="19"/>
-          <w:szCs w:val="19"/>
+          <w:sz w:val="18"/>
+          <w:szCs w:val="18"/>
         </w:rPr>
         <w:t xml:space="preserve"> My role at PHSA highlights many</w:t>
       </w:r>
       <w:r>
         <w:rPr>
           <w:rFonts w:ascii="Calibri Light" w:hAnsi="Calibri Light" w:cs="Calibri Light"/>
-          <w:sz w:val="19"/>
-          <w:szCs w:val="19"/>
+          <w:sz w:val="18"/>
+          <w:szCs w:val="18"/>
         </w:rPr>
         <w:t xml:space="preserve"> necessary</w:t>
       </w:r>
       <w:r>
         <w:rPr>
           <w:rFonts w:ascii="Calibri Light" w:hAnsi="Calibri Light" w:cs="Calibri Light"/>
-          <w:sz w:val="19"/>
-          <w:szCs w:val="19"/>
+          <w:sz w:val="18"/>
+          <w:szCs w:val="18"/>
         </w:rPr>
         <w:t xml:space="preserve"> soft skills, including the ability to learn quickly, adaptability to various responsibilities, and the ability to effectively communicate complex concepts in a concise manner.</w:t>
       </w:r>
       <w:r>
         <w:rPr>
           <w:rFonts w:ascii="Calibri Light" w:hAnsi="Calibri Light" w:cs="Calibri Light"/>
-          <w:sz w:val="19"/>
-          <w:szCs w:val="19"/>
+          <w:sz w:val="18"/>
+          <w:szCs w:val="18"/>
         </w:rPr>
         <w:t xml:space="preserve"> </w:t>
       </w:r>
       <w:r>
         <w:rPr>
           <w:rFonts w:ascii="Calibri Light" w:hAnsi="Calibri Light" w:cs="Calibri Light"/>
-          <w:sz w:val="19"/>
-          <w:szCs w:val="19"/>
+          <w:sz w:val="18"/>
+          <w:szCs w:val="18"/>
         </w:rPr>
         <w:t>This role instilled in me a strong sense of responsibility, which are all traits that now carry over into how I approach testing and team-based projects.</w:t>
       </w:r>
@@ -1657,8 +1516,8 @@
         <w:jc w:val="both"/>
         <w:rPr>
           <w:rFonts w:ascii="Calibri Light" w:hAnsi="Calibri Light" w:cs="Calibri Light"/>
-          <w:sz w:val="19"/>
-          <w:szCs w:val="19"/>
+          <w:sz w:val="18"/>
+          <w:szCs w:val="18"/>
         </w:rPr>
       </w:pPr>
     </w:p>
@@ -1669,15 +1528,15 @@
         <w:jc w:val="both"/>
         <w:rPr>
           <w:rFonts w:ascii="Calibri Light" w:hAnsi="Calibri Light" w:cs="Calibri Light"/>
-          <w:sz w:val="19"/>
-          <w:szCs w:val="19"/>
+          <w:sz w:val="18"/>
+          <w:szCs w:val="18"/>
         </w:rPr>
       </w:pPr>
       <w:r>
         <w:rPr>
           <w:rFonts w:ascii="Calibri Light" w:hAnsi="Calibri Light" w:cs="Calibri Light"/>
-          <w:sz w:val="19"/>
-          <w:szCs w:val="19"/>
+          <w:sz w:val="18"/>
+          <w:szCs w:val="18"/>
         </w:rPr>
         <w:t xml:space="preserve">Conclusively, </w:t>
       </w:r>
@@ -1685,8 +1544,8 @@
       <w:r>
         <w:rPr>
           <w:rFonts w:ascii="Calibri Light" w:hAnsi="Calibri Light" w:cs="Calibri Light"/>
-          <w:sz w:val="19"/>
-          <w:szCs w:val="19"/>
+          <w:sz w:val="18"/>
+          <w:szCs w:val="18"/>
         </w:rPr>
         <w:t xml:space="preserve">{{ </w:t>
       </w:r>
@@ -1694,8 +1553,8 @@
       <w:r>
         <w:rPr>
           <w:rFonts w:ascii="Calibri Light" w:hAnsi="Calibri Light" w:cs="Calibri Light"/>
-          <w:sz w:val="19"/>
-          <w:szCs w:val="19"/>
+          <w:sz w:val="18"/>
+          <w:szCs w:val="18"/>
         </w:rPr>
         <w:t>company</w:t>
       </w:r>
@@ -1703,8 +1562,8 @@
       <w:r>
         <w:rPr>
           <w:rFonts w:ascii="Calibri Light" w:hAnsi="Calibri Light" w:cs="Calibri Light"/>
-          <w:sz w:val="19"/>
-          <w:szCs w:val="19"/>
+          <w:sz w:val="18"/>
+          <w:szCs w:val="18"/>
         </w:rPr>
         <w:t>_</w:t>
       </w:r>
@@ -1712,8 +1571,8 @@
       <w:r>
         <w:rPr>
           <w:rFonts w:ascii="Calibri Light" w:hAnsi="Calibri Light" w:cs="Calibri Light"/>
-          <w:sz w:val="19"/>
-          <w:szCs w:val="19"/>
+          <w:sz w:val="18"/>
+          <w:szCs w:val="18"/>
         </w:rPr>
         <w:t>name</w:t>
       </w:r>
@@ -1721,16 +1580,16 @@
       <w:r>
         <w:rPr>
           <w:rFonts w:ascii="Calibri Light" w:hAnsi="Calibri Light" w:cs="Calibri Light"/>
-          <w:sz w:val="19"/>
-          <w:szCs w:val="19"/>
+          <w:sz w:val="18"/>
+          <w:szCs w:val="18"/>
         </w:rPr>
         <w:t xml:space="preserve"> }}</w:t>
       </w:r>
       <w:r>
         <w:rPr>
           <w:rFonts w:ascii="Calibri Light" w:hAnsi="Calibri Light" w:cs="Calibri Light"/>
-          <w:sz w:val="19"/>
-          <w:szCs w:val="19"/>
+          <w:sz w:val="18"/>
+          <w:szCs w:val="18"/>
         </w:rPr>
         <w:t>’</w:t>
       </w:r>
@@ -1738,24 +1597,24 @@
       <w:r>
         <w:rPr>
           <w:rFonts w:ascii="Calibri Light" w:hAnsi="Calibri Light" w:cs="Calibri Light"/>
-          <w:sz w:val="19"/>
-          <w:szCs w:val="19"/>
+          <w:sz w:val="18"/>
+          <w:szCs w:val="18"/>
         </w:rPr>
         <w:t>s</w:t>
       </w:r>
       <w:r>
         <w:rPr>
           <w:rFonts w:ascii="Calibri Light" w:hAnsi="Calibri Light" w:cs="Calibri Light"/>
-          <w:sz w:val="19"/>
-          <w:szCs w:val="19"/>
+          <w:sz w:val="18"/>
+          <w:szCs w:val="18"/>
         </w:rPr>
         <w:t xml:space="preserve"> fast-paced</w:t>
       </w:r>
       <w:r>
         <w:rPr>
           <w:rFonts w:ascii="Calibri Light" w:hAnsi="Calibri Light" w:cs="Calibri Light"/>
-          <w:sz w:val="19"/>
-          <w:szCs w:val="19"/>
+          <w:sz w:val="18"/>
+          <w:szCs w:val="18"/>
         </w:rPr>
         <w:t xml:space="preserve"> and </w:t>
       </w:r>
@@ -1763,8 +1622,8 @@
       <w:r>
         <w:rPr>
           <w:rFonts w:ascii="Calibri Light" w:hAnsi="Calibri Light" w:cs="Calibri Light"/>
-          <w:sz w:val="19"/>
-          <w:szCs w:val="19"/>
+          <w:sz w:val="18"/>
+          <w:szCs w:val="18"/>
         </w:rPr>
         <w:t>innovation</w:t>
       </w:r>
@@ -1772,88 +1631,90 @@
       <w:r>
         <w:rPr>
           <w:rFonts w:ascii="Calibri Light" w:hAnsi="Calibri Light" w:cs="Calibri Light"/>
-          <w:sz w:val="19"/>
-          <w:szCs w:val="19"/>
+          <w:sz w:val="18"/>
+          <w:szCs w:val="18"/>
         </w:rPr>
         <w:t>-driven</w:t>
       </w:r>
       <w:r>
         <w:rPr>
           <w:rFonts w:ascii="Calibri Light" w:hAnsi="Calibri Light" w:cs="Calibri Light"/>
-          <w:sz w:val="19"/>
-          <w:szCs w:val="19"/>
-        </w:rPr>
-        <w:t xml:space="preserve"> environment are particularly appealing to me, and I am eager to contribute to your</w:t>
-      </w:r>
-      <w:r>
-        <w:rPr>
-          <w:rFonts w:ascii="Calibri Light" w:hAnsi="Calibri Light" w:cs="Calibri Light"/>
-          <w:sz w:val="19"/>
-          <w:szCs w:val="19"/>
-        </w:rPr>
-        <w:t xml:space="preserve"> unique, meaningful</w:t>
-      </w:r>
-      <w:r>
-        <w:rPr>
-          <w:rFonts w:ascii="Calibri Light" w:hAnsi="Calibri Light" w:cs="Calibri Light"/>
-          <w:sz w:val="19"/>
-          <w:szCs w:val="19"/>
+          <w:sz w:val="18"/>
+          <w:szCs w:val="18"/>
+        </w:rPr>
+        <w:t xml:space="preserve"> environment </w:t>
+      </w:r>
+      <w:proofErr w:type="gramStart"/>
+      <w:r>
+        <w:rPr>
+          <w:rFonts w:ascii="Calibri Light" w:hAnsi="Calibri Light" w:cs="Calibri Light"/>
+          <w:sz w:val="18"/>
+          <w:szCs w:val="18"/>
+        </w:rPr>
+        <w:t>are</w:t>
+      </w:r>
+      <w:proofErr w:type="gramEnd"/>
+      <w:r>
+        <w:rPr>
+          <w:rFonts w:ascii="Calibri Light" w:hAnsi="Calibri Light" w:cs="Calibri Light"/>
+          <w:sz w:val="18"/>
+          <w:szCs w:val="18"/>
+        </w:rPr>
+        <w:t xml:space="preserve"> particularly appealing to me, and I am eager to contribute to your</w:t>
+      </w:r>
+      <w:r>
+        <w:rPr>
+          <w:rFonts w:ascii="Calibri Light" w:hAnsi="Calibri Light" w:cs="Calibri Light"/>
+          <w:sz w:val="18"/>
+          <w:szCs w:val="18"/>
+        </w:rPr>
+        <w:t xml:space="preserve"> meaningful</w:t>
+      </w:r>
+      <w:r>
+        <w:rPr>
+          <w:rFonts w:ascii="Calibri Light" w:hAnsi="Calibri Light" w:cs="Calibri Light"/>
+          <w:sz w:val="18"/>
+          <w:szCs w:val="18"/>
         </w:rPr>
         <w:t xml:space="preserve"> projects</w:t>
       </w:r>
       <w:r>
         <w:rPr>
           <w:rFonts w:ascii="Calibri Light" w:hAnsi="Calibri Light" w:cs="Calibri Light"/>
-          <w:sz w:val="19"/>
-          <w:szCs w:val="19"/>
+          <w:sz w:val="18"/>
+          <w:szCs w:val="18"/>
         </w:rPr>
         <w:t xml:space="preserve"> and help maintain testing initiatives</w:t>
       </w:r>
       <w:r>
         <w:rPr>
           <w:rFonts w:ascii="Calibri Light" w:hAnsi="Calibri Light" w:cs="Calibri Light"/>
-          <w:sz w:val="19"/>
-          <w:szCs w:val="19"/>
-        </w:rPr>
-        <w:t xml:space="preserve"> while growing in a</w:t>
-      </w:r>
-      <w:r>
-        <w:rPr>
-          <w:rFonts w:ascii="Calibri Light" w:hAnsi="Calibri Light" w:cs="Calibri Light"/>
-          <w:sz w:val="19"/>
-          <w:szCs w:val="19"/>
-        </w:rPr>
-        <w:t xml:space="preserve"> workplace</w:t>
-      </w:r>
-      <w:r>
-        <w:rPr>
-          <w:rFonts w:ascii="Calibri Light" w:hAnsi="Calibri Light" w:cs="Calibri Light"/>
-          <w:sz w:val="19"/>
-          <w:szCs w:val="19"/>
-        </w:rPr>
-        <w:t xml:space="preserve"> alongside seasoned industry professionals. </w:t>
-      </w:r>
-      <w:r>
-        <w:rPr>
-          <w:rFonts w:ascii="Calibri Light" w:hAnsi="Calibri Light" w:cs="Calibri Light"/>
-          <w:sz w:val="19"/>
-          <w:szCs w:val="19"/>
+          <w:sz w:val="18"/>
+          <w:szCs w:val="18"/>
+        </w:rPr>
+        <w:t xml:space="preserve"> while growing alongside seasoned industry professionals. </w:t>
+      </w:r>
+      <w:r>
+        <w:rPr>
+          <w:rFonts w:ascii="Calibri Light" w:hAnsi="Calibri Light" w:cs="Calibri Light"/>
+          <w:sz w:val="18"/>
+          <w:szCs w:val="18"/>
         </w:rPr>
         <w:t>A</w:t>
       </w:r>
       <w:r>
         <w:rPr>
           <w:rFonts w:ascii="Calibri Light" w:hAnsi="Calibri Light" w:cs="Calibri Light"/>
-          <w:sz w:val="19"/>
-          <w:szCs w:val="19"/>
+          <w:sz w:val="18"/>
+          <w:szCs w:val="18"/>
         </w:rPr>
         <w:t>s a</w:t>
       </w:r>
       <w:r>
         <w:rPr>
           <w:rFonts w:ascii="Calibri Light" w:hAnsi="Calibri Light" w:cs="Calibri Light"/>
-          <w:sz w:val="19"/>
-          <w:szCs w:val="19"/>
+          <w:sz w:val="18"/>
+          <w:szCs w:val="18"/>
         </w:rPr>
         <w:t xml:space="preserve"> hard-working individual who thrives on challenges, I am confident</w:t>
       </w:r>
@@ -1861,8 +1722,8 @@
         <w:rPr>
           <w:rFonts w:ascii="Calibri Light" w:hAnsi="Calibri Light" w:cs="Calibri Light"/>
           <w:color w:val="111111"/>
-          <w:sz w:val="19"/>
-          <w:szCs w:val="19"/>
+          <w:sz w:val="18"/>
+          <w:szCs w:val="18"/>
         </w:rPr>
         <w:t xml:space="preserve"> my problem-solving mindset, adaptability</w:t>
       </w:r>
@@ -1870,8 +1731,8 @@
         <w:rPr>
           <w:rFonts w:ascii="Calibri Light" w:hAnsi="Calibri Light" w:cs="Calibri Light"/>
           <w:color w:val="111111"/>
-          <w:sz w:val="19"/>
-          <w:szCs w:val="19"/>
+          <w:sz w:val="18"/>
+          <w:szCs w:val="18"/>
         </w:rPr>
         <w:t xml:space="preserve"> and commitment to learning</w:t>
       </w:r>
@@ -1879,17 +1740,17 @@
         <w:rPr>
           <w:rFonts w:ascii="Calibri Light" w:hAnsi="Calibri Light" w:cs="Calibri Light"/>
           <w:color w:val="111111"/>
-          <w:sz w:val="19"/>
-          <w:szCs w:val="19"/>
-        </w:rPr>
-        <w:t xml:space="preserve"> will be an asset to your team. Thank you for your consideration of my application. If you have any further questions, please do not hesitate to contact me. I </w:t>
+          <w:sz w:val="18"/>
+          <w:szCs w:val="18"/>
+        </w:rPr>
+        <w:t xml:space="preserve"> will be an asset to your team. Thank you for your consideration of my application. I </w:t>
       </w:r>
       <w:r>
         <w:rPr>
           <w:rFonts w:ascii="Calibri Light" w:hAnsi="Calibri Light" w:cs="Calibri Light"/>
           <w:color w:val="111111"/>
-          <w:sz w:val="19"/>
-          <w:szCs w:val="19"/>
+          <w:sz w:val="18"/>
+          <w:szCs w:val="18"/>
         </w:rPr>
         <w:t>look forward to hearing back from you.</w:t>
       </w:r>
@@ -1908,44 +1769,43 @@
         <w:rPr>
           <w:rFonts w:ascii="Calibri Light" w:hAnsi="Calibri Light" w:cs="Calibri Light"/>
           <w:color w:val="111111"/>
-          <w:sz w:val="19"/>
-          <w:szCs w:val="19"/>
+          <w:sz w:val="18"/>
+          <w:szCs w:val="18"/>
         </w:rPr>
       </w:pPr>
       <w:r>
         <w:rPr>
           <w:rFonts w:ascii="Calibri Light" w:hAnsi="Calibri Light" w:cs="Calibri Light"/>
           <w:color w:val="111111"/>
-          <w:sz w:val="19"/>
-          <w:szCs w:val="19"/>
+          <w:sz w:val="18"/>
+          <w:szCs w:val="18"/>
         </w:rPr>
         <w:t>Best regards,</w:t>
       </w:r>
-    </w:p>
-    <w:p>
-      <w:pPr>
-        <w:pBdr>
-          <w:top w:val="nil"/>
-          <w:left w:val="nil"/>
-          <w:bottom w:val="nil"/>
-          <w:right w:val="nil"/>
-          <w:between w:val="nil"/>
-        </w:pBdr>
-        <w:spacing w:before="175" w:line="235" w:lineRule="auto"/>
-        <w:ind w:right="391"/>
+      <w:r>
         <w:rPr>
           <w:rFonts w:ascii="Calibri Light" w:hAnsi="Calibri Light" w:cs="Calibri Light"/>
           <w:color w:val="111111"/>
-          <w:sz w:val="19"/>
-          <w:szCs w:val="19"/>
-        </w:rPr>
-      </w:pPr>
+          <w:sz w:val="18"/>
+          <w:szCs w:val="18"/>
+        </w:rPr>
+        <w:br/>
+      </w:r>
       <w:r>
         <w:rPr>
           <w:rFonts w:ascii="Calibri Light" w:hAnsi="Calibri Light" w:cs="Calibri Light"/>
           <w:color w:val="111111"/>
-          <w:sz w:val="19"/>
-          <w:szCs w:val="19"/>
+          <w:sz w:val="18"/>
+          <w:szCs w:val="18"/>
+        </w:rPr>
+        <w:br/>
+      </w:r>
+      <w:r>
+        <w:rPr>
+          <w:rFonts w:ascii="Calibri Light" w:hAnsi="Calibri Light" w:cs="Calibri Light"/>
+          <w:color w:val="111111"/>
+          <w:sz w:val="18"/>
+          <w:szCs w:val="18"/>
         </w:rPr>
         <w:t>Sam Lui</w:t>
       </w:r>
@@ -1953,15 +1813,15 @@
         <w:rPr>
           <w:rFonts w:asciiTheme="majorHAnsi" w:hAnsiTheme="majorHAnsi" w:cstheme="majorHAnsi"/>
           <w:color w:val="111111"/>
-          <w:sz w:val="19"/>
-          <w:szCs w:val="19"/>
+          <w:sz w:val="18"/>
+          <w:szCs w:val="18"/>
         </w:rPr>
         <w:t xml:space="preserve">  </w:t>
       </w:r>
     </w:p>
     <w:sectPr>
-      <w:headerReference w:type="default" r:id="rId8"/>
-      <w:footerReference w:type="default" r:id="rId9"/>
+      <w:headerReference w:type="default" r:id="rId12"/>
+      <w:footerReference w:type="default" r:id="rId13"/>
       <w:pgSz w:w="12240" w:h="15840"/>
       <w:pgMar w:top="720" w:right="720" w:bottom="720" w:left="720" w:header="360" w:footer="360" w:gutter="0"/>
       <w:pgNumType w:start="1"/>
@@ -1970,6 +1830,45 @@
     </w:sectPr>
   </w:body>
 </w:document>
+</file>
+
+<file path=word/comments.xml><?xml version="1.0" encoding="utf-8"?>
+<w:comments xmlns:wpc="http://schemas.microsoft.com/office/word/2010/wordprocessingCanvas" xmlns:cx="http://schemas.microsoft.com/office/drawing/2014/chartex" xmlns:cx1="http://schemas.microsoft.com/office/drawing/2015/9/8/chartex" xmlns:cx2="http://schemas.microsoft.com/office/drawing/2015/10/21/chartex" xmlns:cx3="http://schemas.microsoft.com/office/drawing/2016/5/9/chartex" xmlns:cx4="http://schemas.microsoft.com/office/drawing/2016/5/10/chartex" xmlns:cx5="http://schemas.microsoft.com/office/drawing/2016/5/11/chartex" xmlns:cx6="http://schemas.microsoft.com/office/drawing/2016/5/12/chartex" xmlns:cx7="http://schemas.microsoft.com/office/drawing/2016/5/13/chartex" xmlns:cx8="http://schemas.microsoft.com/office/drawing/2016/5/14/chartex" xmlns:mc="http://schemas.openxmlformats.org/markup-compatibility/2006" xmlns:aink="http://schemas.microsoft.com/office/drawing/2016/ink" xmlns:am3d="http://schemas.microsoft.com/office/drawing/2017/model3d" xmlns:o="urn:schemas-microsoft-com:office:office" xmlns:oel="http://schemas.microsoft.com/office/2019/extlst" xmlns:r="http://schemas.openxmlformats.org/officeDocument/2006/relationships" xmlns:m="http://schemas.openxmlformats.org/officeDocument/2006/math" xmlns:v="urn:schemas-microsoft-com:vml" xmlns:wp14="http://schemas.microsoft.com/office/word/2010/wordprocessingDrawing" xmlns:wp="http://schemas.openxmlformats.org/drawingml/2006/wordprocessingDrawing" xmlns:w10="urn:schemas-microsoft-com:office:word" xmlns:w="http://schemas.openxmlformats.org/wordprocessingml/2006/main" xmlns:w14="http://schemas.microsoft.com/office/word/2010/wordml" xmlns:w15="http://schemas.microsoft.com/office/word/2012/wordml" xmlns:w16cex="http://schemas.microsoft.com/office/word/2018/wordml/cex" xmlns:w16cid="http://schemas.microsoft.com/office/word/2016/wordml/cid" xmlns:w16="http://schemas.microsoft.com/office/word/2018/wordml" xmlns:w16du="http://schemas.microsoft.com/office/word/2023/wordml/word16du" xmlns:w16sdtdh="http://schemas.microsoft.com/office/word/2020/wordml/sdtdatahash" xmlns:w16sdtfl="http://schemas.microsoft.com/office/word/2024/wordml/sdtformatlock" xmlns:w16se="http://schemas.microsoft.com/office/word/2015/wordml/symex" xmlns:wpg="http://schemas.microsoft.com/office/word/2010/wordprocessingGroup" xmlns:wpi="http://schemas.microsoft.com/office/word/2010/wordprocessingInk" xmlns:wne="http://schemas.microsoft.com/office/word/2006/wordml" xmlns:wps="http://schemas.microsoft.com/office/word/2010/wordprocessingShape" mc:Ignorable="w14 w15 w16se w16cid w16 w16cex w16sdtdh w16sdtfl w16du wp14">
+  <w:comment w:id="0" w:author="Sam Lui" w:date="2025-11-30T13:53:00Z" w:initials="SL">
+    <w:p>
+      <w:pPr>
+        <w:pStyle w:val="CommentText"/>
+      </w:pPr>
+      <w:r>
+        <w:rPr>
+          <w:rStyle w:val="CommentReference"/>
+        </w:rPr>
+        <w:annotationRef/>
+      </w:r>
+      <w:r>
+        <w:t>Adjust this once CIHI co-op starts.</w:t>
+      </w:r>
+    </w:p>
+  </w:comment>
+</w:comments>
+</file>
+
+<file path=word/commentsExtended.xml><?xml version="1.0" encoding="utf-8"?>
+<w15:commentsEx xmlns:wpc="http://schemas.microsoft.com/office/word/2010/wordprocessingCanvas" xmlns:cx="http://schemas.microsoft.com/office/drawing/2014/chartex" xmlns:cx1="http://schemas.microsoft.com/office/drawing/2015/9/8/chartex" xmlns:cx2="http://schemas.microsoft.com/office/drawing/2015/10/21/chartex" xmlns:cx3="http://schemas.microsoft.com/office/drawing/2016/5/9/chartex" xmlns:cx4="http://schemas.microsoft.com/office/drawing/2016/5/10/chartex" xmlns:cx5="http://schemas.microsoft.com/office/drawing/2016/5/11/chartex" xmlns:cx6="http://schemas.microsoft.com/office/drawing/2016/5/12/chartex" xmlns:cx7="http://schemas.microsoft.com/office/drawing/2016/5/13/chartex" xmlns:cx8="http://schemas.microsoft.com/office/drawing/2016/5/14/chartex" xmlns:mc="http://schemas.openxmlformats.org/markup-compatibility/2006" xmlns:aink="http://schemas.microsoft.com/office/drawing/2016/ink" xmlns:am3d="http://schemas.microsoft.com/office/drawing/2017/model3d" xmlns:o="urn:schemas-microsoft-com:office:office" xmlns:oel="http://schemas.microsoft.com/office/2019/extlst" xmlns:r="http://schemas.openxmlformats.org/officeDocument/2006/relationships" xmlns:m="http://schemas.openxmlformats.org/officeDocument/2006/math" xmlns:v="urn:schemas-microsoft-com:vml" xmlns:wp14="http://schemas.microsoft.com/office/word/2010/wordprocessingDrawing" xmlns:wp="http://schemas.openxmlformats.org/drawingml/2006/wordprocessingDrawing" xmlns:w10="urn:schemas-microsoft-com:office:word" xmlns:w="http://schemas.openxmlformats.org/wordprocessingml/2006/main" xmlns:w14="http://schemas.microsoft.com/office/word/2010/wordml" xmlns:w15="http://schemas.microsoft.com/office/word/2012/wordml" xmlns:w16cex="http://schemas.microsoft.com/office/word/2018/wordml/cex" xmlns:w16cid="http://schemas.microsoft.com/office/word/2016/wordml/cid" xmlns:w16="http://schemas.microsoft.com/office/word/2018/wordml" xmlns:w16du="http://schemas.microsoft.com/office/word/2023/wordml/word16du" xmlns:w16sdtdh="http://schemas.microsoft.com/office/word/2020/wordml/sdtdatahash" xmlns:w16sdtfl="http://schemas.microsoft.com/office/word/2024/wordml/sdtformatlock" xmlns:w16se="http://schemas.microsoft.com/office/word/2015/wordml/symex" xmlns:wpg="http://schemas.microsoft.com/office/word/2010/wordprocessingGroup" xmlns:wpi="http://schemas.microsoft.com/office/word/2010/wordprocessingInk" xmlns:wne="http://schemas.microsoft.com/office/word/2006/wordml" xmlns:wps="http://schemas.microsoft.com/office/word/2010/wordprocessingShape" mc:Ignorable="w14 w15 w16se w16cid w16 w16cex w16sdtdh w16sdtfl w16du wp14">
+  <w15:commentEx w15:paraId="43C511C4" w15:done="0"/>
+</w15:commentsEx>
+</file>
+
+<file path=word/commentsExtensible.xml><?xml version="1.0" encoding="utf-8"?>
+<w16cex:commentsExtensible xmlns:wpc="http://schemas.microsoft.com/office/word/2010/wordprocessingCanvas" xmlns:cx="http://schemas.microsoft.com/office/drawing/2014/chartex" xmlns:cx1="http://schemas.microsoft.com/office/drawing/2015/9/8/chartex" xmlns:cx2="http://schemas.microsoft.com/office/drawing/2015/10/21/chartex" xmlns:cx3="http://schemas.microsoft.com/office/drawing/2016/5/9/chartex" xmlns:cx4="http://schemas.microsoft.com/office/drawing/2016/5/10/chartex" xmlns:cx5="http://schemas.microsoft.com/office/drawing/2016/5/11/chartex" xmlns:cx6="http://schemas.microsoft.com/office/drawing/2016/5/12/chartex" xmlns:cx7="http://schemas.microsoft.com/office/drawing/2016/5/13/chartex" xmlns:cx8="http://schemas.microsoft.com/office/drawing/2016/5/14/chartex" xmlns:cr="http://schemas.microsoft.com/office/comments/2020/reactions" xmlns:mc="http://schemas.openxmlformats.org/markup-compatibility/2006" xmlns:aink="http://schemas.microsoft.com/office/drawing/2016/ink" xmlns:am3d="http://schemas.microsoft.com/office/drawing/2017/model3d" xmlns:o="urn:schemas-microsoft-com:office:office" xmlns:oel="http://schemas.microsoft.com/office/2019/extlst" xmlns:r="http://schemas.openxmlformats.org/officeDocument/2006/relationships" xmlns:m="http://schemas.openxmlformats.org/officeDocument/2006/math" xmlns:v="urn:schemas-microsoft-com:vml" xmlns:wp14="http://schemas.microsoft.com/office/word/2010/wordprocessingDrawing" xmlns:wp="http://schemas.openxmlformats.org/drawingml/2006/wordprocessingDrawing" xmlns:w10="urn:schemas-microsoft-com:office:word" xmlns:w="http://schemas.openxmlformats.org/wordprocessingml/2006/main" xmlns:w14="http://schemas.microsoft.com/office/word/2010/wordml" xmlns:w15="http://schemas.microsoft.com/office/word/2012/wordml" xmlns:w16cex="http://schemas.microsoft.com/office/word/2018/wordml/cex" xmlns:w16cid="http://schemas.microsoft.com/office/word/2016/wordml/cid" xmlns:w16="http://schemas.microsoft.com/office/word/2018/wordml" xmlns:w16du="http://schemas.microsoft.com/office/word/2023/wordml/word16du" xmlns:w16sdtdh="http://schemas.microsoft.com/office/word/2020/wordml/sdtdatahash" xmlns:w16sdtfl="http://schemas.microsoft.com/office/word/2024/wordml/sdtformatlock" xmlns:w16se="http://schemas.microsoft.com/office/word/2015/wordml/symex" xmlns:wpg="http://schemas.microsoft.com/office/word/2010/wordprocessingGroup" xmlns:wpi="http://schemas.microsoft.com/office/word/2010/wordprocessingInk" xmlns:wne="http://schemas.microsoft.com/office/word/2006/wordml" xmlns:wps="http://schemas.microsoft.com/office/word/2010/wordprocessingShape" mc:Ignorable="w14 w15 w16se w16cid w16 w16cex w16sdtdh w16sdtfl cr w16du wp14">
+  <w16cex:commentExtensible w16cex:durableId="511356A5" w16cex:dateUtc="2025-11-30T21:53:00Z"/>
+</w16cex:commentsExtensible>
+</file>
+
+<file path=word/commentsIds.xml><?xml version="1.0" encoding="utf-8"?>
+<w16cid:commentsIds xmlns:wpc="http://schemas.microsoft.com/office/word/2010/wordprocessingCanvas" xmlns:cx="http://schemas.microsoft.com/office/drawing/2014/chartex" xmlns:cx1="http://schemas.microsoft.com/office/drawing/2015/9/8/chartex" xmlns:cx2="http://schemas.microsoft.com/office/drawing/2015/10/21/chartex" xmlns:cx3="http://schemas.microsoft.com/office/drawing/2016/5/9/chartex" xmlns:cx4="http://schemas.microsoft.com/office/drawing/2016/5/10/chartex" xmlns:cx5="http://schemas.microsoft.com/office/drawing/2016/5/11/chartex" xmlns:cx6="http://schemas.microsoft.com/office/drawing/2016/5/12/chartex" xmlns:cx7="http://schemas.microsoft.com/office/drawing/2016/5/13/chartex" xmlns:cx8="http://schemas.microsoft.com/office/drawing/2016/5/14/chartex" xmlns:mc="http://schemas.openxmlformats.org/markup-compatibility/2006" xmlns:aink="http://schemas.microsoft.com/office/drawing/2016/ink" xmlns:am3d="http://schemas.microsoft.com/office/drawing/2017/model3d" xmlns:o="urn:schemas-microsoft-com:office:office" xmlns:oel="http://schemas.microsoft.com/office/2019/extlst" xmlns:r="http://schemas.openxmlformats.org/officeDocument/2006/relationships" xmlns:m="http://schemas.openxmlformats.org/officeDocument/2006/math" xmlns:v="urn:schemas-microsoft-com:vml" xmlns:wp14="http://schemas.microsoft.com/office/word/2010/wordprocessingDrawing" xmlns:wp="http://schemas.openxmlformats.org/drawingml/2006/wordprocessingDrawing" xmlns:w10="urn:schemas-microsoft-com:office:word" xmlns:w="http://schemas.openxmlformats.org/wordprocessingml/2006/main" xmlns:w14="http://schemas.microsoft.com/office/word/2010/wordml" xmlns:w15="http://schemas.microsoft.com/office/word/2012/wordml" xmlns:w16cex="http://schemas.microsoft.com/office/word/2018/wordml/cex" xmlns:w16cid="http://schemas.microsoft.com/office/word/2016/wordml/cid" xmlns:w16="http://schemas.microsoft.com/office/word/2018/wordml" xmlns:w16du="http://schemas.microsoft.com/office/word/2023/wordml/word16du" xmlns:w16sdtdh="http://schemas.microsoft.com/office/word/2020/wordml/sdtdatahash" xmlns:w16sdtfl="http://schemas.microsoft.com/office/word/2024/wordml/sdtformatlock" xmlns:w16se="http://schemas.microsoft.com/office/word/2015/wordml/symex" xmlns:wpg="http://schemas.microsoft.com/office/word/2010/wordprocessingGroup" xmlns:wpi="http://schemas.microsoft.com/office/word/2010/wordprocessingInk" xmlns:wne="http://schemas.microsoft.com/office/word/2006/wordml" xmlns:wps="http://schemas.microsoft.com/office/word/2010/wordprocessingShape" mc:Ignorable="w14 w15 w16se w16cid w16 w16cex w16sdtdh w16sdtfl w16du wp14">
+  <w16cid:commentId w16cid:paraId="43C511C4" w16cid:durableId="511356A5"/>
+</w16cid:commentsIds>
 </file>
 
 <file path=word/endnotes.xml><?xml version="1.0" encoding="utf-8"?>
@@ -2137,8 +2036,8 @@
         <w:szCs w:val="40"/>
       </w:rPr>
     </w:pPr>
-    <w:bookmarkStart w:id="0" w:name="_hjoe94bgbnyn" w:colFirst="0" w:colLast="0"/>
-    <w:bookmarkEnd w:id="0"/>
+    <w:bookmarkStart w:id="1" w:name="_hjoe94bgbnyn" w:colFirst="0" w:colLast="0"/>
+    <w:bookmarkEnd w:id="1"/>
     <w:r>
       <w:rPr>
         <w:rFonts w:ascii="Calibri Light" w:eastAsia="Cambria" w:hAnsi="Calibri Light" w:cs="Calibri Light"/>
@@ -2150,233 +2049,56 @@
   </w:p>
   <w:p>
     <w:pPr>
-      <w:ind w:left="120"/>
+      <w:contextualSpacing/>
       <w:jc w:val="center"/>
       <w:rPr>
         <w:rFonts w:ascii="Calibri Light" w:hAnsi="Calibri Light" w:cs="Calibri Light"/>
+        <w:color w:val="323E4F"/>
+        <w:spacing w:val="4"/>
         <w:sz w:val="20"/>
         <w:szCs w:val="20"/>
+        <w:lang w:val="en-AU" w:eastAsia="en-US"/>
       </w:rPr>
     </w:pPr>
+    <w:bookmarkStart w:id="2" w:name="_Hlk215400839"/>
+    <w:bookmarkStart w:id="3" w:name="_Hlk215400840"/>
     <w:r>
       <w:rPr>
-        <w:rFonts w:ascii="Calibri Light" w:eastAsia="Cambria" w:hAnsi="Calibri Light" w:cs="Calibri Light"/>
+        <w:rFonts w:ascii="Calibri Light" w:hAnsi="Calibri Light" w:cs="Calibri Light"/>
+        <w:color w:val="323E4F"/>
+        <w:spacing w:val="4"/>
         <w:sz w:val="20"/>
         <w:szCs w:val="20"/>
+        <w:lang w:val="en-AU" w:eastAsia="en-US"/>
       </w:rPr>
-      <w:t xml:space="preserve">(604)-729-8023 </w:t>
-    </w:r>
-    <w:r>
-      <w:rPr>
-        <w:rFonts w:ascii="Calibri Light" w:eastAsia="Cambria" w:hAnsi="Calibri Light" w:cs="Calibri Light"/>
-        <w:i/>
-        <w:sz w:val="20"/>
-        <w:szCs w:val="20"/>
-      </w:rPr>
-      <w:t xml:space="preserve">| </w:t>
+      <w:t xml:space="preserve">sam_lui@hotmail.ca | https://www.linkedin.com/in/saml1009/ | </w:t>
     </w:r>
     <w:hyperlink r:id="rId1" w:history="1">
       <w:r>
         <w:rPr>
           <w:rStyle w:val="Hyperlink"/>
-          <w:rFonts w:ascii="Calibri Light" w:eastAsia="Cambria" w:hAnsi="Calibri Light" w:cs="Calibri Light"/>
+          <w:rFonts w:ascii="Calibri Light" w:hAnsi="Calibri Light" w:cs="Calibri Light"/>
+          <w:spacing w:val="4"/>
           <w:sz w:val="20"/>
           <w:szCs w:val="20"/>
-        </w:rPr>
-        <w:t>sam_lui@hotmail.ca</w:t>
-      </w:r>
-    </w:hyperlink>
-    <w:r>
-      <w:rPr>
-        <w:rFonts w:ascii="Calibri Light" w:eastAsia="Cambria" w:hAnsi="Calibri Light" w:cs="Calibri Light"/>
-        <w:sz w:val="20"/>
-        <w:szCs w:val="20"/>
-      </w:rPr>
-      <w:t xml:space="preserve"> </w:t>
-    </w:r>
-    <w:hyperlink r:id="rId2">
-      <w:r>
-        <w:rPr>
-          <w:rFonts w:ascii="Calibri Light" w:eastAsia="Cambria" w:hAnsi="Calibri Light" w:cs="Calibri Light"/>
-          <w:noProof/>
-          <w:color w:val="1155CC"/>
-          <w:sz w:val="20"/>
-          <w:szCs w:val="20"/>
-          <w:u w:val="single"/>
-        </w:rPr>
-        <w:drawing>
-          <wp:inline distT="0" distB="0" distL="0" distR="0" wp14:anchorId="7C87CD9A" wp14:editId="7C87CD9B">
-            <wp:extent cx="127000" cy="107950"/>
-            <wp:effectExtent l="0" t="0" r="0" b="0"/>
-            <wp:docPr id="1284951015" name="image1.png"/>
-            <wp:cNvGraphicFramePr/>
-            <a:graphic xmlns:a="http://schemas.openxmlformats.org/drawingml/2006/main">
-              <a:graphicData uri="http://schemas.openxmlformats.org/drawingml/2006/picture">
-                <pic:pic xmlns:pic="http://schemas.openxmlformats.org/drawingml/2006/picture">
-                  <pic:nvPicPr>
-                    <pic:cNvPr id="0" name="image1.png"/>
-                    <pic:cNvPicPr preferRelativeResize="0"/>
-                  </pic:nvPicPr>
-                  <pic:blipFill>
-                    <a:blip r:embed="rId3"/>
-                    <a:srcRect/>
-                    <a:stretch>
-                      <a:fillRect/>
-                    </a:stretch>
-                  </pic:blipFill>
-                  <pic:spPr>
-                    <a:xfrm>
-                      <a:off x="0" y="0"/>
-                      <a:ext cx="127000" cy="107950"/>
-                    </a:xfrm>
-                    <a:prstGeom prst="rect">
-                      <a:avLst/>
-                    </a:prstGeom>
-                    <a:ln/>
-                  </pic:spPr>
-                </pic:pic>
-              </a:graphicData>
-            </a:graphic>
-          </wp:inline>
-        </w:drawing>
-      </w:r>
-    </w:hyperlink>
-    <w:hyperlink r:id="rId4">
-      <w:r>
-        <w:rPr>
-          <w:rFonts w:ascii="Calibri Light" w:eastAsia="Cambria" w:hAnsi="Calibri Light" w:cs="Calibri Light"/>
-          <w:color w:val="1155CC"/>
-          <w:sz w:val="20"/>
-          <w:szCs w:val="20"/>
-          <w:u w:val="single"/>
-        </w:rPr>
-        <w:t xml:space="preserve"> </w:t>
-      </w:r>
-    </w:hyperlink>
-    <w:hyperlink r:id="rId5">
-      <w:r>
-        <w:rPr>
-          <w:rFonts w:ascii="Calibri Light" w:eastAsia="Cambria" w:hAnsi="Calibri Light" w:cs="Calibri Light"/>
-          <w:i/>
-          <w:color w:val="1155CC"/>
-          <w:sz w:val="20"/>
-          <w:szCs w:val="20"/>
-          <w:u w:val="single"/>
-        </w:rPr>
-        <w:t xml:space="preserve">| </w:t>
+          <w:lang w:val="en-AU" w:eastAsia="en-US"/>
+        </w:rPr>
+        <w:t>https://github.com/samlui1009</w:t>
       </w:r>
     </w:hyperlink>
     <w:r>
       <w:rPr>
         <w:rFonts w:ascii="Calibri Light" w:hAnsi="Calibri Light" w:cs="Calibri Light"/>
+        <w:color w:val="323E4F"/>
+        <w:spacing w:val="4"/>
         <w:sz w:val="20"/>
         <w:szCs w:val="20"/>
+        <w:lang w:val="en-AU" w:eastAsia="en-US"/>
       </w:rPr>
-      <w:t xml:space="preserve"> </w:t>
+      <w:t xml:space="preserve"> | https://samlui.netlify.app/</w:t>
     </w:r>
-    <w:hyperlink r:id="rId6" w:history="1">
-      <w:r>
-        <w:rPr>
-          <w:rStyle w:val="Hyperlink"/>
-          <w:rFonts w:ascii="Calibri Light" w:eastAsia="Cambria" w:hAnsi="Calibri Light" w:cs="Calibri Light"/>
-          <w:sz w:val="20"/>
-          <w:szCs w:val="20"/>
-        </w:rPr>
-        <w:t>https://www.linkedin.com/in/sam-lui-6250a787</w:t>
-      </w:r>
-    </w:hyperlink>
-    <w:r>
-      <w:rPr>
-        <w:rFonts w:ascii="Calibri Light" w:eastAsia="Cambria" w:hAnsi="Calibri Light" w:cs="Calibri Light"/>
-        <w:sz w:val="20"/>
-        <w:szCs w:val="20"/>
-      </w:rPr>
-      <w:t xml:space="preserve"> </w:t>
-    </w:r>
-    <w:hyperlink r:id="rId7">
-      <w:r>
-        <w:rPr>
-          <w:rFonts w:ascii="Calibri Light" w:eastAsia="Cambria" w:hAnsi="Calibri Light" w:cs="Calibri Light"/>
-          <w:noProof/>
-          <w:color w:val="1155CC"/>
-          <w:sz w:val="20"/>
-          <w:szCs w:val="20"/>
-          <w:u w:val="single"/>
-        </w:rPr>
-        <w:drawing>
-          <wp:inline distT="0" distB="0" distL="0" distR="0" wp14:anchorId="7C87CD9C" wp14:editId="7C87CD9D">
-            <wp:extent cx="127000" cy="107950"/>
-            <wp:effectExtent l="0" t="0" r="0" b="0"/>
-            <wp:docPr id="1838575613" name="image1.png"/>
-            <wp:cNvGraphicFramePr/>
-            <a:graphic xmlns:a="http://schemas.openxmlformats.org/drawingml/2006/main">
-              <a:graphicData uri="http://schemas.openxmlformats.org/drawingml/2006/picture">
-                <pic:pic xmlns:pic="http://schemas.openxmlformats.org/drawingml/2006/picture">
-                  <pic:nvPicPr>
-                    <pic:cNvPr id="0" name="image1.png"/>
-                    <pic:cNvPicPr preferRelativeResize="0"/>
-                  </pic:nvPicPr>
-                  <pic:blipFill>
-                    <a:blip r:embed="rId3"/>
-                    <a:srcRect/>
-                    <a:stretch>
-                      <a:fillRect/>
-                    </a:stretch>
-                  </pic:blipFill>
-                  <pic:spPr>
-                    <a:xfrm>
-                      <a:off x="0" y="0"/>
-                      <a:ext cx="127000" cy="107950"/>
-                    </a:xfrm>
-                    <a:prstGeom prst="rect">
-                      <a:avLst/>
-                    </a:prstGeom>
-                    <a:ln/>
-                  </pic:spPr>
-                </pic:pic>
-              </a:graphicData>
-            </a:graphic>
-          </wp:inline>
-        </w:drawing>
-      </w:r>
-    </w:hyperlink>
-    <w:hyperlink r:id="rId8">
-      <w:r>
-        <w:rPr>
-          <w:rFonts w:ascii="Calibri Light" w:eastAsia="Cambria" w:hAnsi="Calibri Light" w:cs="Calibri Light"/>
-          <w:color w:val="1155CC"/>
-          <w:sz w:val="20"/>
-          <w:szCs w:val="20"/>
-          <w:u w:val="single"/>
-        </w:rPr>
-        <w:t xml:space="preserve"> </w:t>
-      </w:r>
-    </w:hyperlink>
-    <w:hyperlink r:id="rId9">
-      <w:r>
-        <w:rPr>
-          <w:rFonts w:ascii="Calibri Light" w:eastAsia="Cambria" w:hAnsi="Calibri Light" w:cs="Calibri Light"/>
-          <w:i/>
-          <w:color w:val="1155CC"/>
-          <w:sz w:val="20"/>
-          <w:szCs w:val="20"/>
-          <w:u w:val="single"/>
-        </w:rPr>
-        <w:t xml:space="preserve">| </w:t>
-      </w:r>
-    </w:hyperlink>
-    <w:hyperlink r:id="rId10">
-      <w:r>
-        <w:rPr>
-          <w:rFonts w:ascii="Calibri Light" w:eastAsia="Cambria" w:hAnsi="Calibri Light" w:cs="Calibri Light"/>
-          <w:color w:val="1155CC"/>
-          <w:sz w:val="20"/>
-          <w:szCs w:val="20"/>
-          <w:u w:val="single"/>
-        </w:rPr>
-        <w:t>github.com/samlui1009</w:t>
-      </w:r>
-    </w:hyperlink>
+    <w:bookmarkEnd w:id="2"/>
+    <w:bookmarkEnd w:id="3"/>
   </w:p>
 </w:hdr>
 </file>
@@ -2550,6 +2272,14 @@
     <w:abstractNumId w:val="1"/>
   </w:num>
 </w:numbering>
+</file>
+
+<file path=word/people.xml><?xml version="1.0" encoding="utf-8"?>
+<w15:people xmlns:wpc="http://schemas.microsoft.com/office/word/2010/wordprocessingCanvas" xmlns:cx="http://schemas.microsoft.com/office/drawing/2014/chartex" xmlns:cx1="http://schemas.microsoft.com/office/drawing/2015/9/8/chartex" xmlns:cx2="http://schemas.microsoft.com/office/drawing/2015/10/21/chartex" xmlns:cx3="http://schemas.microsoft.com/office/drawing/2016/5/9/chartex" xmlns:cx4="http://schemas.microsoft.com/office/drawing/2016/5/10/chartex" xmlns:cx5="http://schemas.microsoft.com/office/drawing/2016/5/11/chartex" xmlns:cx6="http://schemas.microsoft.com/office/drawing/2016/5/12/chartex" xmlns:cx7="http://schemas.microsoft.com/office/drawing/2016/5/13/chartex" xmlns:cx8="http://schemas.microsoft.com/office/drawing/2016/5/14/chartex" xmlns:mc="http://schemas.openxmlformats.org/markup-compatibility/2006" xmlns:aink="http://schemas.microsoft.com/office/drawing/2016/ink" xmlns:am3d="http://schemas.microsoft.com/office/drawing/2017/model3d" xmlns:o="urn:schemas-microsoft-com:office:office" xmlns:oel="http://schemas.microsoft.com/office/2019/extlst" xmlns:r="http://schemas.openxmlformats.org/officeDocument/2006/relationships" xmlns:m="http://schemas.openxmlformats.org/officeDocument/2006/math" xmlns:v="urn:schemas-microsoft-com:vml" xmlns:wp14="http://schemas.microsoft.com/office/word/2010/wordprocessingDrawing" xmlns:wp="http://schemas.openxmlformats.org/drawingml/2006/wordprocessingDrawing" xmlns:w10="urn:schemas-microsoft-com:office:word" xmlns:w="http://schemas.openxmlformats.org/wordprocessingml/2006/main" xmlns:w14="http://schemas.microsoft.com/office/word/2010/wordml" xmlns:w15="http://schemas.microsoft.com/office/word/2012/wordml" xmlns:w16cex="http://schemas.microsoft.com/office/word/2018/wordml/cex" xmlns:w16cid="http://schemas.microsoft.com/office/word/2016/wordml/cid" xmlns:w16="http://schemas.microsoft.com/office/word/2018/wordml" xmlns:w16du="http://schemas.microsoft.com/office/word/2023/wordml/word16du" xmlns:w16sdtdh="http://schemas.microsoft.com/office/word/2020/wordml/sdtdatahash" xmlns:w16sdtfl="http://schemas.microsoft.com/office/word/2024/wordml/sdtformatlock" xmlns:w16se="http://schemas.microsoft.com/office/word/2015/wordml/symex" xmlns:wpg="http://schemas.microsoft.com/office/word/2010/wordprocessingGroup" xmlns:wpi="http://schemas.microsoft.com/office/word/2010/wordprocessingInk" xmlns:wne="http://schemas.microsoft.com/office/word/2006/wordml" xmlns:wps="http://schemas.microsoft.com/office/word/2010/wordprocessingShape" mc:Ignorable="w14 w15 w16se w16cid w16 w16cex w16sdtdh w16sdtfl w16du wp14">
+  <w15:person w15:author="Sam Lui">
+    <w15:presenceInfo w15:providerId="Windows Live" w15:userId="8f887ab463d8bf2b"/>
+  </w15:person>
+</w15:people>
 </file>
 
 <file path=word/styles.xml><?xml version="1.0" encoding="utf-8"?>
@@ -3221,6 +2951,53 @@
     <w:semiHidden/>
     <w:rsid w:val="00A855CB"/>
   </w:style>
+  <w:style w:type="character" w:styleId="CommentReference">
+    <w:name w:val="annotation reference"/>
+    <w:basedOn w:val="DefaultParagraphFont"/>
+    <w:uiPriority w:val="99"/>
+    <w:semiHidden/>
+    <w:unhideWhenUsed/>
+    <w:rsid w:val="00653D6B"/>
+    <w:rPr>
+      <w:sz w:val="16"/>
+      <w:szCs w:val="16"/>
+    </w:rPr>
+  </w:style>
+  <w:style w:type="paragraph" w:styleId="CommentText">
+    <w:name w:val="annotation text"/>
+    <w:basedOn w:val="Normal"/>
+    <w:link w:val="CommentTextChar"/>
+    <w:uiPriority w:val="99"/>
+    <w:unhideWhenUsed/>
+    <w:rsid w:val="00653D6B"/>
+    <w:pPr>
+      <w:widowControl/>
+      <w:spacing w:after="160"/>
+    </w:pPr>
+    <w:rPr>
+      <w:rFonts w:asciiTheme="minorHAnsi" w:eastAsiaTheme="minorEastAsia" w:hAnsiTheme="minorHAnsi" w:cstheme="minorBidi"/>
+      <w:kern w:val="2"/>
+      <w:sz w:val="20"/>
+      <w:szCs w:val="20"/>
+      <w:lang w:val="en-CA"/>
+      <w14:ligatures w14:val="standardContextual"/>
+    </w:rPr>
+  </w:style>
+  <w:style w:type="character" w:customStyle="1" w:styleId="CommentTextChar">
+    <w:name w:val="Comment Text Char"/>
+    <w:basedOn w:val="DefaultParagraphFont"/>
+    <w:link w:val="CommentText"/>
+    <w:uiPriority w:val="99"/>
+    <w:rsid w:val="00653D6B"/>
+    <w:rPr>
+      <w:rFonts w:asciiTheme="minorHAnsi" w:eastAsiaTheme="minorEastAsia" w:hAnsiTheme="minorHAnsi" w:cstheme="minorBidi"/>
+      <w:kern w:val="2"/>
+      <w:sz w:val="20"/>
+      <w:szCs w:val="20"/>
+      <w:lang w:val="en-CA"/>
+      <w14:ligatures w14:val="standardContextual"/>
+    </w:rPr>
+  </w:style>
 </w:styles>
 </file>
 
